--- a/fuentes/63110199_CF01_DU.docx
+++ b/fuentes/63110199_CF01_DU.docx
@@ -308,7 +308,7 @@
               </wp:anchor>
             </w:drawing>
           </mc:Choice>
-          <mc:Fallback xmlns:w16sdtfl="http://schemas.microsoft.com/office/word/2024/wordml/sdtformatlock" xmlns:w16du="http://schemas.microsoft.com/office/word/2023/wordml/word16du" xmlns:oel="http://schemas.microsoft.com/office/2019/extlst">
+          <mc:Fallback xmlns:oel="http://schemas.microsoft.com/office/2019/extlst" xmlns:w16du="http://schemas.microsoft.com/office/word/2023/wordml/word16du" xmlns:w16sdtfl="http://schemas.microsoft.com/office/word/2024/wordml/sdtformatlock">
             <w:pict>
               <v:rect w14:anchorId="3A877550" id="Rectángulo 3" o:spid="_x0000_s1026" alt="&quot;&quot;" style="position:absolute;margin-left:0;margin-top:34.95pt;width:616.85pt;height:192.75pt;z-index:-251655168;visibility:visible;mso-wrap-style:square;mso-width-percent:0;mso-height-percent:0;mso-wrap-distance-left:9pt;mso-wrap-distance-top:0;mso-wrap-distance-right:9pt;mso-wrap-distance-bottom:0;mso-position-horizontal:left;mso-position-horizontal-relative:page;mso-position-vertical:absolute;mso-position-vertical-relative:text;mso-width-percent:0;mso-height-percent:0;mso-width-relative:margin;mso-height-relative:margin;v-text-anchor:middle" o:gfxdata="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" fillcolor="#00314d" stroked="f" strokeweight="1pt">
                 <w10:wrap anchorx="page"/>
@@ -5087,13 +5087,12 @@
       </w:pPr>
       <w:r>
         <w:rPr>
-          <w:noProof/>
-          <w:lang w:val="es-419" w:eastAsia="es-CO"/>
+          <w:rStyle w:val="Extranjerismo"/>
         </w:rPr>
         <w:drawing>
-          <wp:inline distT="0" distB="0" distL="0" distR="0" wp14:anchorId="31E4E3A7" wp14:editId="61473784">
-            <wp:extent cx="4823704" cy="1457325"/>
-            <wp:effectExtent l="0" t="0" r="0" b="0"/>
+          <wp:inline distT="0" distB="0" distL="0" distR="0" wp14:anchorId="31E4E3A7" wp14:editId="4769AAF5">
+            <wp:extent cx="4680000" cy="1414800"/>
+            <wp:effectExtent l="0" t="0" r="6350" b="0"/>
             <wp:docPr id="178415106" name="Imagen 4" descr="La figura 1 describe los componentes del marketing tradicional, conocidos como las 4P: producto, precio, plaza y promoción."/>
             <wp:cNvGraphicFramePr>
               <a:graphicFrameLocks xmlns:a="http://schemas.openxmlformats.org/drawingml/2006/main" noChangeAspect="1"/>
@@ -5123,7 +5122,7 @@
                   <pic:spPr bwMode="auto">
                     <a:xfrm>
                       <a:off x="0" y="0"/>
-                      <a:ext cx="4840450" cy="1462384"/>
+                      <a:ext cx="4680000" cy="1414800"/>
                     </a:xfrm>
                     <a:prstGeom prst="rect">
                       <a:avLst/>
@@ -5536,7 +5535,7 @@
     </w:tbl>
     <w:p>
       <w:pPr>
-        <w:ind w:firstLine="0"/>
+        <w:ind w:firstLine="708"/>
         <w:rPr>
           <w:lang w:val="es-419" w:eastAsia="es-CO"/>
         </w:rPr>
@@ -7509,7 +7508,7 @@
     </w:tbl>
     <w:p>
       <w:pPr>
-        <w:ind w:firstLine="0"/>
+        <w:ind w:firstLine="708"/>
         <w:rPr>
           <w:lang w:val="es-419" w:eastAsia="es-CO"/>
         </w:rPr>
@@ -8442,7 +8441,7 @@
     </w:tbl>
     <w:p>
       <w:pPr>
-        <w:ind w:firstLine="0"/>
+        <w:ind w:firstLine="708"/>
         <w:rPr>
           <w:lang w:val="es-419" w:eastAsia="es-CO"/>
         </w:rPr>
@@ -9187,7 +9186,7 @@
     </w:tbl>
     <w:p>
       <w:pPr>
-        <w:ind w:firstLine="0"/>
+        <w:ind w:firstLine="708"/>
         <w:rPr>
           <w:lang w:val="es-419" w:eastAsia="es-CO"/>
         </w:rPr>
@@ -9769,10 +9768,7 @@
               <w:t>Mujer</w:t>
             </w:r>
             <w:r>
-              <w:t xml:space="preserve">: </w:t>
-            </w:r>
-            <w:r>
-              <w:t>¡Bienvenidos a este espacio formativo! Hoy las organizaciones compiten en mercados donde ofrecer un buen producto ya no siempre es suficiente para que una marca permanezca en la memoria del consumidor…</w:t>
+              <w:t>: ¡Bienvenidos a este espacio formativo! Hoy las organizaciones compiten en mercados donde ofrecer un buen producto ya no siempre es suficiente para que una marca permanezca en la memoria del consumidor…</w:t>
             </w:r>
           </w:p>
           <w:p>
@@ -9784,10 +9780,7 @@
               <w:t>Hombre</w:t>
             </w:r>
             <w:r>
-              <w:t>: e</w:t>
-            </w:r>
-            <w:r>
-              <w:t xml:space="preserve">n la actualidad, muchas empresas enfocan su atención en la experiencia. El </w:t>
+              <w:t xml:space="preserve">: en la actualidad, muchas empresas enfocan su atención en la experiencia. El </w:t>
             </w:r>
             <w:r>
               <w:rPr>
@@ -9812,10 +9805,7 @@
               <w:t>Mujer</w:t>
             </w:r>
             <w:r>
-              <w:t>: p</w:t>
-            </w:r>
-            <w:r>
-              <w:t>or esto, en este episodio conoceremos cómo las experiencias se convierten en un activo estratégico y por qué hoy representan una ventaja competitiva para las organizaciones. ¡Comencemos!</w:t>
+              <w:t>: por esto, en este episodio conoceremos cómo las experiencias se convierten en un activo estratégico y por qué hoy representan una ventaja competitiva para las organizaciones. ¡Comencemos!</w:t>
             </w:r>
           </w:p>
           <w:p>
@@ -9827,10 +9817,7 @@
               <w:t>Hombre</w:t>
             </w:r>
             <w:r>
-              <w:t>: e</w:t>
-            </w:r>
-            <w:r>
-              <w:t xml:space="preserve">l </w:t>
+              <w:t xml:space="preserve">: el </w:t>
             </w:r>
             <w:r>
               <w:rPr>
@@ -9852,12 +9839,7 @@
             </w:r>
             <w:r>
               <w:tab/>
-            </w:r>
-            <w:r>
-              <w:t>: e</w:t>
-            </w:r>
-            <w:r>
-              <w:t>sto significa que la experiencia no comienza cuando el cliente compra, ni termina cuando recibe el producto. Se construye antes, durante y después del contacto con la organización, a través de cada interacción y cada punto de contacto.</w:t>
+              <w:t>: esto significa que la experiencia no comienza cuando el cliente compra, ni termina cuando recibe el producto. Se construye antes, durante y después del contacto con la organización, a través de cada interacción y cada punto de contacto.</w:t>
             </w:r>
           </w:p>
           <w:p>
@@ -9869,10 +9851,7 @@
               <w:t>Hombre</w:t>
             </w:r>
             <w:r>
-              <w:t>: p</w:t>
-            </w:r>
-            <w:r>
-              <w:t>or esa razón, las experiencias se convierten en activos estratégicos. Estas permiten crear vínculos que trascienden la transacción comercial y fortalecen la conexión emocional entre la marca y el consumidor.</w:t>
+              <w:t>: por esa razón, las experiencias se convierten en activos estratégicos. Estas permiten crear vínculos que trascienden la transacción comercial y fortalecen la conexión emocional entre la marca y el consumidor.</w:t>
             </w:r>
           </w:p>
           <w:p>
@@ -9884,10 +9863,7 @@
               <w:t>Mujer</w:t>
             </w:r>
             <w:r>
-              <w:t>: p</w:t>
-            </w:r>
-            <w:r>
-              <w:t xml:space="preserve">ara lograrlo, las organizaciones deben integrar variables sensoriales, cognitivas y relacionales dentro de sus estrategias. Cada estímulo influye en la forma como el consumidor percibe el valor de la marca y construye una imagen sobre ella. </w:t>
+              <w:t xml:space="preserve">: para lograrlo, las organizaciones deben integrar variables sensoriales, cognitivas y relacionales dentro de sus estrategias. Cada estímulo influye en la forma como el consumidor percibe el valor de la marca y construye una imagen sobre ella. </w:t>
             </w:r>
           </w:p>
           <w:p>
@@ -9899,10 +9875,7 @@
               <w:t>Hombre</w:t>
             </w:r>
             <w:r>
-              <w:t>: e</w:t>
-            </w:r>
-            <w:r>
-              <w:t>sto implica diseñar sistemas integrados donde la comunicación, el entorno, la narrativa y la interacción funcionen de manera coherente, porque la experiencia del cliente no surge de acciones aisladas, sino de la articulación estratégica entre estímulos físicos, digitales y emocionales.</w:t>
+              <w:t>: esto implica diseñar sistemas integrados donde la comunicación, el entorno, la narrativa y la interacción funcionen de manera coherente, porque la experiencia del cliente no surge de acciones aisladas, sino de la articulación estratégica entre estímulos físicos, digitales y emocionales.</w:t>
             </w:r>
           </w:p>
           <w:p>
@@ -9915,10 +9888,7 @@
               <w:t>Mujer</w:t>
             </w:r>
             <w:r>
-              <w:t>: e</w:t>
-            </w:r>
-            <w:r>
-              <w:t xml:space="preserve">n el contexto del </w:t>
+              <w:t xml:space="preserve">: en el contexto del </w:t>
             </w:r>
             <w:r>
               <w:rPr>
@@ -9948,10 +9918,7 @@
               <w:t>Hombre</w:t>
             </w:r>
             <w:r>
-              <w:t>: d</w:t>
-            </w:r>
-            <w:r>
-              <w:t>e esta manera, aspectos como el diseño de espacios, el servicio al cliente, las plataformas digitales y la comunicación dejan de funcionar por separado y comienzan a responder a una misma lógica experiencial orientada a fortalecer la conexión emocional con el consumidor.</w:t>
+              <w:t>: de esta manera, aspectos como el diseño de espacios, el servicio al cliente, las plataformas digitales y la comunicación dejan de funcionar por separado y comienzan a responder a una misma lógica experiencial orientada a fortalecer la conexión emocional con el consumidor.</w:t>
             </w:r>
           </w:p>
           <w:p>
@@ -9964,12 +9931,7 @@
             </w:r>
             <w:r>
               <w:tab/>
-            </w:r>
-            <w:r>
-              <w:t>: d</w:t>
-            </w:r>
-            <w:r>
-              <w:t xml:space="preserve">iversas organizaciones de sectores como el </w:t>
+              <w:t xml:space="preserve">: diversas organizaciones de sectores como el </w:t>
             </w:r>
             <w:r>
               <w:rPr>
@@ -9990,10 +9952,7 @@
               <w:t>Hombre</w:t>
             </w:r>
             <w:r>
-              <w:t>: p</w:t>
-            </w:r>
-            <w:r>
-              <w:t xml:space="preserve">ero el </w:t>
+              <w:t xml:space="preserve">: pero el </w:t>
             </w:r>
             <w:r>
               <w:rPr>
@@ -10014,10 +9973,7 @@
               <w:t>Mujer</w:t>
             </w:r>
             <w:r>
-              <w:t>: e</w:t>
-            </w:r>
-            <w:r>
-              <w:t>l análisis de estos indicadores permite comprender cómo responden los consumidores a determinados estímulos, identificar oportunidades de mejora y ajustar las estrategias de acuerdo con las dinámicas del mercado.</w:t>
+              <w:t>: el análisis de estos indicadores permite comprender cómo responden los consumidores a determinados estímulos, identificar oportunidades de mejora y ajustar las estrategias de acuerdo con las dinámicas del mercado.</w:t>
             </w:r>
           </w:p>
           <w:p>
@@ -10026,52 +9982,51 @@
                 <w:b/>
                 <w:bCs/>
               </w:rPr>
-              <w:t>Hombre</w:t>
-            </w:r>
+              <w:t>Hombre:</w:t>
+            </w:r>
+            <w:r>
+              <w:t xml:space="preserve"> en ese sentido, el </w:t>
+            </w:r>
+            <w:r>
+              <w:rPr>
+                <w:rStyle w:val="Extranjerismo"/>
+              </w:rPr>
+              <w:t>marketing</w:t>
+            </w:r>
+            <w:r>
+              <w:t xml:space="preserve"> experiencial deja de ser únicamente una herramienta de comunicación o posicionamiento…</w:t>
+            </w:r>
+          </w:p>
+          <w:p>
             <w:r>
               <w:rPr>
                 <w:b/>
                 <w:bCs/>
               </w:rPr>
-              <w:t>:</w:t>
-            </w:r>
-            <w:r>
-              <w:t xml:space="preserve"> e</w:t>
-            </w:r>
-            <w:r>
-              <w:t xml:space="preserve">n ese sentido, el </w:t>
-            </w:r>
-            <w:r>
-              <w:rPr>
-                <w:rStyle w:val="Extranjerismo"/>
-              </w:rPr>
-              <w:t>marketing</w:t>
-            </w:r>
-            <w:r>
-              <w:t xml:space="preserve"> experiencial deja de ser únicamente una herramienta de comunicación o posicionamiento…</w:t>
-            </w:r>
-          </w:p>
-          <w:p>
+              <w:lastRenderedPageBreak/>
+              <w:t>Mujer</w:t>
+            </w:r>
             <w:r>
               <w:rPr>
                 <w:b/>
                 <w:bCs/>
               </w:rPr>
-              <w:lastRenderedPageBreak/>
-              <w:t>Mujer</w:t>
-            </w:r>
+              <w:tab/>
+            </w:r>
+            <w:r>
+              <w:t>: …se convierte en un mecanismo de generación de ventaja competitiva, basado en la construcción de relaciones duraderas y diferenciadoras con los consumidores.</w:t>
+            </w:r>
+          </w:p>
+          <w:p>
             <w:r>
               <w:rPr>
                 <w:b/>
                 <w:bCs/>
               </w:rPr>
-              <w:tab/>
-            </w:r>
-            <w:r>
-              <w:t xml:space="preserve">: </w:t>
-            </w:r>
-            <w:r>
-              <w:t>…se convierte en un mecanismo de generación de ventaja competitiva, basado en la construcción de relaciones duraderas y diferenciadoras con los consumidores.</w:t>
+              <w:t>Hombre</w:t>
+            </w:r>
+            <w:r>
+              <w:t xml:space="preserve">: por eso, recordemos que las organizaciones que logran diseñar experiencias relevantes, medir sus resultados y fortalecer la conexión emocional con sus clientes desarrollan propuestas de valor más sólidas y competitivas. </w:t>
             </w:r>
           </w:p>
           <w:p>
@@ -10080,28 +10035,10 @@
                 <w:b/>
                 <w:bCs/>
               </w:rPr>
-              <w:t>Hombre</w:t>
-            </w:r>
-            <w:r>
-              <w:t>: p</w:t>
-            </w:r>
-            <w:r>
-              <w:t xml:space="preserve">or eso, recordemos que las organizaciones que logran diseñar experiencias relevantes, medir sus resultados y fortalecer la conexión emocional con sus clientes desarrollan propuestas de valor más sólidas y competitivas. </w:t>
-            </w:r>
-          </w:p>
-          <w:p>
-            <w:r>
-              <w:rPr>
-                <w:b/>
-                <w:bCs/>
-              </w:rPr>
               <w:t>Mujer</w:t>
             </w:r>
             <w:r>
-              <w:t>: g</w:t>
-            </w:r>
-            <w:r>
-              <w:t>racias por acompañarnos en este episodio ¡Hasta la próxima!</w:t>
+              <w:t>: gracias por acompañarnos en este episodio ¡Hasta la próxima!</w:t>
             </w:r>
           </w:p>
           <w:p/>
@@ -11053,7 +10990,7 @@
     </w:tbl>
     <w:p>
       <w:pPr>
-        <w:ind w:firstLine="0"/>
+        <w:ind w:firstLine="708"/>
         <w:rPr>
           <w:lang w:val="es-419" w:eastAsia="es-CO"/>
         </w:rPr>
@@ -13287,7 +13224,7 @@
     </w:tbl>
     <w:p>
       <w:pPr>
-        <w:ind w:firstLine="0"/>
+        <w:ind w:firstLine="708"/>
         <w:rPr>
           <w:lang w:val="es-419" w:eastAsia="es-CO"/>
         </w:rPr>
@@ -13688,7 +13625,19 @@
         <w:rPr>
           <w:lang w:val="es-419" w:eastAsia="es-CO"/>
         </w:rPr>
-        <w:t>: el consumidor busca información relevante para entender opciones disponibles mercado.</w:t>
+        <w:t xml:space="preserve">: el consumidor busca información relevante para entender opciones disponibles </w:t>
+      </w:r>
+      <w:r>
+        <w:rPr>
+          <w:lang w:val="es-419" w:eastAsia="es-CO"/>
+        </w:rPr>
+        <w:t xml:space="preserve">en el </w:t>
+      </w:r>
+      <w:r>
+        <w:rPr>
+          <w:lang w:val="es-419" w:eastAsia="es-CO"/>
+        </w:rPr>
+        <w:t>mercado.</w:t>
       </w:r>
     </w:p>
     <w:p>
@@ -13723,7 +13672,31 @@
         <w:rPr>
           <w:lang w:val="es-419" w:eastAsia="es-CO"/>
         </w:rPr>
-        <w:t>: el consumidor compara alternativas según criterios como precio calidad beneficio.</w:t>
+        <w:t>: el consumidor compara alternativas según criterios como precio</w:t>
+      </w:r>
+      <w:r>
+        <w:rPr>
+          <w:lang w:val="es-419" w:eastAsia="es-CO"/>
+        </w:rPr>
+        <w:t>,</w:t>
+      </w:r>
+      <w:r>
+        <w:rPr>
+          <w:lang w:val="es-419" w:eastAsia="es-CO"/>
+        </w:rPr>
+        <w:t xml:space="preserve"> calidad </w:t>
+      </w:r>
+      <w:r>
+        <w:rPr>
+          <w:lang w:val="es-419" w:eastAsia="es-CO"/>
+        </w:rPr>
+        <w:t xml:space="preserve">y </w:t>
+      </w:r>
+      <w:r>
+        <w:rPr>
+          <w:lang w:val="es-419" w:eastAsia="es-CO"/>
+        </w:rPr>
+        <w:t>beneficio.</w:t>
       </w:r>
     </w:p>
     <w:p>
@@ -14121,7 +14094,7 @@
     </w:tbl>
     <w:p>
       <w:pPr>
-        <w:ind w:firstLine="0"/>
+        <w:ind w:firstLine="708"/>
         <w:rPr>
           <w:lang w:val="es-419" w:eastAsia="es-CO"/>
         </w:rPr>
@@ -14502,7 +14475,7 @@
     </w:tbl>
     <w:p>
       <w:pPr>
-        <w:ind w:firstLine="0"/>
+        <w:ind w:firstLine="708"/>
         <w:rPr>
           <w:lang w:val="es-419" w:eastAsia="es-CO"/>
         </w:rPr>
@@ -15638,7 +15611,7 @@
               <w:pStyle w:val="TextoTablas"/>
             </w:pPr>
             <w:r>
-              <w:t>Responsable Nacional Ecosistema de Recursos Educativos Digitales (RED) - Profesional 06</w:t>
+              <w:t>Profesional G06. Responsable Ecosistema Virtual de Recursos Educativos Digitales</w:t>
             </w:r>
           </w:p>
         </w:tc>
@@ -21555,10 +21528,6 @@
 </file>
 
 <file path=customXml/item1.xml><?xml version="1.0" encoding="utf-8"?>
-<b:Sources xmlns:b="http://schemas.openxmlformats.org/officeDocument/2006/bibliography" xmlns="http://schemas.openxmlformats.org/officeDocument/2006/bibliography" SelectedStyle="\APASixthEditionOfficeOnline.xsl" StyleName="APA" Version="6"/>
-</file>
-
-<file path=customXml/item2.xml><?xml version="1.0" encoding="utf-8"?>
 <p:properties xmlns:p="http://schemas.microsoft.com/office/2006/metadata/properties" xmlns:xsi="http://www.w3.org/2001/XMLSchema-instance" xmlns:pc="http://schemas.microsoft.com/office/infopath/2007/PartnerControls">
   <documentManagement>
     <TaxCatchAll xmlns="67a0edcd-0de5-43ed-8c27-e32f38a00c91" xsi:nil="true"/>
@@ -21569,18 +21538,13 @@
 </p:properties>
 </file>
 
-<file path=customXml/item3.xml><?xml version="1.0" encoding="utf-8"?>
-<?mso-contentType ?>
-<FormTemplates xmlns="http://schemas.microsoft.com/sharepoint/v3/contenttype/forms">
-  <Display>DocumentLibraryForm</Display>
-  <Edit>DocumentLibraryForm</Edit>
-  <New>DocumentLibraryForm</New>
-</FormTemplates>
+<file path=customXml/item2.xml><?xml version="1.0" encoding="utf-8"?>
+<b:Sources xmlns:b="http://schemas.openxmlformats.org/officeDocument/2006/bibliography" xmlns="http://schemas.openxmlformats.org/officeDocument/2006/bibliography" SelectedStyle="\APASixthEditionOfficeOnline.xsl" StyleName="APA" Version="6"/>
 </file>
 
-<file path=customXml/item4.xml><?xml version="1.0" encoding="utf-8"?>
-<ct:contentTypeSchema xmlns:ct="http://schemas.microsoft.com/office/2006/metadata/contentType" xmlns:ma="http://schemas.microsoft.com/office/2006/metadata/properties/metaAttributes" ct:_="" ma:_="" ma:contentTypeName="Documento" ma:contentTypeID="0x01010005252A1EF3BD024F856B47B579AB5244" ma:contentTypeVersion="11" ma:contentTypeDescription="Crear nuevo documento." ma:contentTypeScope="" ma:versionID="92b81066167b779aaeee7a3d91bad2fd">
-  <xsd:schema xmlns:xsd="http://www.w3.org/2001/XMLSchema" xmlns:xs="http://www.w3.org/2001/XMLSchema" xmlns:p="http://schemas.microsoft.com/office/2006/metadata/properties" xmlns:ns2="42760c81-fd8e-4d59-8953-7cdb9f38b14f" xmlns:ns3="67a0edcd-0de5-43ed-8c27-e32f38a00c91" targetNamespace="http://schemas.microsoft.com/office/2006/metadata/properties" ma:root="true" ma:fieldsID="83cd6766d967e870b9368cac1ade74e6" ns2:_="" ns3:_="">
+<file path=customXml/item3.xml><?xml version="1.0" encoding="utf-8"?>
+<ct:contentTypeSchema xmlns:ct="http://schemas.microsoft.com/office/2006/metadata/contentType" xmlns:ma="http://schemas.microsoft.com/office/2006/metadata/properties/metaAttributes" ct:_="" ma:_="" ma:contentTypeName="Documento" ma:contentTypeID="0x01010005252A1EF3BD024F856B47B579AB5244" ma:contentTypeVersion="12" ma:contentTypeDescription="Crear nuevo documento." ma:contentTypeScope="" ma:versionID="32d0e18b85ac20c34eab62df21c0cf58">
+  <xsd:schema xmlns:xsd="http://www.w3.org/2001/XMLSchema" xmlns:xs="http://www.w3.org/2001/XMLSchema" xmlns:p="http://schemas.microsoft.com/office/2006/metadata/properties" xmlns:ns2="42760c81-fd8e-4d59-8953-7cdb9f38b14f" xmlns:ns3="67a0edcd-0de5-43ed-8c27-e32f38a00c91" targetNamespace="http://schemas.microsoft.com/office/2006/metadata/properties" ma:root="true" ma:fieldsID="cc2c149e99f10870fd5bc3964e5386d3" ns2:_="" ns3:_="">
     <xsd:import namespace="42760c81-fd8e-4d59-8953-7cdb9f38b14f"/>
     <xsd:import namespace="67a0edcd-0de5-43ed-8c27-e32f38a00c91"/>
     <xsd:element name="properties">
@@ -21599,6 +21563,7 @@
                 <xsd:element ref="ns2:lcf76f155ced4ddcb4097134ff3c332f" minOccurs="0"/>
                 <xsd:element ref="ns3:TaxCatchAll" minOccurs="0"/>
                 <xsd:element ref="ns2:MediaServiceOCR" minOccurs="0"/>
+                <xsd:element ref="ns2:MediaServiceLocation" minOccurs="0"/>
               </xsd:all>
             </xsd:complexType>
           </xsd:element>
@@ -21656,6 +21621,11 @@
         <xsd:restriction base="dms:Note">
           <xsd:maxLength value="255"/>
         </xsd:restriction>
+      </xsd:simpleType>
+    </xsd:element>
+    <xsd:element name="MediaServiceLocation" ma:index="19" nillable="true" ma:displayName="Location" ma:description="" ma:indexed="true" ma:internalName="MediaServiceLocation" ma:readOnly="true">
+      <xsd:simpleType>
+        <xsd:restriction base="dms:Text"/>
       </xsd:simpleType>
     </xsd:element>
   </xsd:schema>
@@ -21773,15 +21743,16 @@
 </ct:contentTypeSchema>
 </file>
 
-<file path=customXml/itemProps1.xml><?xml version="1.0" encoding="utf-8"?>
-<ds:datastoreItem xmlns:ds="http://schemas.openxmlformats.org/officeDocument/2006/customXml" ds:itemID="{E8AB44A3-7C62-4BD2-82ED-8ABC209970FA}">
-  <ds:schemaRefs>
-    <ds:schemaRef ds:uri="http://schemas.openxmlformats.org/officeDocument/2006/bibliography"/>
-  </ds:schemaRefs>
-</ds:datastoreItem>
+<file path=customXml/item4.xml><?xml version="1.0" encoding="utf-8"?>
+<?mso-contentType ?>
+<FormTemplates xmlns="http://schemas.microsoft.com/sharepoint/v3/contenttype/forms">
+  <Display>DocumentLibraryForm</Display>
+  <Edit>DocumentLibraryForm</Edit>
+  <New>DocumentLibraryForm</New>
+</FormTemplates>
 </file>
 
-<file path=customXml/itemProps2.xml><?xml version="1.0" encoding="utf-8"?>
+<file path=customXml/itemProps1.xml><?xml version="1.0" encoding="utf-8"?>
 <ds:datastoreItem xmlns:ds="http://schemas.openxmlformats.org/officeDocument/2006/customXml" ds:itemID="{1145D752-ACC1-45E1-AB53-0C756F67FC7F}">
   <ds:schemaRefs>
     <ds:schemaRef ds:uri="http://schemas.microsoft.com/office/2006/metadata/properties"/>
@@ -21792,16 +21763,16 @@
 </ds:datastoreItem>
 </file>
 
-<file path=customXml/itemProps3.xml><?xml version="1.0" encoding="utf-8"?>
-<ds:datastoreItem xmlns:ds="http://schemas.openxmlformats.org/officeDocument/2006/customXml" ds:itemID="{81CBDEC1-3B00-44ED-AD36-0268077980BA}">
+<file path=customXml/itemProps2.xml><?xml version="1.0" encoding="utf-8"?>
+<ds:datastoreItem xmlns:ds="http://schemas.openxmlformats.org/officeDocument/2006/customXml" ds:itemID="{E8AB44A3-7C62-4BD2-82ED-8ABC209970FA}">
   <ds:schemaRefs>
-    <ds:schemaRef ds:uri="http://schemas.microsoft.com/sharepoint/v3/contenttype/forms"/>
+    <ds:schemaRef ds:uri="http://schemas.openxmlformats.org/officeDocument/2006/bibliography"/>
   </ds:schemaRefs>
 </ds:datastoreItem>
 </file>
 
-<file path=customXml/itemProps4.xml><?xml version="1.0" encoding="utf-8"?>
-<ds:datastoreItem xmlns:ds="http://schemas.openxmlformats.org/officeDocument/2006/customXml" ds:itemID="{C626DB89-DBD8-4869-9D5D-79BE72631658}">
+<file path=customXml/itemProps3.xml><?xml version="1.0" encoding="utf-8"?>
+<ds:datastoreItem xmlns:ds="http://schemas.openxmlformats.org/officeDocument/2006/customXml" ds:itemID="{D631B5F6-759A-4349-80C9-DBD699C217E2}">
   <ds:schemaRefs>
     <ds:schemaRef ds:uri="http://schemas.microsoft.com/office/2006/metadata/contentType"/>
     <ds:schemaRef ds:uri="http://schemas.microsoft.com/office/2006/metadata/properties/metaAttributes"/>
@@ -21817,4 +21788,12 @@
     <ds:schemaRef ds:uri="http://schemas.microsoft.com/internal/obd"/>
   </ds:schemaRefs>
 </ds:datastoreItem>
+</file>
+
+<file path=customXml/itemProps4.xml><?xml version="1.0" encoding="utf-8"?>
+<ds:datastoreItem xmlns:ds="http://schemas.openxmlformats.org/officeDocument/2006/customXml" ds:itemID="{81CBDEC1-3B00-44ED-AD36-0268077980BA}">
+  <ds:schemaRefs>
+    <ds:schemaRef ds:uri="http://schemas.microsoft.com/sharepoint/v3/contenttype/forms"/>
+  </ds:schemaRefs>
+</ds:datastoreItem>
 </file>
--- a/fuentes/63110199_CF01_DU.docx
+++ b/fuentes/63110199_CF01_DU.docx
@@ -308,7 +308,7 @@
               </wp:anchor>
             </w:drawing>
           </mc:Choice>
-          <mc:Fallback xmlns:oel="http://schemas.microsoft.com/office/2019/extlst" xmlns:w16du="http://schemas.microsoft.com/office/word/2023/wordml/word16du" xmlns:w16sdtfl="http://schemas.microsoft.com/office/word/2024/wordml/sdtformatlock">
+          <mc:Fallback xmlns:w16sdtfl="http://schemas.microsoft.com/office/word/2024/wordml/sdtformatlock" xmlns:w16du="http://schemas.microsoft.com/office/word/2023/wordml/word16du" xmlns:oel="http://schemas.microsoft.com/office/2019/extlst">
             <w:pict>
               <v:rect w14:anchorId="3A877550" id="Rectángulo 3" o:spid="_x0000_s1026" alt="&quot;&quot;" style="position:absolute;margin-left:0;margin-top:34.95pt;width:616.85pt;height:192.75pt;z-index:-251655168;visibility:visible;mso-wrap-style:square;mso-width-percent:0;mso-height-percent:0;mso-wrap-distance-left:9pt;mso-wrap-distance-top:0;mso-wrap-distance-right:9pt;mso-wrap-distance-bottom:0;mso-position-horizontal:left;mso-position-horizontal-relative:page;mso-position-vertical:absolute;mso-position-vertical-relative:text;mso-width-percent:0;mso-height-percent:0;mso-width-relative:margin;mso-height-relative:margin;v-text-anchor:middle" o:gfxdata="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" fillcolor="#00314d" stroked="f" strokeweight="1pt">
                 <w10:wrap anchorx="page"/>
@@ -2440,7 +2440,21 @@
                 <w:rStyle w:val="Hipervnculo"/>
                 <w:noProof/>
               </w:rPr>
-              <w:t>2.10.Leyes</w:t>
+              <w:t>2.10.</w:t>
+            </w:r>
+            <w:r>
+              <w:rPr>
+                <w:rStyle w:val="Hipervnculo"/>
+                <w:noProof/>
+              </w:rPr>
+              <w:t xml:space="preserve"> </w:t>
+            </w:r>
+            <w:r>
+              <w:rPr>
+                <w:rStyle w:val="Hipervnculo"/>
+                <w:noProof/>
+              </w:rPr>
+              <w:t>Leyes</w:t>
             </w:r>
             <w:r>
               <w:rPr>
@@ -3035,7 +3049,7 @@
                 <w:noProof/>
                 <w:webHidden/>
               </w:rPr>
-              <w:t>41</w:t>
+              <w:t>40</w:t>
             </w:r>
             <w:r>
               <w:rPr>
@@ -4757,7 +4771,13 @@
     </w:p>
     <w:p>
       <w:r>
-        <w:t>Su comprensión permite al aprendiz identificar sus componentes, elementos y aplicaciones en contextos reales, este enfoque será abordado desde una perspectiva conceptual y aplicada, integrando ejemplos empresariales que faciliten la transición hacia modelos centrados en la experiencia del cliente.</w:t>
+        <w:t>Su comprensión permite al aprendiz identificar sus componentes, elementos y aplicaciones en contextos reales</w:t>
+      </w:r>
+      <w:r>
+        <w:t>;</w:t>
+      </w:r>
+      <w:r>
+        <w:t xml:space="preserve"> este enfoque será abordado desde una perspectiva conceptual y aplicada, integrando ejemplos empresariales que faciliten la transición hacia modelos centrados en la experiencia del cliente.</w:t>
       </w:r>
     </w:p>
     <w:p>
@@ -4837,12 +4857,30 @@
         <w:t>marketing</w:t>
       </w:r>
       <w:r>
-        <w:t xml:space="preserve"> tradicional se caracteriza por su orientación al producto, el uso de medios masivos y la comunicación unidireccional, este enfoque prioriza la difusión del mensaje hacia grandes audiencias, manteniendo el control total por parte de la empresa sobre el contenido y los canales utilizados (Armstrong &amp; Kotler, 2017).</w:t>
-      </w:r>
-    </w:p>
-    <w:p>
-      <w:r>
-        <w:t>Entre sus principales características se encuentran la baja personalización, la segmentación amplia y la medición basada en alcance y frecuencia, empresas como Procter &amp; Gamble han aplicado este modelo para posicionar múltiples marcas mediante campañas estandarizadas en diferentes mercados. Desde una visión estratégica, estas características permiten eficiencia operativa y cobertura, pero limitan la interacción con el cliente, en la actualidad, se complementan con estrategias que buscan mayor conexión emocional y participación del consumidor.</w:t>
+        <w:t xml:space="preserve"> tradicional se caracteriza por su orientación al producto, el uso de medios masivos y la comunicación unidireccional</w:t>
+      </w:r>
+      <w:r>
+        <w:t>;</w:t>
+      </w:r>
+      <w:r>
+        <w:t xml:space="preserve"> este enfoque prioriza la difusión del mensaje hacia grandes audiencias, manteniendo el control total por parte de la empresa sobre el contenido y los canales utilizados (Armstrong &amp; Kotler, 2017).</w:t>
+      </w:r>
+    </w:p>
+    <w:p>
+      <w:r>
+        <w:t>Entre sus principales características se encuentran la baja personalización, la segmentación amplia y la medición basada en alcance y frecuencia</w:t>
+      </w:r>
+      <w:r>
+        <w:t>;</w:t>
+      </w:r>
+      <w:r>
+        <w:t xml:space="preserve"> empresas como Procter &amp; Gamble han aplicado este modelo para posicionar múltiples marcas mediante campañas estandarizadas en diferentes mercados. Desde una visión estratégica, estas características permiten eficiencia operativa y cobertura, pero limitan la interacción con el cliente</w:t>
+      </w:r>
+      <w:r>
+        <w:t>;</w:t>
+      </w:r>
+      <w:r>
+        <w:t xml:space="preserve"> en la actualidad, se complementan con estrategias que buscan mayor conexión emocional y participación del consumidor.</w:t>
       </w:r>
     </w:p>
     <w:p>
@@ -5049,7 +5087,13 @@
         <w:t>marketing</w:t>
       </w:r>
       <w:r>
-        <w:t xml:space="preserve"> tradicional corresponden a los elementos estructurales que permiten diseñar y ejecutar estrategias orientadas al mercado, estos componentes se articulan principalmente a través de la mezcla de </w:t>
+        <w:t xml:space="preserve"> tradicional corresponden a los elementos estructurales que permiten diseñar y ejecutar estrategias orientadas al mercado</w:t>
+      </w:r>
+      <w:r>
+        <w:t xml:space="preserve">; </w:t>
+      </w:r>
+      <w:r>
+        <w:t xml:space="preserve">estos componentes se articulan principalmente a través de la mezcla de </w:t>
       </w:r>
       <w:r>
         <w:rPr>
@@ -5080,6 +5124,7 @@
     </w:p>
     <w:p>
       <w:pPr>
+        <w:ind w:firstLine="0"/>
         <w:jc w:val="center"/>
         <w:rPr>
           <w:lang w:val="es-419" w:eastAsia="es-CO"/>
@@ -5087,13 +5132,14 @@
       </w:pPr>
       <w:r>
         <w:rPr>
-          <w:rStyle w:val="Extranjerismo"/>
+          <w:noProof/>
+          <w:lang w:val="es-419" w:eastAsia="es-CO"/>
         </w:rPr>
         <w:drawing>
-          <wp:inline distT="0" distB="0" distL="0" distR="0" wp14:anchorId="31E4E3A7" wp14:editId="4769AAF5">
+          <wp:inline distT="0" distB="0" distL="0" distR="0" wp14:anchorId="02B91626" wp14:editId="208E6BAE">
             <wp:extent cx="4680000" cy="1414800"/>
             <wp:effectExtent l="0" t="0" r="6350" b="0"/>
-            <wp:docPr id="178415106" name="Imagen 4" descr="La figura 1 describe los componentes del marketing tradicional, conocidos como las 4P: producto, precio, plaza y promoción."/>
+            <wp:docPr id="2" name="Imagen 2" descr="La figura 1 describe los componentes del marketing tradicional, conocidos como las 4P: producto, precio, plaza y promoción."/>
             <wp:cNvGraphicFramePr>
               <a:graphicFrameLocks xmlns:a="http://schemas.openxmlformats.org/drawingml/2006/main" noChangeAspect="1"/>
             </wp:cNvGraphicFramePr>
@@ -5101,10 +5147,8 @@
               <a:graphicData uri="http://schemas.openxmlformats.org/drawingml/2006/picture">
                 <pic:pic xmlns:pic="http://schemas.openxmlformats.org/drawingml/2006/picture">
                   <pic:nvPicPr>
-                    <pic:cNvPr id="178415106" name="Imagen 4" descr="La figura 1 describe los componentes del marketing tradicional, conocidos como las 4P: producto, precio, plaza y promoción."/>
-                    <pic:cNvPicPr>
-                      <a:picLocks noChangeAspect="1" noChangeArrowheads="1"/>
-                    </pic:cNvPicPr>
+                    <pic:cNvPr id="2" name="Imagen 2" descr="La figura 1 describe los componentes del marketing tradicional, conocidos como las 4P: producto, precio, plaza y promoción."/>
+                    <pic:cNvPicPr/>
                   </pic:nvPicPr>
                   <pic:blipFill>
                     <a:blip r:embed="rId12" cstate="print">
@@ -5114,12 +5158,11 @@
                         </a:ext>
                       </a:extLst>
                     </a:blip>
-                    <a:srcRect/>
                     <a:stretch>
                       <a:fillRect/>
                     </a:stretch>
                   </pic:blipFill>
-                  <pic:spPr bwMode="auto">
+                  <pic:spPr>
                     <a:xfrm>
                       <a:off x="0" y="0"/>
                       <a:ext cx="4680000" cy="1414800"/>
@@ -5127,7 +5170,6 @@
                     <a:prstGeom prst="rect">
                       <a:avLst/>
                     </a:prstGeom>
-                    <a:noFill/>
                   </pic:spPr>
                 </pic:pic>
               </a:graphicData>
@@ -5173,7 +5215,19 @@
         <w:rPr>
           <w:lang w:val="es-419" w:eastAsia="es-CO"/>
         </w:rPr>
-        <w:t xml:space="preserve"> tradicional facilitan la estructuración de la oferta y su posicionamiento en el mercado, sin embargo, su enfoque centrado en el producto limita la comprensión profunda del cliente, lo que ha impulsado la evolución hacia modelos más experienciales.</w:t>
+        <w:t xml:space="preserve"> tradicional facilitan la estructuración de la oferta y su posicionamiento en el mercado</w:t>
+      </w:r>
+      <w:r>
+        <w:rPr>
+          <w:lang w:val="es-419" w:eastAsia="es-CO"/>
+        </w:rPr>
+        <w:t>;</w:t>
+      </w:r>
+      <w:r>
+        <w:rPr>
+          <w:lang w:val="es-419" w:eastAsia="es-CO"/>
+        </w:rPr>
+        <w:t xml:space="preserve"> sin embargo, su enfoque centrado en el producto limita la comprensión profunda del cliente, lo que ha impulsado la evolución hacia modelos más experienciales.</w:t>
       </w:r>
     </w:p>
     <w:p>
@@ -5194,14 +5248,38 @@
         <w:rPr>
           <w:lang w:val="es-419" w:eastAsia="es-CO"/>
         </w:rPr>
-        <w:t xml:space="preserve">. En el ámbito aplicado, cada componente cumple una función específica dentro de la estrategia, por ejemplo, McDonald's gestiona su producto mediante estandarización, su precio con estrategias accesibles, su plaza a través de </w:t>
+        <w:t>. En el ámbito aplicado, cada componente cumple una función específica dentro de la estrategia</w:t>
+      </w:r>
+      <w:r>
+        <w:rPr>
+          <w:lang w:val="es-419" w:eastAsia="es-CO"/>
+        </w:rPr>
+        <w:t>;</w:t>
+      </w:r>
+      <w:r>
+        <w:rPr>
+          <w:lang w:val="es-419" w:eastAsia="es-CO"/>
+        </w:rPr>
+        <w:t xml:space="preserve"> por ejemplo, McDonald's gestiona su producto mediante estandarización, su precio con estrategias accesibles, su plaza a través de </w:t>
       </w:r>
       <w:r>
         <w:rPr>
           <w:lang w:val="es-419" w:eastAsia="es-CO"/>
         </w:rPr>
         <w:lastRenderedPageBreak/>
-        <w:t>amplia distribución y su promoción mediante campañas masivas, esta articulación le permite mantener coherencia en mercados globales.</w:t>
+        <w:t>amplia distribución y su promoción mediante campañas masivas</w:t>
+      </w:r>
+      <w:r>
+        <w:rPr>
+          <w:lang w:val="es-419" w:eastAsia="es-CO"/>
+        </w:rPr>
+        <w:t>. E</w:t>
+      </w:r>
+      <w:r>
+        <w:rPr>
+          <w:lang w:val="es-419" w:eastAsia="es-CO"/>
+        </w:rPr>
+        <w:t>sta articulación le permite mantener coherencia en mercados globales.</w:t>
       </w:r>
     </w:p>
     <w:p>
@@ -5237,7 +5315,19 @@
         <w:rPr>
           <w:lang w:val="es-419" w:eastAsia="es-CO"/>
         </w:rPr>
-        <w:t xml:space="preserve"> tradicional hacen referencia a los factores operativos que intervienen en la ejecución de las estrategias, incluyendo el mercado objetivo, los canales de comunicación y los mensajes publicitarios, estos elementos permiten operacionalizar los componentes estratégicos y garantizar que la propuesta de valor llegue de manera efectiva al consumidor (Stanton, Etzel &amp; Walker, 2007).</w:t>
+        <w:t xml:space="preserve"> tradicional hacen referencia a los factores operativos que intervienen en la ejecución de las estrategias, incluyendo el mercado objetivo, los canales de comunicación y los mensajes publicitarios</w:t>
+      </w:r>
+      <w:r>
+        <w:rPr>
+          <w:lang w:val="es-419" w:eastAsia="es-CO"/>
+        </w:rPr>
+        <w:t>;</w:t>
+      </w:r>
+      <w:r>
+        <w:rPr>
+          <w:lang w:val="es-419" w:eastAsia="es-CO"/>
+        </w:rPr>
+        <w:t xml:space="preserve"> estos elementos permiten operacionalizar los componentes estratégicos y garantizar que la propuesta de valor llegue de manera efectiva al consumidor (Stanton, Etzel &amp; Walker, 2007).</w:t>
       </w:r>
     </w:p>
     <w:p>
@@ -5263,7 +5353,31 @@
         <w:rPr>
           <w:lang w:val="es-419" w:eastAsia="es-CO"/>
         </w:rPr>
-        <w:t xml:space="preserve"> tradicional se enfocan en identificar segmentos de mercado y definir mensajes claros, por ejemplo, Nestlé adapta sus campañas según el público objetivo, utilizando distintos medios tradicionales para comunicar beneficios específicos de sus productos, dichos elementos permiten alinear la comunicación con los objetivos comerciales; no obstante, su enfoque limitado en la interacción ha llevado a integrar nuevos elementos relacionados con la experiencia y la participación del cliente.</w:t>
+        <w:t xml:space="preserve"> tradicional se enfocan en identificar segmentos de mercado y definir mensajes claros</w:t>
+      </w:r>
+      <w:r>
+        <w:rPr>
+          <w:lang w:val="es-419" w:eastAsia="es-CO"/>
+        </w:rPr>
+        <w:t>;</w:t>
+      </w:r>
+      <w:r>
+        <w:rPr>
+          <w:lang w:val="es-419" w:eastAsia="es-CO"/>
+        </w:rPr>
+        <w:t xml:space="preserve"> por ejemplo, Nestlé adapta sus campañas según el público objetivo, utilizando distintos medios tradicionales para comunicar beneficios específicos de sus productos</w:t>
+      </w:r>
+      <w:r>
+        <w:rPr>
+          <w:lang w:val="es-419" w:eastAsia="es-CO"/>
+        </w:rPr>
+        <w:t>. D</w:t>
+      </w:r>
+      <w:r>
+        <w:rPr>
+          <w:lang w:val="es-419" w:eastAsia="es-CO"/>
+        </w:rPr>
+        <w:t>ichos elementos permiten alinear la comunicación con los objetivos comerciales; no obstante, su enfoque limitado en la interacción ha llevado a integrar nuevos elementos relacionados con la experiencia y la participación del cliente.</w:t>
       </w:r>
     </w:p>
     <w:p>
@@ -5625,7 +5739,31 @@
         <w:rPr>
           <w:lang w:val="es-419" w:eastAsia="es-CO"/>
         </w:rPr>
-        <w:t xml:space="preserve"> tradicional se centran en la implementación de estrategias orientadas a la promoción de productos y servicios en mercados amplios, utilizando medios de comunicación masivos, este enfoque es especialmente efectivo en contextos donde se busca generar reconocimiento de marca, posicionamiento inicial y cobertura significativa en segmentos de consumidores diversos.</w:t>
+        <w:t xml:space="preserve"> tradicional se centran en la implementación de estrategias orientadas a la promoción de productos y servicios en mercados amplios, utilizando medios de comunicación masivos</w:t>
+      </w:r>
+      <w:r>
+        <w:rPr>
+          <w:lang w:val="es-419" w:eastAsia="es-CO"/>
+        </w:rPr>
+        <w:t>.</w:t>
+      </w:r>
+      <w:r>
+        <w:rPr>
+          <w:lang w:val="es-419" w:eastAsia="es-CO"/>
+        </w:rPr>
+        <w:t xml:space="preserve"> </w:t>
+      </w:r>
+      <w:r>
+        <w:rPr>
+          <w:lang w:val="es-419" w:eastAsia="es-CO"/>
+        </w:rPr>
+        <w:t>E</w:t>
+      </w:r>
+      <w:r>
+        <w:rPr>
+          <w:lang w:val="es-419" w:eastAsia="es-CO"/>
+        </w:rPr>
+        <w:t>ste enfoque es especialmente efectivo en contextos donde se busca generar reconocimiento de marca, posicionamiento inicial y cobertura significativa en segmentos de consumidores diversos.</w:t>
       </w:r>
     </w:p>
     <w:p>
@@ -5651,7 +5789,19 @@
         <w:rPr>
           <w:lang w:val="es-419" w:eastAsia="es-CO"/>
         </w:rPr>
-        <w:t xml:space="preserve"> tradicional se evidencian en campañas publicitarias, lanzamientos de productos y estrategias de comunicación institucional, por ejemplo, Colgate ha utilizado campañas televisivas para </w:t>
+        <w:t xml:space="preserve"> tradicional se evidencian en campañas publicitarias, lanzamientos de productos y estrategias de comunicación institucional</w:t>
+      </w:r>
+      <w:r>
+        <w:rPr>
+          <w:lang w:val="es-419" w:eastAsia="es-CO"/>
+        </w:rPr>
+        <w:t>;</w:t>
+      </w:r>
+      <w:r>
+        <w:rPr>
+          <w:lang w:val="es-419" w:eastAsia="es-CO"/>
+        </w:rPr>
+        <w:t xml:space="preserve"> por ejemplo, Colgate ha utilizado campañas televisivas para </w:t>
       </w:r>
       <w:r>
         <w:rPr>
@@ -5707,20 +5857,56 @@
         <w:rPr>
           <w:lang w:val="es-419" w:eastAsia="es-CO"/>
         </w:rPr>
-        <w:t xml:space="preserve"> tradicional se relacionan con su capacidad de alcanzar audiencias amplias, generar reconocimiento de marca y mantener control sobre el mensaje, este enfoque permite a las empresas comunicar de manera consistente sus propuestas de valor, utilizando canales consolidados que garantizan cobertura y visibilidad.</w:t>
-      </w:r>
-    </w:p>
-    <w:p>
-      <w:pPr>
-        <w:rPr>
-          <w:lang w:val="es-419" w:eastAsia="es-CO"/>
-        </w:rPr>
-      </w:pPr>
-      <w:r>
-        <w:rPr>
-          <w:lang w:val="es-419" w:eastAsia="es-CO"/>
-        </w:rPr>
-        <w:t>Entre sus principales ventajas se destacan el alcance masivo, la credibilidad de los medios tradicionales y la facilidad de implementación en estrategias de posicionamiento, estas ventajas permiten eficiencia en la comunicación y fortalecimiento del posicionamiento, sin embargo, su efectividad depende del contexto del mercado y de su integración con otros enfoques más interactivos.</w:t>
+        <w:t xml:space="preserve"> tradicional se relacionan con su capacidad de alcanzar audiencias amplias, generar reconocimiento de marca y mantener control sobre el mensaje</w:t>
+      </w:r>
+      <w:r>
+        <w:rPr>
+          <w:lang w:val="es-419" w:eastAsia="es-CO"/>
+        </w:rPr>
+        <w:t>;</w:t>
+      </w:r>
+      <w:r>
+        <w:rPr>
+          <w:lang w:val="es-419" w:eastAsia="es-CO"/>
+        </w:rPr>
+        <w:t xml:space="preserve"> este enfoque permite a las empresas comunicar de manera consistente sus propuestas de valor, utilizando canales consolidados que garantizan cobertura y visibilidad.</w:t>
+      </w:r>
+    </w:p>
+    <w:p>
+      <w:pPr>
+        <w:rPr>
+          <w:lang w:val="es-419" w:eastAsia="es-CO"/>
+        </w:rPr>
+      </w:pPr>
+      <w:r>
+        <w:rPr>
+          <w:lang w:val="es-419" w:eastAsia="es-CO"/>
+        </w:rPr>
+        <w:t>Entre sus principales ventajas se destacan el alcance masivo, la credibilidad de los medios tradicionales y la facilidad de implementación en estrategias de posicionamiento</w:t>
+      </w:r>
+      <w:r>
+        <w:rPr>
+          <w:lang w:val="es-419" w:eastAsia="es-CO"/>
+        </w:rPr>
+        <w:t>;</w:t>
+      </w:r>
+      <w:r>
+        <w:rPr>
+          <w:lang w:val="es-419" w:eastAsia="es-CO"/>
+        </w:rPr>
+        <w:t xml:space="preserve"> estas ventajas permiten eficiencia en la comunicación y fortalecimiento del posicionamiento</w:t>
+      </w:r>
+      <w:r>
+        <w:rPr>
+          <w:lang w:val="es-419" w:eastAsia="es-CO"/>
+        </w:rPr>
+        <w:t>. S</w:t>
+      </w:r>
+      <w:r>
+        <w:rPr>
+          <w:lang w:val="es-419" w:eastAsia="es-CO"/>
+        </w:rPr>
+        <w:t>in embargo, su efectividad depende del contexto del mercado y de su integración con otros enfoques más interactivos.</w:t>
       </w:r>
     </w:p>
     <w:p>
@@ -5759,27 +5945,31 @@
     </w:p>
     <w:p>
       <w:pPr>
+        <w:pStyle w:val="Prrafodelista"/>
+        <w:numPr>
+          <w:ilvl w:val="0"/>
+          <w:numId w:val="30"/>
+        </w:numPr>
+        <w:rPr>
+          <w:lang w:val="es-419" w:eastAsia="es-CO"/>
+        </w:rPr>
+      </w:pPr>
+      <w:r>
         <w:rPr>
           <w:b/>
           <w:bCs/>
           <w:lang w:val="es-419" w:eastAsia="es-CO"/>
         </w:rPr>
-      </w:pPr>
+        <w:t>Alcance masivo</w:t>
+      </w:r>
       <w:r>
         <w:rPr>
           <w:b/>
           <w:bCs/>
           <w:lang w:val="es-419" w:eastAsia="es-CO"/>
         </w:rPr>
-        <w:t>Alcance masivo</w:t>
-      </w:r>
-    </w:p>
-    <w:p>
-      <w:pPr>
-        <w:rPr>
-          <w:lang w:val="es-419" w:eastAsia="es-CO"/>
-        </w:rPr>
-      </w:pPr>
+        <w:t xml:space="preserve">. </w:t>
+      </w:r>
       <w:r>
         <w:rPr>
           <w:lang w:val="es-419" w:eastAsia="es-CO"/>
@@ -5802,28 +5992,32 @@
     </w:p>
     <w:p>
       <w:pPr>
+        <w:pStyle w:val="Prrafodelista"/>
+        <w:numPr>
+          <w:ilvl w:val="0"/>
+          <w:numId w:val="30"/>
+        </w:numPr>
+        <w:rPr>
+          <w:lang w:val="es-419" w:eastAsia="es-CO"/>
+        </w:rPr>
+      </w:pPr>
+      <w:r>
         <w:rPr>
           <w:b/>
           <w:bCs/>
           <w:lang w:val="es-419" w:eastAsia="es-CO"/>
         </w:rPr>
-      </w:pPr>
+        <w:lastRenderedPageBreak/>
+        <w:t>Control del mensaje</w:t>
+      </w:r>
       <w:r>
         <w:rPr>
           <w:b/>
           <w:bCs/>
           <w:lang w:val="es-419" w:eastAsia="es-CO"/>
         </w:rPr>
-        <w:lastRenderedPageBreak/>
-        <w:t>Control del mensaje</w:t>
-      </w:r>
-    </w:p>
-    <w:p>
-      <w:pPr>
-        <w:rPr>
-          <w:lang w:val="es-419" w:eastAsia="es-CO"/>
-        </w:rPr>
-      </w:pPr>
+        <w:t xml:space="preserve">. </w:t>
+      </w:r>
       <w:r>
         <w:rPr>
           <w:lang w:val="es-419" w:eastAsia="es-CO"/>
@@ -5833,27 +6027,31 @@
     </w:p>
     <w:p>
       <w:pPr>
+        <w:pStyle w:val="Prrafodelista"/>
+        <w:numPr>
+          <w:ilvl w:val="0"/>
+          <w:numId w:val="30"/>
+        </w:numPr>
+        <w:rPr>
+          <w:lang w:val="es-419" w:eastAsia="es-CO"/>
+        </w:rPr>
+      </w:pPr>
+      <w:r>
         <w:rPr>
           <w:b/>
           <w:bCs/>
           <w:lang w:val="es-419" w:eastAsia="es-CO"/>
         </w:rPr>
-      </w:pPr>
+        <w:t>Credibilidad</w:t>
+      </w:r>
       <w:r>
         <w:rPr>
           <w:b/>
           <w:bCs/>
           <w:lang w:val="es-419" w:eastAsia="es-CO"/>
         </w:rPr>
-        <w:t>Credibilidad</w:t>
-      </w:r>
-    </w:p>
-    <w:p>
-      <w:pPr>
-        <w:rPr>
-          <w:lang w:val="es-419" w:eastAsia="es-CO"/>
-        </w:rPr>
-      </w:pPr>
+        <w:t xml:space="preserve">. </w:t>
+      </w:r>
       <w:r>
         <w:rPr>
           <w:lang w:val="es-419" w:eastAsia="es-CO"/>
@@ -5863,27 +6061,31 @@
     </w:p>
     <w:p>
       <w:pPr>
+        <w:pStyle w:val="Prrafodelista"/>
+        <w:numPr>
+          <w:ilvl w:val="0"/>
+          <w:numId w:val="30"/>
+        </w:numPr>
+        <w:rPr>
+          <w:lang w:val="es-419" w:eastAsia="es-CO"/>
+        </w:rPr>
+      </w:pPr>
+      <w:r>
         <w:rPr>
           <w:b/>
           <w:bCs/>
           <w:lang w:val="es-419" w:eastAsia="es-CO"/>
         </w:rPr>
-      </w:pPr>
+        <w:t>Posicionamiento</w:t>
+      </w:r>
       <w:r>
         <w:rPr>
           <w:b/>
           <w:bCs/>
           <w:lang w:val="es-419" w:eastAsia="es-CO"/>
         </w:rPr>
-        <w:t>Posicionamiento</w:t>
-      </w:r>
-    </w:p>
-    <w:p>
-      <w:pPr>
-        <w:rPr>
-          <w:lang w:val="es-419" w:eastAsia="es-CO"/>
-        </w:rPr>
-      </w:pPr>
+        <w:t xml:space="preserve">. </w:t>
+      </w:r>
       <w:r>
         <w:rPr>
           <w:lang w:val="es-419" w:eastAsia="es-CO"/>
@@ -5967,14 +6169,26 @@
         <w:rPr>
           <w:lang w:val="es-419" w:eastAsia="es-CO"/>
         </w:rPr>
-        <w:t xml:space="preserve"> tradicional proporcionan el sustento conceptual que orienta la comprensión del comportamiento del mercado y la formulación de </w:t>
+        <w:t xml:space="preserve"> tradicional proporcionan el sustento conceptual que orienta la comprensión del comportamiento del mercado y la formulación de estrategias comerciales</w:t>
+      </w:r>
+      <w:r>
+        <w:rPr>
+          <w:lang w:val="es-419" w:eastAsia="es-CO"/>
+        </w:rPr>
+        <w:t>;</w:t>
+      </w:r>
+      <w:r>
+        <w:rPr>
+          <w:lang w:val="es-419" w:eastAsia="es-CO"/>
+        </w:rPr>
+        <w:t xml:space="preserve"> estas teorías se han desarrollado a partir de enfoques económicos y administrativos, destacando la teoría de la oferta y la demanda, la teoría </w:t>
       </w:r>
       <w:r>
         <w:rPr>
           <w:lang w:val="es-419" w:eastAsia="es-CO"/>
         </w:rPr>
         <w:lastRenderedPageBreak/>
-        <w:t>estrategias comerciales, estas teorías se han desarrollado a partir de enfoques económicos y administrativos, destacando la teoría de la oferta y la demanda, la teoría del comportamiento del consumidor y la teoría de la ventaja competitiva (Kotler &amp; Keller, 2016).</w:t>
+        <w:t>del comportamiento del consumidor y la teoría de la ventaja competitiva (Kotler &amp; Keller, 2016).</w:t>
       </w:r>
     </w:p>
     <w:p>
@@ -6013,27 +6227,31 @@
     </w:p>
     <w:p>
       <w:pPr>
+        <w:pStyle w:val="Prrafodelista"/>
+        <w:numPr>
+          <w:ilvl w:val="0"/>
+          <w:numId w:val="33"/>
+        </w:numPr>
+        <w:rPr>
+          <w:lang w:val="es-419" w:eastAsia="es-CO"/>
+        </w:rPr>
+      </w:pPr>
+      <w:r>
         <w:rPr>
           <w:b/>
           <w:bCs/>
           <w:lang w:val="es-419" w:eastAsia="es-CO"/>
         </w:rPr>
-      </w:pPr>
+        <w:t>Oferta y demanda</w:t>
+      </w:r>
       <w:r>
         <w:rPr>
           <w:b/>
           <w:bCs/>
           <w:lang w:val="es-419" w:eastAsia="es-CO"/>
         </w:rPr>
-        <w:t>Oferta y demanda</w:t>
-      </w:r>
-    </w:p>
-    <w:p>
-      <w:pPr>
-        <w:rPr>
-          <w:lang w:val="es-419" w:eastAsia="es-CO"/>
-        </w:rPr>
-      </w:pPr>
+        <w:t xml:space="preserve">. </w:t>
+      </w:r>
       <w:r>
         <w:rPr>
           <w:lang w:val="es-419" w:eastAsia="es-CO"/>
@@ -6043,27 +6261,31 @@
     </w:p>
     <w:p>
       <w:pPr>
+        <w:pStyle w:val="Prrafodelista"/>
+        <w:numPr>
+          <w:ilvl w:val="0"/>
+          <w:numId w:val="33"/>
+        </w:numPr>
+        <w:rPr>
+          <w:lang w:val="es-419" w:eastAsia="es-CO"/>
+        </w:rPr>
+      </w:pPr>
+      <w:r>
         <w:rPr>
           <w:b/>
           <w:bCs/>
           <w:lang w:val="es-419" w:eastAsia="es-CO"/>
         </w:rPr>
-      </w:pPr>
+        <w:t>Comportamiento del consumidor</w:t>
+      </w:r>
       <w:r>
         <w:rPr>
           <w:b/>
           <w:bCs/>
           <w:lang w:val="es-419" w:eastAsia="es-CO"/>
         </w:rPr>
-        <w:t>Comportamiento del consumidor</w:t>
-      </w:r>
-    </w:p>
-    <w:p>
-      <w:pPr>
-        <w:rPr>
-          <w:lang w:val="es-419" w:eastAsia="es-CO"/>
-        </w:rPr>
-      </w:pPr>
+        <w:t xml:space="preserve">. </w:t>
+      </w:r>
       <w:r>
         <w:rPr>
           <w:lang w:val="es-419" w:eastAsia="es-CO"/>
@@ -6086,27 +6308,31 @@
     </w:p>
     <w:p>
       <w:pPr>
+        <w:pStyle w:val="Prrafodelista"/>
+        <w:numPr>
+          <w:ilvl w:val="0"/>
+          <w:numId w:val="33"/>
+        </w:numPr>
+        <w:rPr>
+          <w:lang w:val="es-419" w:eastAsia="es-CO"/>
+        </w:rPr>
+      </w:pPr>
+      <w:r>
         <w:rPr>
           <w:b/>
           <w:bCs/>
           <w:lang w:val="es-419" w:eastAsia="es-CO"/>
         </w:rPr>
-      </w:pPr>
+        <w:t>Ventaja competitiva</w:t>
+      </w:r>
       <w:r>
         <w:rPr>
           <w:b/>
           <w:bCs/>
           <w:lang w:val="es-419" w:eastAsia="es-CO"/>
         </w:rPr>
-        <w:t>Ventaja competitiva</w:t>
-      </w:r>
-    </w:p>
-    <w:p>
-      <w:pPr>
-        <w:rPr>
-          <w:lang w:val="es-419" w:eastAsia="es-CO"/>
-        </w:rPr>
-      </w:pPr>
+        <w:t xml:space="preserve">. </w:t>
+      </w:r>
       <w:r>
         <w:rPr>
           <w:lang w:val="es-419" w:eastAsia="es-CO"/>
@@ -6124,20 +6350,20 @@
         <w:rPr>
           <w:lang w:val="es-419" w:eastAsia="es-CO"/>
         </w:rPr>
+        <w:t xml:space="preserve">Estas teorías permiten interpretar cómo las empresas responden a las necesidades del mercado, por ejemplo, Toyota ha utilizado principios de ventaja competitiva para diferenciarse mediante calidad y eficiencia, alineando su oferta con las expectativas del consumidor. </w:t>
+      </w:r>
+    </w:p>
+    <w:p>
+      <w:pPr>
+        <w:rPr>
+          <w:lang w:val="es-419" w:eastAsia="es-CO"/>
+        </w:rPr>
+      </w:pPr>
+      <w:r>
+        <w:rPr>
+          <w:lang w:val="es-419" w:eastAsia="es-CO"/>
+        </w:rPr>
         <w:lastRenderedPageBreak/>
-        <w:t xml:space="preserve">Estas teorías permiten interpretar cómo las empresas responden a las necesidades del mercado, por ejemplo, Toyota ha utilizado principios de ventaja competitiva para diferenciarse mediante calidad y eficiencia, alineando su oferta con las expectativas del consumidor. </w:t>
-      </w:r>
-    </w:p>
-    <w:p>
-      <w:pPr>
-        <w:rPr>
-          <w:lang w:val="es-419" w:eastAsia="es-CO"/>
-        </w:rPr>
-      </w:pPr>
-      <w:r>
-        <w:rPr>
-          <w:lang w:val="es-419" w:eastAsia="es-CO"/>
-        </w:rPr>
         <w:t xml:space="preserve">Las teorías del </w:t>
       </w:r>
       <w:r>
@@ -6208,20 +6434,44 @@
         <w:rPr>
           <w:lang w:val="es-419" w:eastAsia="es-CO"/>
         </w:rPr>
-        <w:t xml:space="preserve"> tradicional constituyen lineamientos fundamentales que orientan la planificación y ejecución de estrategias comerciales, entre los más relevantes se encuentran la orientación al cliente, la generación de valor, la segmentación del mercado y la coherencia en la comunicación, los cuales permiten estructurar acciones alineadas con los objetivos organizacionales (Armstrong &amp; Kotler, 2017).</w:t>
-      </w:r>
-    </w:p>
-    <w:p>
-      <w:pPr>
-        <w:rPr>
-          <w:lang w:val="es-419" w:eastAsia="es-CO"/>
-        </w:rPr>
-      </w:pPr>
-      <w:r>
-        <w:rPr>
-          <w:lang w:val="es-419" w:eastAsia="es-CO"/>
-        </w:rPr>
-        <w:t>En la práctica, estos principios guían la forma en que las empresas interactúan con el mercado, por ejemplo, Nike aplica el principio de orientación al cliente al diseñar productos que responden a necesidades específicas de rendimiento y estilo, reforzando su posicionamiento.</w:t>
+        <w:t xml:space="preserve"> tradicional constituyen lineamientos fundamentales que orientan la planificación y ejecución de estrategias comerciales</w:t>
+      </w:r>
+      <w:r>
+        <w:rPr>
+          <w:lang w:val="es-419" w:eastAsia="es-CO"/>
+        </w:rPr>
+        <w:t xml:space="preserve">; </w:t>
+      </w:r>
+      <w:r>
+        <w:rPr>
+          <w:lang w:val="es-419" w:eastAsia="es-CO"/>
+        </w:rPr>
+        <w:t>entre los más relevantes se encuentran la orientación al cliente, la generación de valor, la segmentación del mercado y la coherencia en la comunicación, los cuales permiten estructurar acciones alineadas con los objetivos organizacionales (Armstrong &amp; Kotler, 2017).</w:t>
+      </w:r>
+    </w:p>
+    <w:p>
+      <w:pPr>
+        <w:rPr>
+          <w:lang w:val="es-419" w:eastAsia="es-CO"/>
+        </w:rPr>
+      </w:pPr>
+      <w:r>
+        <w:rPr>
+          <w:lang w:val="es-419" w:eastAsia="es-CO"/>
+        </w:rPr>
+        <w:t>En la práctica, estos principios guían la forma en que las empresas interactúan con el mercado</w:t>
+      </w:r>
+      <w:r>
+        <w:rPr>
+          <w:lang w:val="es-419" w:eastAsia="es-CO"/>
+        </w:rPr>
+        <w:t xml:space="preserve">; </w:t>
+      </w:r>
+      <w:r>
+        <w:rPr>
+          <w:lang w:val="es-419" w:eastAsia="es-CO"/>
+        </w:rPr>
+        <w:t>por ejemplo, Nike aplica el principio de orientación al cliente al diseñar productos que responden a necesidades específicas de rendimiento y estilo, reforzando su posicionamiento.</w:t>
       </w:r>
     </w:p>
     <w:p>
@@ -6533,7 +6783,19 @@
         <w:rPr>
           <w:lang w:val="es-419" w:eastAsia="es-CO"/>
         </w:rPr>
-        <w:t xml:space="preserve"> tradicional permiten garantizar consistencia y efectividad en la gestión comercial, no obstante, su aplicación actual se complementa con enfoques centrados en la experiencia del cliente.</w:t>
+        <w:t xml:space="preserve"> tradicional permiten garantizar consistencia y efectividad en la gestión comercial</w:t>
+      </w:r>
+      <w:r>
+        <w:rPr>
+          <w:lang w:val="es-419" w:eastAsia="es-CO"/>
+        </w:rPr>
+        <w:t xml:space="preserve">; </w:t>
+      </w:r>
+      <w:r>
+        <w:rPr>
+          <w:lang w:val="es-419" w:eastAsia="es-CO"/>
+        </w:rPr>
+        <w:t>no obstante, su aplicación actual se complementa con enfoques centrados en la experiencia del cliente.</w:t>
       </w:r>
     </w:p>
     <w:p>
@@ -6593,55 +6855,50 @@
     <w:p>
       <w:pPr>
         <w:rPr>
-          <w:b/>
-          <w:bCs/>
-          <w:lang w:val="es-419" w:eastAsia="es-CO"/>
-        </w:rPr>
-      </w:pPr>
-      <w:r>
-        <w:rPr>
-          <w:b/>
-          <w:bCs/>
-          <w:lang w:val="es-419" w:eastAsia="es-CO"/>
-        </w:rPr>
-        <w:t>Segmentación, mercado meta y posicionamiento</w:t>
-      </w:r>
-    </w:p>
-    <w:p>
-      <w:pPr>
-        <w:rPr>
-          <w:lang w:val="es-419" w:eastAsia="es-CO"/>
-        </w:rPr>
-      </w:pPr>
-      <w:r>
-        <w:rPr>
-          <w:lang w:val="es-419" w:eastAsia="es-CO"/>
-        </w:rPr>
-        <w:t>Lo invitamos a consultar el anexo</w:t>
-      </w:r>
-      <w:r>
-        <w:rPr>
-          <w:lang w:val="es-419" w:eastAsia="es-CO"/>
-        </w:rPr>
-        <w:t xml:space="preserve"> A</w:t>
-      </w:r>
-      <w:r>
-        <w:rPr>
-          <w:lang w:val="es-419" w:eastAsia="es-CO"/>
-        </w:rPr>
-        <w:t>nexo1_Segmentación_mercado_meta_y_posicionamiento</w:t>
-      </w:r>
-      <w:r>
-        <w:rPr>
-          <w:lang w:val="es-419" w:eastAsia="es-CO"/>
-        </w:rPr>
-        <w:t>.</w:t>
-      </w:r>
-      <w:r>
-        <w:rPr>
-          <w:lang w:val="es-419" w:eastAsia="es-CO"/>
-        </w:rPr>
-        <w:t xml:space="preserve"> Kotler, P.,</w:t>
+          <w:lang w:val="es-419" w:eastAsia="es-CO"/>
+        </w:rPr>
+      </w:pPr>
+      <w:r>
+        <w:rPr>
+          <w:lang w:val="es-419" w:eastAsia="es-CO"/>
+        </w:rPr>
+        <w:t>Para ampliar sus conocimientos sobre la segmentación de mercados, los mercados metan y el posicionamiento, consulte el documento ‘Segmentacion</w:t>
+      </w:r>
+      <w:r>
+        <w:rPr>
+          <w:lang w:val="es-419" w:eastAsia="es-CO"/>
+        </w:rPr>
+        <w:t>_</w:t>
+      </w:r>
+      <w:r>
+        <w:rPr>
+          <w:lang w:val="es-419" w:eastAsia="es-CO"/>
+        </w:rPr>
+        <w:t>mercado</w:t>
+      </w:r>
+      <w:r>
+        <w:rPr>
+          <w:lang w:val="es-419" w:eastAsia="es-CO"/>
+        </w:rPr>
+        <w:t>_</w:t>
+      </w:r>
+      <w:r>
+        <w:rPr>
+          <w:lang w:val="es-419" w:eastAsia="es-CO"/>
+        </w:rPr>
+        <w:t>meta</w:t>
+      </w:r>
+      <w:r>
+        <w:rPr>
+          <w:lang w:val="es-419" w:eastAsia="es-CO"/>
+        </w:rPr>
+        <w:t>_</w:t>
+      </w:r>
+      <w:r>
+        <w:rPr>
+          <w:lang w:val="es-419" w:eastAsia="es-CO"/>
+        </w:rPr>
+        <w:t>posicionamiento.pdf’ ubicado en la carpeta Anexos.</w:t>
       </w:r>
       <w:r>
         <w:rPr>
@@ -6649,62 +6906,6 @@
         </w:rPr>
         <w:t xml:space="preserve"> </w:t>
       </w:r>
-      <w:r>
-        <w:rPr>
-          <w:lang w:val="es-419" w:eastAsia="es-CO"/>
-        </w:rPr>
-        <w:t>&amp; Armstrong, G. (2017)</w:t>
-      </w:r>
-      <w:r>
-        <w:rPr>
-          <w:lang w:val="es-419" w:eastAsia="es-CO"/>
-        </w:rPr>
-        <w:t xml:space="preserve">. </w:t>
-      </w:r>
-      <w:r>
-        <w:rPr>
-          <w:lang w:val="es-419" w:eastAsia="es-CO"/>
-        </w:rPr>
-        <w:t>Segmentación</w:t>
-      </w:r>
-      <w:r>
-        <w:rPr>
-          <w:lang w:val="es-419" w:eastAsia="es-CO"/>
-        </w:rPr>
-        <w:t xml:space="preserve">, mercado meta y posicionamiento para ampliar sus conocimientos sobre la segmentación de mercados, </w:t>
-      </w:r>
-      <w:proofErr w:type="gramStart"/>
-      <w:r>
-        <w:rPr>
-          <w:lang w:val="es-419" w:eastAsia="es-CO"/>
-        </w:rPr>
-        <w:t>los</w:t>
-      </w:r>
-      <w:r>
-        <w:rPr>
-          <w:lang w:val="es-419" w:eastAsia="es-CO"/>
-        </w:rPr>
-        <w:t xml:space="preserve"> </w:t>
-      </w:r>
-      <w:r>
-        <w:rPr>
-          <w:lang w:val="es-419" w:eastAsia="es-CO"/>
-        </w:rPr>
-        <w:t>mercados meta</w:t>
-      </w:r>
-      <w:proofErr w:type="gramEnd"/>
-      <w:r>
-        <w:rPr>
-          <w:lang w:val="es-419" w:eastAsia="es-CO"/>
-        </w:rPr>
-        <w:t xml:space="preserve"> y posicionamiento.</w:t>
-      </w:r>
-      <w:r>
-        <w:rPr>
-          <w:lang w:val="es-419" w:eastAsia="es-CO"/>
-        </w:rPr>
-        <w:t xml:space="preserve"> </w:t>
-      </w:r>
     </w:p>
     <w:p>
       <w:pPr>
@@ -6739,7 +6940,19 @@
         <w:rPr>
           <w:lang w:val="es-419" w:eastAsia="es-CO"/>
         </w:rPr>
-        <w:t xml:space="preserve"> tradicional hacen referencia a principios ampliamente aceptados que orientan la construcción y posicionamiento de las marcas en la mente del consumidor, entre las más reconocidas se encuentran las leyes propuestas por Al Ries y Jack Trout, como la ley del liderazgo, la ley de la categoría y la ley de la percepción, las cuales explican cómo se establecen las ventajas competitivas en el mercado (Ries &amp; Trout, 2001).</w:t>
+        <w:t xml:space="preserve"> tradicional hacen referencia a principios ampliamente aceptados que orientan la construcción y posicionamiento de las marcas en la mente del consumidor</w:t>
+      </w:r>
+      <w:r>
+        <w:rPr>
+          <w:lang w:val="es-419" w:eastAsia="es-CO"/>
+        </w:rPr>
+        <w:t>;</w:t>
+      </w:r>
+      <w:r>
+        <w:rPr>
+          <w:lang w:val="es-419" w:eastAsia="es-CO"/>
+        </w:rPr>
+        <w:t xml:space="preserve"> entre las más reconocidas se encuentran las leyes propuestas por Al Ries y Jack Trout, como la ley del liderazgo, la ley de la categoría y la ley de la percepción, las cuales explican cómo se establecen las ventajas competitivas en el mercado (Ries &amp; Trout, 2001).</w:t>
       </w:r>
     </w:p>
     <w:p>
@@ -6778,6 +6991,11 @@
     </w:p>
     <w:p>
       <w:pPr>
+        <w:pStyle w:val="Prrafodelista"/>
+        <w:numPr>
+          <w:ilvl w:val="0"/>
+          <w:numId w:val="34"/>
+        </w:numPr>
         <w:rPr>
           <w:lang w:val="es-419" w:eastAsia="es-CO"/>
         </w:rPr>
@@ -6794,17 +7012,16 @@
         <w:rPr>
           <w:lang w:val="es-419" w:eastAsia="es-CO"/>
         </w:rPr>
-        <w:t xml:space="preserve">. </w:t>
-      </w:r>
-      <w:r>
-        <w:rPr>
-          <w:lang w:val="es-419" w:eastAsia="es-CO"/>
-        </w:rPr>
-        <w:t>Ser el primero en la mente del consumidor permite posicionarse con ventaja, generando recordación y preferencia frente a competidores directos.</w:t>
-      </w:r>
-    </w:p>
-    <w:p>
-      <w:pPr>
+        <w:t>. Ser el primero en la mente del consumidor permite posicionarse con ventaja, generando recordación y preferencia frente a competidores directos.</w:t>
+      </w:r>
+    </w:p>
+    <w:p>
+      <w:pPr>
+        <w:pStyle w:val="Prrafodelista"/>
+        <w:numPr>
+          <w:ilvl w:val="0"/>
+          <w:numId w:val="34"/>
+        </w:numPr>
         <w:rPr>
           <w:lang w:val="es-419" w:eastAsia="es-CO"/>
         </w:rPr>
@@ -6821,17 +7038,16 @@
         <w:rPr>
           <w:lang w:val="es-419" w:eastAsia="es-CO"/>
         </w:rPr>
-        <w:t xml:space="preserve"> </w:t>
-      </w:r>
-      <w:r>
-        <w:rPr>
-          <w:lang w:val="es-419" w:eastAsia="es-CO"/>
-        </w:rPr>
-        <w:t>Crear una nueva categoría permite diferenciarse en el mercado, facilitando el posicionamiento y reduciendo la competencia directa en la mente del consumidor.</w:t>
-      </w:r>
-    </w:p>
-    <w:p>
-      <w:pPr>
+        <w:t xml:space="preserve"> Crear una nueva categoría permite diferenciarse en el mercado, facilitando el posicionamiento y reduciendo la competencia directa en la mente del consumidor.</w:t>
+      </w:r>
+    </w:p>
+    <w:p>
+      <w:pPr>
+        <w:pStyle w:val="Prrafodelista"/>
+        <w:numPr>
+          <w:ilvl w:val="0"/>
+          <w:numId w:val="34"/>
+        </w:numPr>
         <w:rPr>
           <w:lang w:val="es-419" w:eastAsia="es-CO"/>
         </w:rPr>
@@ -6848,17 +7064,16 @@
         <w:rPr>
           <w:lang w:val="es-419" w:eastAsia="es-CO"/>
         </w:rPr>
-        <w:t xml:space="preserve">. </w:t>
-      </w:r>
-      <w:r>
-        <w:rPr>
-          <w:lang w:val="es-419" w:eastAsia="es-CO"/>
-        </w:rPr>
-        <w:t>Posicionarse en la mente del cliente implica construir una imagen clara, coherente y diferenciada que influya en su decisión de compra.</w:t>
-      </w:r>
-    </w:p>
-    <w:p>
-      <w:pPr>
+        <w:t>. Posicionarse en la mente del cliente implica construir una imagen clara, coherente y diferenciada que influya en su decisión de compra.</w:t>
+      </w:r>
+    </w:p>
+    <w:p>
+      <w:pPr>
+        <w:pStyle w:val="Prrafodelista"/>
+        <w:numPr>
+          <w:ilvl w:val="0"/>
+          <w:numId w:val="34"/>
+        </w:numPr>
         <w:rPr>
           <w:lang w:val="es-419" w:eastAsia="es-CO"/>
         </w:rPr>
@@ -6876,13 +7091,7 @@
         <w:rPr>
           <w:lang w:val="es-419" w:eastAsia="es-CO"/>
         </w:rPr>
-        <w:t xml:space="preserve">. </w:t>
-      </w:r>
-      <w:r>
-        <w:rPr>
-          <w:lang w:val="es-419" w:eastAsia="es-CO"/>
-        </w:rPr>
-        <w:t>Concentrarse en un atributo permite simplificar el mensaje, fortalecer la recordación y posicionar la marca de manera clara en el consumidor.</w:t>
+        <w:t>. Concentrarse en un atributo permite simplificar el mensaje, fortalecer la recordación y posicionar la marca de manera clara en el consumidor.</w:t>
       </w:r>
     </w:p>
     <w:p>
@@ -7019,7 +7228,19 @@
         <w:rPr>
           <w:lang w:val="es-419" w:eastAsia="es-CO"/>
         </w:rPr>
-        <w:t>Este capítulo permite comprender cómo las marcas diseñan experiencias que impactan la percepción y el comportamiento del cliente, su abordaje se realizará desde una perspectiva conceptual y estratégica, incorporando ejemplos y aplicaciones que evidencian la importancia de la experiencia como elemento clave en el posicionamiento.</w:t>
+        <w:t>Este capítulo permite comprender cómo las marcas diseñan experiencias que impactan la percepción y el comportamiento del cliente</w:t>
+      </w:r>
+      <w:r>
+        <w:rPr>
+          <w:lang w:val="es-419" w:eastAsia="es-CO"/>
+        </w:rPr>
+        <w:t xml:space="preserve">; </w:t>
+      </w:r>
+      <w:r>
+        <w:rPr>
+          <w:lang w:val="es-419" w:eastAsia="es-CO"/>
+        </w:rPr>
+        <w:t>su abordaje se realizará desde una perspectiva conceptual y estratégica, incorporando ejemplos y aplicaciones que evidencian la importancia de la experiencia como elemento clave en el posicionamiento.</w:t>
       </w:r>
     </w:p>
     <w:p>
@@ -7236,7 +7457,19 @@
         <w:rPr>
           <w:lang w:val="es-419" w:eastAsia="es-CO"/>
         </w:rPr>
-        <w:t>Entre sus principales características se encuentran la multisensorialidad, la emocionalidad, la participación del cliente y la creación de valor simbólico. Por ejemplo, Disney diseña experiencias que combinan narrativa, ambientación y servicio, logrando una conexión profunda con sus visitantes, estas características permiten construir relaciones duraderas con los consumidores, fortaleciendo el posicionamiento y la fidelización.</w:t>
+        <w:t>Entre sus principales características se encuentran la multisensorialidad, la emocionalidad, la participación del cliente y la creación de valor simbólico. Por ejemplo, Disney diseña experiencias que combinan narrativa, ambientación y servicio, logrando una conexión profunda con sus visitantes</w:t>
+      </w:r>
+      <w:r>
+        <w:rPr>
+          <w:lang w:val="es-419" w:eastAsia="es-CO"/>
+        </w:rPr>
+        <w:t>. E</w:t>
+      </w:r>
+      <w:r>
+        <w:rPr>
+          <w:lang w:val="es-419" w:eastAsia="es-CO"/>
+        </w:rPr>
+        <w:t>stas características permiten construir relaciones duraderas con los consumidores, fortaleciendo el posicionamiento y la fidelización.</w:t>
       </w:r>
     </w:p>
     <w:p>
@@ -7633,7 +7866,19 @@
           <w:lang w:val="es-419" w:eastAsia="es-CO"/>
         </w:rPr>
         <w:lastRenderedPageBreak/>
-        <w:t>Los componentes se articulan en torno a módulos experienciales como sentir, pensar, actuar y relacionar. Por ejemplo, IKEA diseña sus tiendas para que los clientes interactúen con los productos, vivan espacios simulados y construyan una experiencia completa antes de la compra. Estos componentes permiten estructurar experiencias coherentes en todos los puntos de contacto, su adecuada integración fortalece el posicionamiento de la marca y genera diferenciación sostenible en el mercado.</w:t>
+        <w:t>Los componentes se articulan en torno a módulos experienciales como sentir, pensar, actuar y relacionar. Por ejemplo, IKEA diseña sus tiendas para que los clientes interactúen con los productos, vivan espacios simulados y construyan una experiencia completa antes de la compra. Estos componentes permiten estructurar experiencias coherentes en todos los puntos de contacto</w:t>
+      </w:r>
+      <w:r>
+        <w:rPr>
+          <w:lang w:val="es-419" w:eastAsia="es-CO"/>
+        </w:rPr>
+        <w:t>;</w:t>
+      </w:r>
+      <w:r>
+        <w:rPr>
+          <w:lang w:val="es-419" w:eastAsia="es-CO"/>
+        </w:rPr>
+        <w:t xml:space="preserve"> su adecuada integración fortalece el posicionamiento de la marca y genera diferenciación sostenible en el mercado.</w:t>
       </w:r>
     </w:p>
     <w:p>
@@ -7690,20 +7935,56 @@
         <w:rPr>
           <w:lang w:val="es-419" w:eastAsia="es-CO"/>
         </w:rPr>
-        <w:t xml:space="preserve"> experiencial hacen referencia a los recursos y factores que permiten materializar la experiencia del cliente en cada punto de contacto con la marca, estos incluyen el entorno físico, la interacción con el personal, la narrativa de la marca y los estímulos sensoriales que configuran la percepción del consumidor, estos elementos se combinan para crear experiencias coherentes y memorables. </w:t>
-      </w:r>
-    </w:p>
-    <w:p>
-      <w:pPr>
-        <w:rPr>
-          <w:lang w:val="es-419" w:eastAsia="es-CO"/>
-        </w:rPr>
-      </w:pPr>
-      <w:r>
-        <w:rPr>
-          <w:lang w:val="es-419" w:eastAsia="es-CO"/>
-        </w:rPr>
-        <w:t xml:space="preserve">Por ejemplo, Apple integra diseño minimalista, atención personalizada y ambientación en sus tiendas, generando una experiencia diferenciadora que refuerza su posicionamiento estos elementos permiten operacionalizar los componentes del </w:t>
+        <w:t xml:space="preserve"> experiencial hacen referencia a los recursos y factores que permiten materializar la experiencia del cliente en cada punto de contacto con la marca</w:t>
+      </w:r>
+      <w:r>
+        <w:rPr>
+          <w:lang w:val="es-419" w:eastAsia="es-CO"/>
+        </w:rPr>
+        <w:t>;</w:t>
+      </w:r>
+      <w:r>
+        <w:rPr>
+          <w:lang w:val="es-419" w:eastAsia="es-CO"/>
+        </w:rPr>
+        <w:t xml:space="preserve"> estos incluyen el entorno físico, la interacción con el personal, la narrativa de la marca y los estímulos sensoriales que configuran la percepción del consumidor</w:t>
+      </w:r>
+      <w:r>
+        <w:rPr>
+          <w:lang w:val="es-419" w:eastAsia="es-CO"/>
+        </w:rPr>
+        <w:t>. E</w:t>
+      </w:r>
+      <w:r>
+        <w:rPr>
+          <w:lang w:val="es-419" w:eastAsia="es-CO"/>
+        </w:rPr>
+        <w:t xml:space="preserve">stos elementos se combinan para crear experiencias coherentes y memorables. </w:t>
+      </w:r>
+    </w:p>
+    <w:p>
+      <w:pPr>
+        <w:rPr>
+          <w:lang w:val="es-419" w:eastAsia="es-CO"/>
+        </w:rPr>
+      </w:pPr>
+      <w:r>
+        <w:rPr>
+          <w:lang w:val="es-419" w:eastAsia="es-CO"/>
+        </w:rPr>
+        <w:t>Por ejemplo, Apple integra diseño minimalista, atención personalizada y ambientación en sus tiendas, generando una experiencia diferenciadora que refuerza su posicionamiento</w:t>
+      </w:r>
+      <w:r>
+        <w:rPr>
+          <w:lang w:val="es-419" w:eastAsia="es-CO"/>
+        </w:rPr>
+        <w:t>. E</w:t>
+      </w:r>
+      <w:r>
+        <w:rPr>
+          <w:lang w:val="es-419" w:eastAsia="es-CO"/>
+        </w:rPr>
+        <w:t xml:space="preserve">stos elementos permiten operacionalizar los componentes del </w:t>
       </w:r>
       <w:r>
         <w:rPr>
@@ -7755,6 +8036,11 @@
     </w:p>
     <w:p>
       <w:pPr>
+        <w:pStyle w:val="Prrafodelista"/>
+        <w:numPr>
+          <w:ilvl w:val="0"/>
+          <w:numId w:val="35"/>
+        </w:numPr>
         <w:rPr>
           <w:lang w:val="es-419" w:eastAsia="es-CO"/>
         </w:rPr>
@@ -7771,17 +8057,16 @@
         <w:rPr>
           <w:lang w:val="es-419" w:eastAsia="es-CO"/>
         </w:rPr>
-        <w:t xml:space="preserve">. </w:t>
-      </w:r>
-      <w:r>
-        <w:rPr>
-          <w:lang w:val="es-419" w:eastAsia="es-CO"/>
-        </w:rPr>
-        <w:t>Espacio donde ocurre la experiencia, diseñado estratégicamente para influir en percepciones, emociones y comportamiento del consumidor durante la interacción con la marca.</w:t>
-      </w:r>
-    </w:p>
-    <w:p>
-      <w:pPr>
+        <w:t>. Espacio donde ocurre la experiencia, diseñado estratégicamente para influir en percepciones, emociones y comportamiento del consumidor durante la interacción con la marca.</w:t>
+      </w:r>
+    </w:p>
+    <w:p>
+      <w:pPr>
+        <w:pStyle w:val="Prrafodelista"/>
+        <w:numPr>
+          <w:ilvl w:val="0"/>
+          <w:numId w:val="35"/>
+        </w:numPr>
         <w:rPr>
           <w:lang w:val="es-419" w:eastAsia="es-CO"/>
         </w:rPr>
@@ -7799,17 +8084,16 @@
         <w:rPr>
           <w:lang w:val="es-419" w:eastAsia="es-CO"/>
         </w:rPr>
-        <w:t xml:space="preserve">. </w:t>
-      </w:r>
-      <w:r>
-        <w:rPr>
-          <w:lang w:val="es-419" w:eastAsia="es-CO"/>
-        </w:rPr>
-        <w:t>Interacción humana que representa la marca, influyendo directamente en la experiencia del cliente mediante actitud, comunicación y calidad del servicio ofrecido.</w:t>
-      </w:r>
-    </w:p>
-    <w:p>
-      <w:pPr>
+        <w:t>. Interacción humana que representa la marca, influyendo directamente en la experiencia del cliente mediante actitud, comunicación y calidad del servicio ofrecido.</w:t>
+      </w:r>
+    </w:p>
+    <w:p>
+      <w:pPr>
+        <w:pStyle w:val="Prrafodelista"/>
+        <w:numPr>
+          <w:ilvl w:val="0"/>
+          <w:numId w:val="35"/>
+        </w:numPr>
         <w:rPr>
           <w:lang w:val="es-419" w:eastAsia="es-CO"/>
         </w:rPr>
@@ -7826,17 +8110,16 @@
         <w:rPr>
           <w:lang w:val="es-419" w:eastAsia="es-CO"/>
         </w:rPr>
-        <w:t xml:space="preserve">. </w:t>
-      </w:r>
-      <w:r>
-        <w:rPr>
-          <w:lang w:val="es-419" w:eastAsia="es-CO"/>
-        </w:rPr>
-        <w:t>Historia de la marca construida estratégicamente para generar significado, conexión emocional y coherencia en la experiencia del consumidor en todos los puntos.</w:t>
-      </w:r>
-    </w:p>
-    <w:p>
-      <w:pPr>
+        <w:t>. Historia de la marca construida estratégicamente para generar significado, conexión emocional y coherencia en la experiencia del consumidor en todos los puntos.</w:t>
+      </w:r>
+    </w:p>
+    <w:p>
+      <w:pPr>
+        <w:pStyle w:val="Prrafodelista"/>
+        <w:numPr>
+          <w:ilvl w:val="0"/>
+          <w:numId w:val="35"/>
+        </w:numPr>
         <w:rPr>
           <w:lang w:val="es-419" w:eastAsia="es-CO"/>
         </w:rPr>
@@ -7853,13 +8136,7 @@
         <w:rPr>
           <w:lang w:val="es-419" w:eastAsia="es-CO"/>
         </w:rPr>
-        <w:t xml:space="preserve"> </w:t>
-      </w:r>
-      <w:r>
-        <w:rPr>
-          <w:lang w:val="es-419" w:eastAsia="es-CO"/>
-        </w:rPr>
-        <w:t>Sensaciones generadas a través de elementos sensoriales que influyen en la percepción, emociones y comportamiento del consumidor durante la experiencia con marca.</w:t>
+        <w:t xml:space="preserve"> Sensaciones generadas a través de elementos sensoriales que influyen en la percepción, emociones y comportamiento del consumidor durante la experiencia con marca.</w:t>
       </w:r>
     </w:p>
     <w:p>
@@ -7923,6 +8200,13 @@
         </w:rPr>
         <w:t>Desde un enfoque estratégico, el decálogo permite estructurar acciones consistentes en todos los puntos de contacto, garantizando que la experiencia sea relevante y diferenciadora en el mercado.</w:t>
       </w:r>
+    </w:p>
+    <w:p>
+      <w:pPr>
+        <w:rPr>
+          <w:lang w:val="es-419" w:eastAsia="es-CO"/>
+        </w:rPr>
+      </w:pPr>
     </w:p>
     <w:p>
       <w:pPr>
@@ -8530,7 +8814,19 @@
         <w:rPr>
           <w:lang w:val="es-419" w:eastAsia="es-CO"/>
         </w:rPr>
-        <w:t xml:space="preserve"> experiencial se enfocan en la implementación de estrategias que buscan generar experiencias significativas en diferentes contextos de interacción con el consumidor, estas aplicaciones abarcan eventos, puntos de venta, entornos digitales y acciones de marca que permiten involucrar activamente al cliente en la experiencia.</w:t>
+        <w:t xml:space="preserve"> experiencial se enfocan en la implementación de estrategias que buscan generar experiencias significativas en diferentes contextos de interacción con el consumidor</w:t>
+      </w:r>
+      <w:r>
+        <w:rPr>
+          <w:lang w:val="es-419" w:eastAsia="es-CO"/>
+        </w:rPr>
+        <w:t>;</w:t>
+      </w:r>
+      <w:r>
+        <w:rPr>
+          <w:lang w:val="es-419" w:eastAsia="es-CO"/>
+        </w:rPr>
+        <w:t xml:space="preserve"> estas aplicaciones abarcan eventos, puntos de venta, entornos digitales y acciones de marca que permiten involucrar activamente al cliente en la experiencia.</w:t>
       </w:r>
     </w:p>
     <w:p>
@@ -8545,6 +8841,7 @@
         </w:rPr>
         <w:t xml:space="preserve">En el ámbito empresarial, estas aplicaciones se evidencian en activaciones de marca, experiencias inmersivas y estrategias de </w:t>
       </w:r>
+      <w:proofErr w:type="spellStart"/>
       <w:r>
         <w:rPr>
           <w:rStyle w:val="Extranjerismo"/>
@@ -8552,11 +8849,30 @@
         </w:rPr>
         <w:t>engagement</w:t>
       </w:r>
-      <w:r>
-        <w:rPr>
-          <w:lang w:val="es-419" w:eastAsia="es-CO"/>
-        </w:rPr>
-        <w:t xml:space="preserve">, por ejemplo, Nike ha desarrollado espacios interactivos donde los consumidores pueden probar productos y vivir experiencias alineadas con el rendimiento deportivo; las aplicaciones del </w:t>
+      <w:proofErr w:type="spellEnd"/>
+      <w:r>
+        <w:rPr>
+          <w:lang w:val="es-419" w:eastAsia="es-CO"/>
+        </w:rPr>
+        <w:t>;</w:t>
+      </w:r>
+      <w:r>
+        <w:rPr>
+          <w:lang w:val="es-419" w:eastAsia="es-CO"/>
+        </w:rPr>
+        <w:t xml:space="preserve"> por ejemplo, Nike ha desarrollado espacios interactivos donde los consumidores pueden probar productos y vivir experiencias alineadas con el rendimiento deportivo</w:t>
+      </w:r>
+      <w:r>
+        <w:rPr>
+          <w:lang w:val="es-419" w:eastAsia="es-CO"/>
+        </w:rPr>
+        <w:t>. L</w:t>
+      </w:r>
+      <w:r>
+        <w:rPr>
+          <w:lang w:val="es-419" w:eastAsia="es-CO"/>
+        </w:rPr>
+        <w:t xml:space="preserve">as aplicaciones del </w:t>
       </w:r>
       <w:r>
         <w:rPr>
@@ -8608,27 +8924,31 @@
     </w:p>
     <w:p>
       <w:pPr>
+        <w:pStyle w:val="Prrafodelista"/>
+        <w:numPr>
+          <w:ilvl w:val="0"/>
+          <w:numId w:val="36"/>
+        </w:numPr>
+        <w:rPr>
+          <w:lang w:val="es-419" w:eastAsia="es-CO"/>
+        </w:rPr>
+      </w:pPr>
+      <w:r>
         <w:rPr>
           <w:b/>
           <w:bCs/>
           <w:lang w:val="es-419" w:eastAsia="es-CO"/>
         </w:rPr>
-      </w:pPr>
+        <w:t>Eventos en vivo</w:t>
+      </w:r>
       <w:r>
         <w:rPr>
           <w:b/>
           <w:bCs/>
           <w:lang w:val="es-419" w:eastAsia="es-CO"/>
         </w:rPr>
-        <w:t>Eventos en vivo</w:t>
-      </w:r>
-    </w:p>
-    <w:p>
-      <w:pPr>
-        <w:rPr>
-          <w:lang w:val="es-419" w:eastAsia="es-CO"/>
-        </w:rPr>
-      </w:pPr>
+        <w:t xml:space="preserve">. </w:t>
+      </w:r>
       <w:r>
         <w:rPr>
           <w:lang w:val="es-419" w:eastAsia="es-CO"/>
@@ -8638,27 +8958,31 @@
     </w:p>
     <w:p>
       <w:pPr>
+        <w:pStyle w:val="Prrafodelista"/>
+        <w:numPr>
+          <w:ilvl w:val="0"/>
+          <w:numId w:val="36"/>
+        </w:numPr>
+        <w:rPr>
+          <w:lang w:val="es-419" w:eastAsia="es-CO"/>
+        </w:rPr>
+      </w:pPr>
+      <w:r>
         <w:rPr>
           <w:b/>
           <w:bCs/>
           <w:lang w:val="es-419" w:eastAsia="es-CO"/>
         </w:rPr>
-      </w:pPr>
+        <w:t>Activaciones de marca</w:t>
+      </w:r>
       <w:r>
         <w:rPr>
           <w:b/>
           <w:bCs/>
           <w:lang w:val="es-419" w:eastAsia="es-CO"/>
         </w:rPr>
-        <w:t>Activaciones de marca</w:t>
-      </w:r>
-    </w:p>
-    <w:p>
-      <w:pPr>
-        <w:rPr>
-          <w:lang w:val="es-419" w:eastAsia="es-CO"/>
-        </w:rPr>
-      </w:pPr>
+        <w:t xml:space="preserve">. </w:t>
+      </w:r>
       <w:r>
         <w:rPr>
           <w:lang w:val="es-419" w:eastAsia="es-CO"/>
@@ -8668,28 +8992,32 @@
     </w:p>
     <w:p>
       <w:pPr>
+        <w:pStyle w:val="Prrafodelista"/>
+        <w:numPr>
+          <w:ilvl w:val="0"/>
+          <w:numId w:val="36"/>
+        </w:numPr>
+        <w:rPr>
+          <w:lang w:val="es-419" w:eastAsia="es-CO"/>
+        </w:rPr>
+      </w:pPr>
+      <w:r>
         <w:rPr>
           <w:b/>
           <w:bCs/>
           <w:lang w:val="es-419" w:eastAsia="es-CO"/>
         </w:rPr>
-      </w:pPr>
+        <w:lastRenderedPageBreak/>
+        <w:t>Espacios físicos</w:t>
+      </w:r>
       <w:r>
         <w:rPr>
           <w:b/>
           <w:bCs/>
           <w:lang w:val="es-419" w:eastAsia="es-CO"/>
         </w:rPr>
-        <w:lastRenderedPageBreak/>
-        <w:t>Espacios físicos</w:t>
-      </w:r>
-    </w:p>
-    <w:p>
-      <w:pPr>
-        <w:rPr>
-          <w:lang w:val="es-419" w:eastAsia="es-CO"/>
-        </w:rPr>
-      </w:pPr>
+        <w:t xml:space="preserve">. </w:t>
+      </w:r>
       <w:r>
         <w:rPr>
           <w:lang w:val="es-419" w:eastAsia="es-CO"/>
@@ -8699,27 +9027,31 @@
     </w:p>
     <w:p>
       <w:pPr>
+        <w:pStyle w:val="Prrafodelista"/>
+        <w:numPr>
+          <w:ilvl w:val="0"/>
+          <w:numId w:val="36"/>
+        </w:numPr>
+        <w:rPr>
+          <w:lang w:val="es-419" w:eastAsia="es-CO"/>
+        </w:rPr>
+      </w:pPr>
+      <w:r>
         <w:rPr>
           <w:b/>
           <w:bCs/>
           <w:lang w:val="es-419" w:eastAsia="es-CO"/>
         </w:rPr>
-      </w:pPr>
+        <w:t>Entornos digitales</w:t>
+      </w:r>
       <w:r>
         <w:rPr>
           <w:b/>
           <w:bCs/>
           <w:lang w:val="es-419" w:eastAsia="es-CO"/>
         </w:rPr>
-        <w:t>Entornos digitales</w:t>
-      </w:r>
-    </w:p>
-    <w:p>
-      <w:pPr>
-        <w:rPr>
-          <w:lang w:val="es-419" w:eastAsia="es-CO"/>
-        </w:rPr>
-      </w:pPr>
+        <w:t xml:space="preserve">. </w:t>
+      </w:r>
       <w:r>
         <w:rPr>
           <w:lang w:val="es-419" w:eastAsia="es-CO"/>
@@ -8807,7 +9139,19 @@
         <w:rPr>
           <w:lang w:val="es-419" w:eastAsia="es-CO"/>
         </w:rPr>
-        <w:t xml:space="preserve"> experiencial radican en su capacidad para generar conexiones emocionales profundas entre la marca y el consumidor, lo que incrementa la recordación, la fidelización y el posicionamiento, a diferencia del </w:t>
+        <w:t xml:space="preserve"> experiencial radican en su capacidad para generar conexiones emocionales profundas entre la marca y el consumidor, lo que incrementa la recordación, la fidelización y el posicionamiento</w:t>
+      </w:r>
+      <w:r>
+        <w:rPr>
+          <w:lang w:val="es-419" w:eastAsia="es-CO"/>
+        </w:rPr>
+        <w:t>. A</w:t>
+      </w:r>
+      <w:r>
+        <w:rPr>
+          <w:lang w:val="es-419" w:eastAsia="es-CO"/>
+        </w:rPr>
+        <w:t xml:space="preserve"> diferencia del </w:t>
       </w:r>
       <w:r>
         <w:rPr>
@@ -8833,34 +9177,46 @@
         <w:rPr>
           <w:lang w:val="es-419" w:eastAsia="es-CO"/>
         </w:rPr>
+        <w:t xml:space="preserve">Estas ventajas se reflejan en mayor </w:t>
+      </w:r>
+      <w:r>
+        <w:rPr>
+          <w:rStyle w:val="Extranjerismo"/>
+          <w:lang w:val="es-419" w:eastAsia="es-CO"/>
+        </w:rPr>
+        <w:t>engagement</w:t>
+      </w:r>
+      <w:r>
+        <w:rPr>
+          <w:lang w:val="es-419" w:eastAsia="es-CO"/>
+        </w:rPr>
+        <w:t xml:space="preserve">, diferenciación competitiva y fortalecimiento de la identidad de marca. Desde una perspectiva estratégica, el </w:t>
+      </w:r>
+      <w:r>
+        <w:rPr>
+          <w:rStyle w:val="Extranjerismo"/>
+          <w:lang w:val="es-419" w:eastAsia="es-CO"/>
+        </w:rPr>
         <w:lastRenderedPageBreak/>
-        <w:t xml:space="preserve">Estas ventajas se reflejan en mayor </w:t>
-      </w:r>
-      <w:r>
-        <w:rPr>
-          <w:rStyle w:val="Extranjerismo"/>
-          <w:lang w:val="es-419" w:eastAsia="es-CO"/>
-        </w:rPr>
-        <w:t>engagement</w:t>
-      </w:r>
-      <w:r>
-        <w:rPr>
-          <w:lang w:val="es-419" w:eastAsia="es-CO"/>
-        </w:rPr>
-        <w:t xml:space="preserve">, diferenciación competitiva y fortalecimiento de la identidad de marca. Desde una perspectiva estratégica, el </w:t>
-      </w:r>
-      <w:r>
-        <w:rPr>
-          <w:rStyle w:val="Extranjerismo"/>
-          <w:lang w:val="es-419" w:eastAsia="es-CO"/>
-        </w:rPr>
         <w:t>marketing</w:t>
       </w:r>
       <w:r>
         <w:rPr>
           <w:lang w:val="es-419" w:eastAsia="es-CO"/>
         </w:rPr>
-        <w:t xml:space="preserve"> experiencial permite a las organizaciones adaptarse a consumidores más exigentes, ofreciendo valor agregado a través de la experiencia, esto favorece la lealtad del cliente y la construcción de comunidades alrededor de la marca.</w:t>
+        <w:t xml:space="preserve"> experiencial permite a las organizaciones adaptarse a consumidores más exigentes, ofreciendo valor agregado a través de la experiencia</w:t>
+      </w:r>
+      <w:r>
+        <w:rPr>
+          <w:lang w:val="es-419" w:eastAsia="es-CO"/>
+        </w:rPr>
+        <w:t>;</w:t>
+      </w:r>
+      <w:r>
+        <w:rPr>
+          <w:lang w:val="es-419" w:eastAsia="es-CO"/>
+        </w:rPr>
+        <w:t xml:space="preserve"> esto favorece la lealtad del cliente y la construcción de comunidades alrededor de la marca.</w:t>
       </w:r>
     </w:p>
     <w:p>
@@ -8936,20 +9292,56 @@
         <w:rPr>
           <w:lang w:val="es-419" w:eastAsia="es-CO"/>
         </w:rPr>
-        <w:t xml:space="preserve"> experiencial se fundamentan en modelos que integran dimensiones sensoriales, emocionales y cognitivas del consumidor, entre las más relevantes se encuentra la teoría de la economía de la experiencia propuesta por Pine y Gilmore, así como los módulos estratégicos experienciales de Schmitt, los cuales explican cómo las experiencias influyen en la percepción y comportamiento del cliente (Schmitt, 1999; Pine &amp; Gilmore, 1998).</w:t>
-      </w:r>
-    </w:p>
-    <w:p>
-      <w:pPr>
-        <w:rPr>
-          <w:lang w:val="es-419" w:eastAsia="es-CO"/>
-        </w:rPr>
-      </w:pPr>
-      <w:r>
-        <w:rPr>
-          <w:lang w:val="es-419" w:eastAsia="es-CO"/>
-        </w:rPr>
-        <w:t>En la práctica, estas teorías permiten estructurar experiencias que impacten de manera integral al consumidor, por ejemplo, Lego ha desarrollado espacios interactivos donde los usuarios participan activamente, combinando aprendizaje, emoción y creatividad. Desde un enfoque estratégico, estas teorías facilitan la comprensión del consumidor como un ser integral, cuyas decisiones están influenciadas por factores más allá de lo racional, esto permite diseñar estrategias más efectivas y diferenciadoras.</w:t>
+        <w:t xml:space="preserve"> experiencial se fundamentan en modelos que integran dimensiones sensoriales, emocionales y cognitivas del consumidor</w:t>
+      </w:r>
+      <w:r>
+        <w:rPr>
+          <w:lang w:val="es-419" w:eastAsia="es-CO"/>
+        </w:rPr>
+        <w:t>;</w:t>
+      </w:r>
+      <w:r>
+        <w:rPr>
+          <w:lang w:val="es-419" w:eastAsia="es-CO"/>
+        </w:rPr>
+        <w:t xml:space="preserve"> entre las más relevantes se encuentra la teoría de la economía de la experiencia propuesta por Pine y Gilmore, así como los módulos estratégicos experienciales de Schmitt, los cuales explican cómo las experiencias influyen en la percepción y comportamiento del cliente (Schmitt, 1999; Pine &amp; Gilmore, 1998).</w:t>
+      </w:r>
+    </w:p>
+    <w:p>
+      <w:pPr>
+        <w:rPr>
+          <w:lang w:val="es-419" w:eastAsia="es-CO"/>
+        </w:rPr>
+      </w:pPr>
+      <w:r>
+        <w:rPr>
+          <w:lang w:val="es-419" w:eastAsia="es-CO"/>
+        </w:rPr>
+        <w:t>En la práctica, estas teorías permiten estructurar experiencias que impacten de manera integral al consumidor</w:t>
+      </w:r>
+      <w:r>
+        <w:rPr>
+          <w:lang w:val="es-419" w:eastAsia="es-CO"/>
+        </w:rPr>
+        <w:t>;</w:t>
+      </w:r>
+      <w:r>
+        <w:rPr>
+          <w:lang w:val="es-419" w:eastAsia="es-CO"/>
+        </w:rPr>
+        <w:t xml:space="preserve"> por ejemplo, Lego ha desarrollado espacios interactivos donde los usuarios participan activamente, combinando aprendizaje, emoción y creatividad. Desde un enfoque estratégico, estas teorías facilitan la comprensión del consumidor como un ser integral, cuyas decisiones están influenciadas por factores más allá de lo racional</w:t>
+      </w:r>
+      <w:r>
+        <w:rPr>
+          <w:lang w:val="es-419" w:eastAsia="es-CO"/>
+        </w:rPr>
+        <w:t>;</w:t>
+      </w:r>
+      <w:r>
+        <w:rPr>
+          <w:lang w:val="es-419" w:eastAsia="es-CO"/>
+        </w:rPr>
+        <w:t xml:space="preserve"> esto permite diseñar estrategias más efectivas y diferenciadoras.</w:t>
       </w:r>
     </w:p>
     <w:p>
@@ -9252,7 +9644,19 @@
         <w:rPr>
           <w:lang w:val="es-419" w:eastAsia="es-CO"/>
         </w:rPr>
-        <w:t xml:space="preserve"> experiencial constituyen lineamientos estratégicos que orientan el diseño y ejecución de experiencias centradas en el cliente, estos principios incluyen la orientación a la experiencia, la coherencia en los puntos de contacto, la integración de estímulos sensoriales y la generación de valor emocional, permitiendo construir relaciones significativas con el consumidor.</w:t>
+        <w:t xml:space="preserve"> experiencial constituyen lineamientos estratégicos que orientan el diseño y ejecución de experiencias centradas en el cliente</w:t>
+      </w:r>
+      <w:r>
+        <w:rPr>
+          <w:lang w:val="es-419" w:eastAsia="es-CO"/>
+        </w:rPr>
+        <w:t>;</w:t>
+      </w:r>
+      <w:r>
+        <w:rPr>
+          <w:lang w:val="es-419" w:eastAsia="es-CO"/>
+        </w:rPr>
+        <w:t xml:space="preserve"> estos principios incluyen la orientación a la experiencia, la coherencia en los puntos de contacto, la integración de estímulos sensoriales y la generación de valor emocional, permitiendo construir relaciones significativas con el consumidor.</w:t>
       </w:r>
     </w:p>
     <w:p>
@@ -9306,27 +9710,31 @@
     </w:p>
     <w:p>
       <w:pPr>
+        <w:pStyle w:val="Prrafodelista"/>
+        <w:numPr>
+          <w:ilvl w:val="0"/>
+          <w:numId w:val="37"/>
+        </w:numPr>
+        <w:rPr>
+          <w:lang w:val="es-419" w:eastAsia="es-CO"/>
+        </w:rPr>
+      </w:pPr>
+      <w:r>
         <w:rPr>
           <w:b/>
           <w:bCs/>
           <w:lang w:val="es-419" w:eastAsia="es-CO"/>
         </w:rPr>
-      </w:pPr>
+        <w:t>Orientación a la experiencia</w:t>
+      </w:r>
       <w:r>
         <w:rPr>
           <w:b/>
           <w:bCs/>
           <w:lang w:val="es-419" w:eastAsia="es-CO"/>
         </w:rPr>
-        <w:t>Orientación a la experiencia</w:t>
-      </w:r>
-    </w:p>
-    <w:p>
-      <w:pPr>
-        <w:rPr>
-          <w:lang w:val="es-419" w:eastAsia="es-CO"/>
-        </w:rPr>
-      </w:pPr>
+        <w:t xml:space="preserve">. </w:t>
+      </w:r>
       <w:r>
         <w:rPr>
           <w:lang w:val="es-419" w:eastAsia="es-CO"/>
@@ -9349,27 +9757,31 @@
     </w:p>
     <w:p>
       <w:pPr>
+        <w:pStyle w:val="Prrafodelista"/>
+        <w:numPr>
+          <w:ilvl w:val="0"/>
+          <w:numId w:val="37"/>
+        </w:numPr>
+        <w:rPr>
+          <w:lang w:val="es-419" w:eastAsia="es-CO"/>
+        </w:rPr>
+      </w:pPr>
+      <w:r>
         <w:rPr>
           <w:b/>
           <w:bCs/>
           <w:lang w:val="es-419" w:eastAsia="es-CO"/>
         </w:rPr>
-      </w:pPr>
+        <w:t>Coherencia en los puntos de contacto</w:t>
+      </w:r>
       <w:r>
         <w:rPr>
           <w:b/>
           <w:bCs/>
           <w:lang w:val="es-419" w:eastAsia="es-CO"/>
         </w:rPr>
-        <w:t>Coherencia en los puntos de contacto</w:t>
-      </w:r>
-    </w:p>
-    <w:p>
-      <w:pPr>
-        <w:rPr>
-          <w:lang w:val="es-419" w:eastAsia="es-CO"/>
-        </w:rPr>
-      </w:pPr>
+        <w:t xml:space="preserve">. </w:t>
+      </w:r>
       <w:r>
         <w:rPr>
           <w:lang w:val="es-419" w:eastAsia="es-CO"/>
@@ -9379,27 +9791,31 @@
     </w:p>
     <w:p>
       <w:pPr>
+        <w:pStyle w:val="Prrafodelista"/>
+        <w:numPr>
+          <w:ilvl w:val="0"/>
+          <w:numId w:val="37"/>
+        </w:numPr>
+        <w:rPr>
+          <w:lang w:val="es-419" w:eastAsia="es-CO"/>
+        </w:rPr>
+      </w:pPr>
+      <w:r>
         <w:rPr>
           <w:b/>
           <w:bCs/>
           <w:lang w:val="es-419" w:eastAsia="es-CO"/>
         </w:rPr>
-      </w:pPr>
+        <w:t>Integración de estímulos sensoriales</w:t>
+      </w:r>
       <w:r>
         <w:rPr>
           <w:b/>
           <w:bCs/>
           <w:lang w:val="es-419" w:eastAsia="es-CO"/>
         </w:rPr>
-        <w:t>Integración de estímulos sensoriales</w:t>
-      </w:r>
-    </w:p>
-    <w:p>
-      <w:pPr>
-        <w:rPr>
-          <w:lang w:val="es-419" w:eastAsia="es-CO"/>
-        </w:rPr>
-      </w:pPr>
+        <w:t xml:space="preserve">. </w:t>
+      </w:r>
       <w:r>
         <w:rPr>
           <w:lang w:val="es-419" w:eastAsia="es-CO"/>
@@ -9409,28 +9825,32 @@
     </w:p>
     <w:p>
       <w:pPr>
+        <w:pStyle w:val="Prrafodelista"/>
+        <w:numPr>
+          <w:ilvl w:val="0"/>
+          <w:numId w:val="37"/>
+        </w:numPr>
+        <w:rPr>
+          <w:lang w:val="es-419" w:eastAsia="es-CO"/>
+        </w:rPr>
+      </w:pPr>
+      <w:r>
         <w:rPr>
           <w:b/>
           <w:bCs/>
           <w:lang w:val="es-419" w:eastAsia="es-CO"/>
         </w:rPr>
-      </w:pPr>
+        <w:lastRenderedPageBreak/>
+        <w:t>Generación de valor emocional</w:t>
+      </w:r>
       <w:r>
         <w:rPr>
           <w:b/>
           <w:bCs/>
           <w:lang w:val="es-419" w:eastAsia="es-CO"/>
         </w:rPr>
-        <w:lastRenderedPageBreak/>
-        <w:t>Generación de valor emocional</w:t>
-      </w:r>
-    </w:p>
-    <w:p>
-      <w:pPr>
-        <w:rPr>
-          <w:lang w:val="es-419" w:eastAsia="es-CO"/>
-        </w:rPr>
-      </w:pPr>
+        <w:t xml:space="preserve">. </w:t>
+      </w:r>
       <w:r>
         <w:rPr>
           <w:lang w:val="es-419" w:eastAsia="es-CO"/>
@@ -9448,7 +9868,19 @@
         <w:rPr>
           <w:lang w:val="es-419" w:eastAsia="es-CO"/>
         </w:rPr>
-        <w:t>Estos principios guían la forma en que las marcas estructuran sus experiencias y permiten garantizar consistencia en la experiencia del cliente, fortaleciendo el posicionamiento y la fidelización, su aplicación exige una visión integral de la marca.</w:t>
+        <w:t>Estos principios guían la forma en que las marcas estructuran sus experiencias y permiten garantizar consistencia en la experiencia del cliente, fortaleciendo el posicionamiento y la fidelización</w:t>
+      </w:r>
+      <w:r>
+        <w:rPr>
+          <w:lang w:val="es-419" w:eastAsia="es-CO"/>
+        </w:rPr>
+        <w:t>;</w:t>
+      </w:r>
+      <w:r>
+        <w:rPr>
+          <w:lang w:val="es-419" w:eastAsia="es-CO"/>
+        </w:rPr>
+        <w:t xml:space="preserve"> su aplicación exige una visión integral de la marca.</w:t>
       </w:r>
     </w:p>
     <w:p>
@@ -9505,24 +9937,72 @@
         <w:rPr>
           <w:lang w:val="es-419" w:eastAsia="es-CO"/>
         </w:rPr>
-        <w:t xml:space="preserve"> experiencial hacen referencia a principios estratégicos que orientan la creación de experiencias efectivas y diferenciadoras en el mercado, estas leyes se relacionan con la importancia de la percepción, la autenticidad, la emoción y la participación del cliente, como elementos clave en la construcción del posicionamiento de marca.</w:t>
-      </w:r>
-    </w:p>
-    <w:p>
-      <w:pPr>
-        <w:rPr>
-          <w:lang w:val="es-419" w:eastAsia="es-CO"/>
-        </w:rPr>
-      </w:pPr>
-      <w:r>
-        <w:rPr>
-          <w:lang w:val="es-419" w:eastAsia="es-CO"/>
-        </w:rPr>
-        <w:t>En la práctica, estas leyes permiten comprender cómo las experiencias impactan en la mente del consumidor, por ejemplo, Coca-Cola ha desarrollado campañas experienciales que apelan a la emoción y la conexión social, fortaleciendo su posicionamiento global; estas leyes orientan la creación de experiencias auténticas y memorables, permitiendo a las marcas diferenciarse en entornos altamente competitivos.</w:t>
-      </w:r>
-    </w:p>
-    <w:p>
-      <w:pPr>
+        <w:t xml:space="preserve"> experiencial hacen referencia a principios estratégicos que orientan la creación de experiencias efectivas y diferenciadoras en el mercado</w:t>
+      </w:r>
+      <w:r>
+        <w:rPr>
+          <w:lang w:val="es-419" w:eastAsia="es-CO"/>
+        </w:rPr>
+        <w:t>;</w:t>
+      </w:r>
+      <w:r>
+        <w:rPr>
+          <w:lang w:val="es-419" w:eastAsia="es-CO"/>
+        </w:rPr>
+        <w:t xml:space="preserve"> estas leyes se relacionan con la importancia de la percepción, la autenticidad, la emoción y la participación del cliente, como elementos clave en la construcción del posicionamiento de marca.</w:t>
+      </w:r>
+    </w:p>
+    <w:p>
+      <w:pPr>
+        <w:rPr>
+          <w:lang w:val="es-419" w:eastAsia="es-CO"/>
+        </w:rPr>
+      </w:pPr>
+      <w:r>
+        <w:rPr>
+          <w:lang w:val="es-419" w:eastAsia="es-CO"/>
+        </w:rPr>
+        <w:t>En la práctica, estas leyes permiten comprender cómo las experiencias impactan en la mente del consumidor</w:t>
+      </w:r>
+      <w:r>
+        <w:rPr>
+          <w:lang w:val="es-419" w:eastAsia="es-CO"/>
+        </w:rPr>
+        <w:t>;</w:t>
+      </w:r>
+      <w:r>
+        <w:rPr>
+          <w:lang w:val="es-419" w:eastAsia="es-CO"/>
+        </w:rPr>
+        <w:t xml:space="preserve"> por ejemplo, Coca-Cola ha desarrollado campañas experienciales que apelan a la emoción y la conexión social, fortaleciendo su posicionamiento global</w:t>
+      </w:r>
+      <w:r>
+        <w:rPr>
+          <w:lang w:val="es-419" w:eastAsia="es-CO"/>
+        </w:rPr>
+        <w:t>. E</w:t>
+      </w:r>
+      <w:r>
+        <w:rPr>
+          <w:lang w:val="es-419" w:eastAsia="es-CO"/>
+        </w:rPr>
+        <w:t xml:space="preserve">stas leyes orientan la creación de experiencias auténticas y </w:t>
+      </w:r>
+      <w:r>
+        <w:rPr>
+          <w:lang w:val="es-419" w:eastAsia="es-CO"/>
+        </w:rPr>
+        <w:lastRenderedPageBreak/>
+        <w:t>memorables, permitiendo a las marcas diferenciarse en entornos altamente competitivos.</w:t>
+      </w:r>
+    </w:p>
+    <w:p>
+      <w:pPr>
+        <w:pStyle w:val="Prrafodelista"/>
+        <w:numPr>
+          <w:ilvl w:val="0"/>
+          <w:numId w:val="38"/>
+        </w:numPr>
         <w:rPr>
           <w:lang w:val="es-419" w:eastAsia="es-CO"/>
         </w:rPr>
@@ -9533,26 +10013,48 @@
           <w:bCs/>
           <w:lang w:val="es-419" w:eastAsia="es-CO"/>
         </w:rPr>
-        <w:lastRenderedPageBreak/>
-        <w:t>Percepción</w:t>
-      </w:r>
+        <w:t xml:space="preserve">Percepción. </w:t>
+      </w:r>
+      <w:r>
+        <w:rPr>
+          <w:lang w:val="es-419" w:eastAsia="es-CO"/>
+        </w:rPr>
+        <w:t>La experiencia define la marca en la mente del consumidor, construyendo significados que influyen directamente en su recordación y decisión final.</w:t>
+      </w:r>
+    </w:p>
+    <w:p>
+      <w:pPr>
+        <w:pStyle w:val="Prrafodelista"/>
+        <w:numPr>
+          <w:ilvl w:val="0"/>
+          <w:numId w:val="38"/>
+        </w:numPr>
+        <w:rPr>
+          <w:lang w:val="es-419" w:eastAsia="es-CO"/>
+        </w:rPr>
+      </w:pPr>
       <w:r>
         <w:rPr>
           <w:b/>
           <w:bCs/>
           <w:lang w:val="es-419" w:eastAsia="es-CO"/>
         </w:rPr>
-        <w:t xml:space="preserve">. </w:t>
-      </w:r>
-      <w:r>
-        <w:rPr>
-          <w:lang w:val="es-419" w:eastAsia="es-CO"/>
-        </w:rPr>
-        <w:t>La experiencia define la marca en la mente del consumidor, construyendo significados que influyen directamente en su recordación y decisión final.</w:t>
-      </w:r>
-    </w:p>
-    <w:p>
-      <w:pPr>
+        <w:t>Emoción</w:t>
+      </w:r>
+      <w:r>
+        <w:rPr>
+          <w:lang w:val="es-419" w:eastAsia="es-CO"/>
+        </w:rPr>
+        <w:t>. La conexión afectiva con la marca genera vínculos duraderos, influyendo en la percepción del consumidor y fortaleciendo la fidelización en el tiempo.</w:t>
+      </w:r>
+    </w:p>
+    <w:p>
+      <w:pPr>
+        <w:pStyle w:val="Prrafodelista"/>
+        <w:numPr>
+          <w:ilvl w:val="0"/>
+          <w:numId w:val="38"/>
+        </w:numPr>
         <w:rPr>
           <w:lang w:val="es-419" w:eastAsia="es-CO"/>
         </w:rPr>
@@ -9563,23 +10065,22 @@
           <w:bCs/>
           <w:lang w:val="es-419" w:eastAsia="es-CO"/>
         </w:rPr>
-        <w:t>Emoción</w:t>
-      </w:r>
-      <w:r>
-        <w:rPr>
-          <w:lang w:val="es-419" w:eastAsia="es-CO"/>
-        </w:rPr>
-        <w:t xml:space="preserve">. </w:t>
-      </w:r>
-      <w:r>
-        <w:rPr>
-          <w:lang w:val="es-419" w:eastAsia="es-CO"/>
-        </w:rPr>
-        <w:t>La conexión afectiva con la marca genera vínculos duraderos, influyendo en la percepción del consumidor y fortaleciendo la fidelización en el tiempo.</w:t>
-      </w:r>
-    </w:p>
-    <w:p>
-      <w:pPr>
+        <w:t>Autenticidad</w:t>
+      </w:r>
+      <w:r>
+        <w:rPr>
+          <w:lang w:val="es-419" w:eastAsia="es-CO"/>
+        </w:rPr>
+        <w:t>. La coherencia con la identidad de marca garantiza credibilidad, alineando acciones, mensajes y experiencias para generar confianza en el consumidor actual.</w:t>
+      </w:r>
+    </w:p>
+    <w:p>
+      <w:pPr>
+        <w:pStyle w:val="Prrafodelista"/>
+        <w:numPr>
+          <w:ilvl w:val="0"/>
+          <w:numId w:val="38"/>
+        </w:numPr>
         <w:rPr>
           <w:lang w:val="es-419" w:eastAsia="es-CO"/>
         </w:rPr>
@@ -9590,46 +10091,13 @@
           <w:bCs/>
           <w:lang w:val="es-419" w:eastAsia="es-CO"/>
         </w:rPr>
-        <w:t>Autenticidad</w:t>
-      </w:r>
-      <w:r>
-        <w:rPr>
-          <w:lang w:val="es-419" w:eastAsia="es-CO"/>
-        </w:rPr>
-        <w:t xml:space="preserve">. </w:t>
-      </w:r>
-      <w:r>
-        <w:rPr>
-          <w:lang w:val="es-419" w:eastAsia="es-CO"/>
-        </w:rPr>
-        <w:t>La coherencia con la identidad de marca garantiza credibilidad, alineando acciones, mensajes y experiencias para generar confianza en el consumidor actual.</w:t>
-      </w:r>
-    </w:p>
-    <w:p>
-      <w:pPr>
-        <w:rPr>
-          <w:lang w:val="es-419" w:eastAsia="es-CO"/>
-        </w:rPr>
-      </w:pPr>
-      <w:r>
-        <w:rPr>
-          <w:b/>
-          <w:bCs/>
-          <w:lang w:val="es-419" w:eastAsia="es-CO"/>
-        </w:rPr>
         <w:t>Participación</w:t>
       </w:r>
       <w:r>
         <w:rPr>
           <w:lang w:val="es-419" w:eastAsia="es-CO"/>
         </w:rPr>
-        <w:t xml:space="preserve">. </w:t>
-      </w:r>
-      <w:r>
-        <w:rPr>
-          <w:lang w:val="es-419" w:eastAsia="es-CO"/>
-        </w:rPr>
-        <w:t>El involucramiento del cliente en la experiencia permite generar interacción activa, fortaleciendo la conexión con la marca y aumentando su recordación significativa.</w:t>
+        <w:t>. El involucramiento del cliente en la experiencia permite generar interacción activa, fortaleciendo la conexión con la marca y aumentando su recordación significativa.</w:t>
       </w:r>
     </w:p>
     <w:p>
@@ -9765,6 +10233,7 @@
                 <w:b/>
                 <w:bCs/>
               </w:rPr>
+              <w:lastRenderedPageBreak/>
               <w:t>Mujer</w:t>
             </w:r>
             <w:r>
@@ -9789,11 +10258,7 @@
               <w:t>marketing</w:t>
             </w:r>
             <w:r>
-              <w:t xml:space="preserve"> experiencial propone un cambio de paradigma: pasar de </w:t>
-            </w:r>
-            <w:r>
-              <w:lastRenderedPageBreak/>
-              <w:t>centrar la estrategia únicamente en el producto a diseñar experiencias significativas que influyan en la percepción, el comportamiento y la recordación de marca.</w:t>
+              <w:t xml:space="preserve"> experiencial propone un cambio de paradigma: pasar de centrar la estrategia únicamente en el producto a diseñar experiencias significativas que influyan en la percepción, el comportamiento y la recordación de marca.</w:t>
             </w:r>
           </w:p>
           <w:p>
@@ -9860,6 +10325,7 @@
                 <w:b/>
                 <w:bCs/>
               </w:rPr>
+              <w:lastRenderedPageBreak/>
               <w:t>Mujer</w:t>
             </w:r>
             <w:r>
@@ -9884,7 +10350,6 @@
                 <w:b/>
                 <w:bCs/>
               </w:rPr>
-              <w:lastRenderedPageBreak/>
               <w:t>Mujer</w:t>
             </w:r>
             <w:r>
@@ -9961,7 +10426,11 @@
               <w:t>marketing</w:t>
             </w:r>
             <w:r>
-              <w:t xml:space="preserve"> experiencial también requiere medir resultados. La experiencia del cliente puede convertirse en información valiosa mediante indicadores relacionados con la satisfacción, la interacción, la percepción y la fidelización.</w:t>
+              <w:t xml:space="preserve"> experiencial también requiere medir resultados. La experiencia del cliente puede convertirse en información valiosa mediante </w:t>
+            </w:r>
+            <w:r>
+              <w:lastRenderedPageBreak/>
+              <w:t>indicadores relacionados con la satisfacción, la interacción, la percepción y la fidelización.</w:t>
             </w:r>
           </w:p>
           <w:p>
@@ -10003,7 +10472,6 @@
                 <w:b/>
                 <w:bCs/>
               </w:rPr>
-              <w:lastRenderedPageBreak/>
               <w:t>Mujer</w:t>
             </w:r>
             <w:r>
@@ -10139,7 +10607,19 @@
         <w:rPr>
           <w:lang w:val="es-419" w:eastAsia="es-CO"/>
         </w:rPr>
-        <w:t>Este capítulo aborda la integración de ambos enfoques como base para diseñar estrategias más efectivas, se desarrollará mediante el análisis de características, relaciones y aplicaciones, apoyado en ejemplos empresariales que evidencian cómo la percepción sensorial fortalece la experiencia del cliente y el posicionamiento de marca.</w:t>
+        <w:t>Este capítulo aborda la integración de ambos enfoques como base para diseñar estrategias más efectivas</w:t>
+      </w:r>
+      <w:r>
+        <w:rPr>
+          <w:lang w:val="es-419" w:eastAsia="es-CO"/>
+        </w:rPr>
+        <w:t>;</w:t>
+      </w:r>
+      <w:r>
+        <w:rPr>
+          <w:lang w:val="es-419" w:eastAsia="es-CO"/>
+        </w:rPr>
+        <w:t xml:space="preserve"> se desarrollará mediante el análisis de características, relaciones y aplicaciones, apoyado en ejemplos empresariales que evidencian cómo la percepción sensorial fortalece la experiencia del cliente y el posicionamiento de marca.</w:t>
       </w:r>
     </w:p>
     <w:p>
@@ -10210,7 +10690,19 @@
         <w:rPr>
           <w:lang w:val="es-419" w:eastAsia="es-CO"/>
         </w:rPr>
-        <w:t>. Starbucks utiliza aromas, música y ambientación para generar una experiencia coherente con su propuesta de valor; estas características permiten amplificar el impacto de la experiencia, logrando mayor recordación y conexión emocional, acá la integración sensorial se convierte en un diferenciador clave en mercados altamente competitivos.</w:t>
+        <w:t>. Starbucks utiliza aromas, música y ambientación para generar una experiencia coherente con su propuesta de valor; estas características permiten amplificar el impacto de la experiencia, logrando mayor recordación y conexión emocional</w:t>
+      </w:r>
+      <w:r>
+        <w:rPr>
+          <w:lang w:val="es-419" w:eastAsia="es-CO"/>
+        </w:rPr>
+        <w:t>. A</w:t>
+      </w:r>
+      <w:r>
+        <w:rPr>
+          <w:lang w:val="es-419" w:eastAsia="es-CO"/>
+        </w:rPr>
+        <w:t>cá la integración sensorial se convierte en un diferenciador clave en mercados altamente competitivos.</w:t>
       </w:r>
     </w:p>
     <w:p>
@@ -10320,19 +10812,30 @@
     </w:p>
     <w:p>
       <w:pPr>
+        <w:pStyle w:val="Prrafodelista"/>
+        <w:numPr>
+          <w:ilvl w:val="0"/>
+          <w:numId w:val="39"/>
+        </w:numPr>
+        <w:rPr>
+          <w:lang w:val="es-419" w:eastAsia="es-CO"/>
+        </w:rPr>
+      </w:pPr>
+      <w:r>
         <w:rPr>
           <w:b/>
           <w:bCs/>
           <w:lang w:val="es-419" w:eastAsia="es-CO"/>
         </w:rPr>
-      </w:pPr>
+        <w:t>Paso 1. Sensorial</w:t>
+      </w:r>
       <w:r>
         <w:rPr>
           <w:b/>
           <w:bCs/>
           <w:lang w:val="es-419" w:eastAsia="es-CO"/>
         </w:rPr>
-        <w:t>Paso 1. Sensorial</w:t>
+        <w:t xml:space="preserve"> </w:t>
       </w:r>
       <w:r>
         <w:rPr>
@@ -10340,7 +10843,7 @@
           <w:bCs/>
           <w:lang w:val="es-419" w:eastAsia="es-CO"/>
         </w:rPr>
-        <w:t xml:space="preserve"> </w:t>
+        <w:t>–</w:t>
       </w:r>
       <w:r>
         <w:rPr>
@@ -10348,7 +10851,7 @@
           <w:bCs/>
           <w:lang w:val="es-419" w:eastAsia="es-CO"/>
         </w:rPr>
-        <w:t>-</w:t>
+        <w:t xml:space="preserve"> </w:t>
       </w:r>
       <w:r>
         <w:rPr>
@@ -10356,7 +10859,7 @@
           <w:bCs/>
           <w:lang w:val="es-419" w:eastAsia="es-CO"/>
         </w:rPr>
-        <w:t xml:space="preserve"> </w:t>
+        <w:t>emocional</w:t>
       </w:r>
       <w:r>
         <w:rPr>
@@ -10364,29 +10867,33 @@
           <w:bCs/>
           <w:lang w:val="es-419" w:eastAsia="es-CO"/>
         </w:rPr>
-        <w:t>emocional</w:t>
-      </w:r>
-    </w:p>
-    <w:p>
-      <w:pPr>
-        <w:rPr>
-          <w:lang w:val="es-419" w:eastAsia="es-CO"/>
-        </w:rPr>
-      </w:pPr>
-      <w:r>
-        <w:rPr>
-          <w:lang w:val="es-419" w:eastAsia="es-CO"/>
-        </w:rPr>
-        <w:t>Los estímulos sensoriales activan respuestas emocionales en el consumidor, generando experiencias más significativas que fortalecen el vínculo afectivo con la marca.</w:t>
-      </w:r>
-    </w:p>
-    <w:p>
-      <w:pPr>
+        <w:t>.</w:t>
+      </w:r>
+      <w:r>
         <w:rPr>
           <w:b/>
           <w:bCs/>
           <w:lang w:val="es-419" w:eastAsia="es-CO"/>
         </w:rPr>
+        <w:t xml:space="preserve"> </w:t>
+      </w:r>
+      <w:r>
+        <w:rPr>
+          <w:lang w:val="es-419" w:eastAsia="es-CO"/>
+        </w:rPr>
+        <w:t>Los estímulos sensoriales activan respuestas emocionales en el consumidor, generando experiencias más significativas que fortalecen el vínculo afectivo con la marca.</w:t>
+      </w:r>
+    </w:p>
+    <w:p>
+      <w:pPr>
+        <w:pStyle w:val="Prrafodelista"/>
+        <w:numPr>
+          <w:ilvl w:val="0"/>
+          <w:numId w:val="39"/>
+        </w:numPr>
+        <w:rPr>
+          <w:lang w:val="es-419" w:eastAsia="es-CO"/>
+        </w:rPr>
       </w:pPr>
       <w:r>
         <w:rPr>
@@ -10411,7 +10918,7 @@
           <w:bCs/>
           <w:lang w:val="es-419" w:eastAsia="es-CO"/>
         </w:rPr>
-        <w:t>-</w:t>
+        <w:t>–</w:t>
       </w:r>
       <w:r>
         <w:rPr>
@@ -10429,43 +10936,47 @@
         </w:rPr>
         <w:t>perceptual</w:t>
       </w:r>
-    </w:p>
-    <w:p>
-      <w:pPr>
-        <w:rPr>
-          <w:lang w:val="es-419" w:eastAsia="es-CO"/>
-        </w:rPr>
-      </w:pPr>
-      <w:r>
-        <w:rPr>
-          <w:lang w:val="es-419" w:eastAsia="es-CO"/>
-        </w:rPr>
-        <w:t>Los estímulos sensoriales influyen en la forma en que el consumidor interpreta la marca, construyendo una imagen diferenciada en su mente.</w:t>
-      </w:r>
-    </w:p>
-    <w:p>
-      <w:pPr>
+      <w:r>
         <w:rPr>
           <w:b/>
           <w:bCs/>
           <w:lang w:val="es-419" w:eastAsia="es-CO"/>
         </w:rPr>
-      </w:pPr>
+        <w:t>.</w:t>
+      </w:r>
       <w:r>
         <w:rPr>
           <w:b/>
           <w:bCs/>
           <w:lang w:val="es-419" w:eastAsia="es-CO"/>
         </w:rPr>
-        <w:t>Paso 3. Experiencial</w:t>
-      </w:r>
+        <w:t xml:space="preserve"> </w:t>
+      </w:r>
+      <w:r>
+        <w:rPr>
+          <w:lang w:val="es-419" w:eastAsia="es-CO"/>
+        </w:rPr>
+        <w:t>Los estímulos sensoriales influyen en la forma en que el consumidor interpreta la marca, construyendo una imagen diferenciada en su mente.</w:t>
+      </w:r>
+    </w:p>
+    <w:p>
+      <w:pPr>
+        <w:pStyle w:val="Prrafodelista"/>
+        <w:numPr>
+          <w:ilvl w:val="0"/>
+          <w:numId w:val="39"/>
+        </w:numPr>
+        <w:rPr>
+          <w:lang w:val="es-419" w:eastAsia="es-CO"/>
+        </w:rPr>
+      </w:pPr>
       <w:r>
         <w:rPr>
           <w:b/>
           <w:bCs/>
           <w:lang w:val="es-419" w:eastAsia="es-CO"/>
         </w:rPr>
-        <w:t xml:space="preserve"> </w:t>
+        <w:t>Paso 3. Experiencial</w:t>
       </w:r>
       <w:r>
         <w:rPr>
@@ -10473,7 +10984,7 @@
           <w:bCs/>
           <w:lang w:val="es-419" w:eastAsia="es-CO"/>
         </w:rPr>
-        <w:t>-</w:t>
+        <w:t xml:space="preserve"> </w:t>
       </w:r>
       <w:r>
         <w:rPr>
@@ -10481,7 +10992,7 @@
           <w:bCs/>
           <w:lang w:val="es-419" w:eastAsia="es-CO"/>
         </w:rPr>
-        <w:t xml:space="preserve"> </w:t>
+        <w:t>–</w:t>
       </w:r>
       <w:r>
         <w:rPr>
@@ -10489,45 +11000,49 @@
           <w:bCs/>
           <w:lang w:val="es-419" w:eastAsia="es-CO"/>
         </w:rPr>
-        <w:t>conductual</w:t>
-      </w:r>
-    </w:p>
-    <w:p>
-      <w:pPr>
-        <w:rPr>
-          <w:lang w:val="es-419" w:eastAsia="es-CO"/>
-        </w:rPr>
-      </w:pPr>
-      <w:r>
-        <w:rPr>
-          <w:lang w:val="es-419" w:eastAsia="es-CO"/>
-        </w:rPr>
-        <w:t>Las experiencias diseñadas por la marca influyen en el comportamiento del consumidor, orientando sus decisiones de compra y acciones futuras frente a la marca.</w:t>
-      </w:r>
-    </w:p>
-    <w:p>
-      <w:pPr>
+        <w:t xml:space="preserve"> </w:t>
+      </w:r>
+      <w:r>
         <w:rPr>
           <w:b/>
           <w:bCs/>
           <w:lang w:val="es-419" w:eastAsia="es-CO"/>
         </w:rPr>
-      </w:pPr>
+        <w:t>conductual</w:t>
+      </w:r>
       <w:r>
         <w:rPr>
           <w:b/>
           <w:bCs/>
           <w:lang w:val="es-419" w:eastAsia="es-CO"/>
         </w:rPr>
-        <w:t>Paso 4. Experiencial</w:t>
-      </w:r>
+        <w:t xml:space="preserve">. </w:t>
+      </w:r>
+      <w:r>
+        <w:rPr>
+          <w:lang w:val="es-419" w:eastAsia="es-CO"/>
+        </w:rPr>
+        <w:t>Las experiencias diseñadas por la marca influyen en el comportamiento del consumidor, orientando sus decisiones de compra y acciones futuras frente a la marca.</w:t>
+      </w:r>
+    </w:p>
+    <w:p>
+      <w:pPr>
+        <w:pStyle w:val="Prrafodelista"/>
+        <w:numPr>
+          <w:ilvl w:val="0"/>
+          <w:numId w:val="39"/>
+        </w:numPr>
+        <w:rPr>
+          <w:lang w:val="es-419" w:eastAsia="es-CO"/>
+        </w:rPr>
+      </w:pPr>
       <w:r>
         <w:rPr>
           <w:b/>
           <w:bCs/>
           <w:lang w:val="es-419" w:eastAsia="es-CO"/>
         </w:rPr>
-        <w:t xml:space="preserve"> </w:t>
+        <w:t>Paso 4. Experiencial</w:t>
       </w:r>
       <w:r>
         <w:rPr>
@@ -10535,7 +11050,7 @@
           <w:bCs/>
           <w:lang w:val="es-419" w:eastAsia="es-CO"/>
         </w:rPr>
-        <w:t>-</w:t>
+        <w:t xml:space="preserve"> </w:t>
       </w:r>
       <w:r>
         <w:rPr>
@@ -10543,7 +11058,7 @@
           <w:bCs/>
           <w:lang w:val="es-419" w:eastAsia="es-CO"/>
         </w:rPr>
-        <w:t xml:space="preserve"> </w:t>
+        <w:t>–</w:t>
       </w:r>
       <w:r>
         <w:rPr>
@@ -10551,34 +11066,43 @@
           <w:bCs/>
           <w:lang w:val="es-419" w:eastAsia="es-CO"/>
         </w:rPr>
-        <w:t>relacional</w:t>
-      </w:r>
-    </w:p>
-    <w:p>
-      <w:pPr>
-        <w:rPr>
-          <w:lang w:val="es-419" w:eastAsia="es-CO"/>
-        </w:rPr>
-      </w:pPr>
-      <w:r>
-        <w:rPr>
-          <w:lang w:val="es-419" w:eastAsia="es-CO"/>
-        </w:rPr>
-        <w:t>Las experiencias significativas permiten construir relaciones duraderas con el cliente, fortaleciendo la conexión emocional y la fidelización hacia la marca en el tiempo.</w:t>
-      </w:r>
-    </w:p>
-    <w:p>
-      <w:pPr>
-        <w:rPr>
-          <w:lang w:val="es-419" w:eastAsia="es-CO"/>
-        </w:rPr>
-      </w:pPr>
+        <w:t xml:space="preserve"> </w:t>
+      </w:r>
       <w:r>
         <w:rPr>
           <w:b/>
           <w:bCs/>
           <w:lang w:val="es-419" w:eastAsia="es-CO"/>
         </w:rPr>
+        <w:t>relacional</w:t>
+      </w:r>
+      <w:r>
+        <w:rPr>
+          <w:b/>
+          <w:bCs/>
+          <w:lang w:val="es-419" w:eastAsia="es-CO"/>
+        </w:rPr>
+        <w:t xml:space="preserve">. </w:t>
+      </w:r>
+      <w:r>
+        <w:rPr>
+          <w:lang w:val="es-419" w:eastAsia="es-CO"/>
+        </w:rPr>
+        <w:t>Las experiencias significativas permiten construir relaciones duraderas con el cliente, fortaleciendo la conexión emocional y la fidelización hacia la marca en el tiempo.</w:t>
+      </w:r>
+    </w:p>
+    <w:p>
+      <w:pPr>
+        <w:rPr>
+          <w:lang w:val="es-419" w:eastAsia="es-CO"/>
+        </w:rPr>
+      </w:pPr>
+      <w:r>
+        <w:rPr>
+          <w:b/>
+          <w:bCs/>
+          <w:lang w:val="es-419" w:eastAsia="es-CO"/>
+        </w:rPr>
         <w:t>Pregunta de aplicación</w:t>
       </w:r>
       <w:r>
@@ -10679,27 +11203,51 @@
         <w:rPr>
           <w:lang w:val="es-419" w:eastAsia="es-CO"/>
         </w:rPr>
-        <w:t xml:space="preserve"> sensorial se evidencian en la implementación de estrategias que integran estímulos sensoriales para enriquecer la experiencia del cliente, estas aplicaciones buscan generar percepciones positivas y memorables, influyendo directamente en el comportamiento del consumidor y en su decisión de compra.</w:t>
-      </w:r>
-    </w:p>
-    <w:p>
-      <w:pPr>
-        <w:rPr>
-          <w:lang w:val="es-419" w:eastAsia="es-CO"/>
-        </w:rPr>
-      </w:pPr>
-      <w:r>
-        <w:rPr>
-          <w:lang w:val="es-419" w:eastAsia="es-CO"/>
-        </w:rPr>
-        <w:t xml:space="preserve">Estas aplicaciones se desarrollan en puntos de venta, eventos y entornos digitales, por ejemplo, Nike utiliza espacios interactivos donde se combinan elementos </w:t>
+        <w:t xml:space="preserve"> sensorial se evidencian en la implementación de estrategias que integran estímulos sensoriales para enriquecer la experiencia del cliente</w:t>
+      </w:r>
+      <w:r>
+        <w:rPr>
+          <w:lang w:val="es-419" w:eastAsia="es-CO"/>
+        </w:rPr>
+        <w:t>. E</w:t>
+      </w:r>
+      <w:r>
+        <w:rPr>
+          <w:lang w:val="es-419" w:eastAsia="es-CO"/>
+        </w:rPr>
+        <w:t>stas aplicaciones buscan generar percepciones positivas y memorables, influyendo directamente en el comportamiento del consumidor y en su decisión de compra.</w:t>
+      </w:r>
+    </w:p>
+    <w:p>
+      <w:pPr>
+        <w:rPr>
+          <w:lang w:val="es-419" w:eastAsia="es-CO"/>
+        </w:rPr>
+      </w:pPr>
+      <w:r>
+        <w:rPr>
+          <w:lang w:val="es-419" w:eastAsia="es-CO"/>
+        </w:rPr>
+        <w:t>Estas aplicaciones se desarrollan en puntos de venta, eventos y entornos digitales</w:t>
+      </w:r>
+      <w:r>
+        <w:rPr>
+          <w:lang w:val="es-419" w:eastAsia="es-CO"/>
+        </w:rPr>
+        <w:t>;</w:t>
+      </w:r>
+      <w:r>
+        <w:rPr>
+          <w:lang w:val="es-419" w:eastAsia="es-CO"/>
+        </w:rPr>
+        <w:t xml:space="preserve"> por ejemplo, Nike utiliza espacios interactivos donde se combinan elementos visuales, sonoros y táctiles para generar experiencias inmersivas que refuerzan su posicionamiento. Desde una perspectiva estratégica, estas aplicaciones permiten </w:t>
       </w:r>
       <w:r>
         <w:rPr>
           <w:lang w:val="es-419" w:eastAsia="es-CO"/>
         </w:rPr>
         <w:lastRenderedPageBreak/>
-        <w:t>visuales, sonoros y táctiles para generar experiencias inmersivas que refuerzan su posicionamiento. Desde una perspectiva estratégica, estas aplicaciones permiten diferenciar la marca mediante experiencias sensoriales que fortalecen la conexión emocional y aumentan la recordación. Su implementación debe ser coherente con la identidad de la marca y las expectativas del cliente.</w:t>
+        <w:t>diferenciar la marca mediante experiencias sensoriales que fortalecen la conexión emocional y aumentan la recordación. Su implementación debe ser coherente con la identidad de la marca y las expectativas del cliente.</w:t>
       </w:r>
     </w:p>
     <w:p>
@@ -10960,11 +11508,7 @@
               <w:t>marketing</w:t>
             </w:r>
             <w:r>
-              <w:t xml:space="preserve"> diseñadas para generar interacción directa con el consumidor, promoviendo la participación y el </w:t>
-            </w:r>
-            <w:r>
-              <w:lastRenderedPageBreak/>
-              <w:t>contacto inmediato con la marca en diferentes contextos.</w:t>
+              <w:t xml:space="preserve"> diseñadas para generar interacción directa con el consumidor, promoviendo la participación y el contacto inmediato con la marca en diferentes contextos.</w:t>
             </w:r>
           </w:p>
         </w:tc>
@@ -10977,12 +11521,7 @@
               <w:pStyle w:val="TextoTablas"/>
             </w:pPr>
             <w:r>
-              <w:lastRenderedPageBreak/>
-              <w:t xml:space="preserve">Una marca realiza una activación en un centro comercial donde los clientes prueban el producto y </w:t>
-            </w:r>
-            <w:r>
-              <w:lastRenderedPageBreak/>
-              <w:t>participan en dinámicas promocionales.</w:t>
+              <w:t>Una marca realiza una activación en un centro comercial donde los clientes prueban el producto y participan en dinámicas promocionales.</w:t>
             </w:r>
           </w:p>
         </w:tc>
@@ -10999,7 +11538,6 @@
         <w:rPr>
           <w:lang w:val="es-419" w:eastAsia="es-CO"/>
         </w:rPr>
-        <w:lastRenderedPageBreak/>
         <w:t>Nota. SENA, (2026).</w:t>
       </w:r>
     </w:p>
@@ -11015,6 +11553,7 @@
           <w:bCs/>
           <w:lang w:val="es-419" w:eastAsia="es-CO"/>
         </w:rPr>
+        <w:lastRenderedPageBreak/>
         <w:t>Clave estratégica</w:t>
       </w:r>
       <w:r>
@@ -11057,20 +11596,56 @@
         <w:rPr>
           <w:lang w:val="es-419" w:eastAsia="es-CO"/>
         </w:rPr>
-        <w:t xml:space="preserve"> experiencial y sensorial corresponden a la ejecución práctica de estrategias diseñadas para generar experiencias significativas mediante la activación de los sentidos, estas implementaciones implican la planificación de acciones específicas en los diferentes puntos de contacto con el cliente, garantizando coherencia y consistencia en la experiencia (Krishna, 2012).</w:t>
-      </w:r>
-    </w:p>
-    <w:p>
-      <w:pPr>
-        <w:rPr>
-          <w:lang w:val="es-419" w:eastAsia="es-CO"/>
-        </w:rPr>
-      </w:pPr>
-      <w:r>
-        <w:rPr>
-          <w:lang w:val="es-419" w:eastAsia="es-CO"/>
-        </w:rPr>
-        <w:t>En la práctica, las implementaciones incluyen el diseño de ambientes, la capacitación del personal y la integración de tecnologías que potencien la experiencia, estas implementaciones permiten materializar la experiencia diseñada, asegurando que los estímulos sensoriales generen el impacto esperado en el consumidor, su éxito depende de la alineación entre estrategia, ejecución y percepción del cliente.</w:t>
+        <w:t xml:space="preserve"> experiencial y sensorial corresponden a la ejecución práctica de estrategias diseñadas para generar experiencias significativas mediante la activación de los sentidos</w:t>
+      </w:r>
+      <w:r>
+        <w:rPr>
+          <w:lang w:val="es-419" w:eastAsia="es-CO"/>
+        </w:rPr>
+        <w:t>;</w:t>
+      </w:r>
+      <w:r>
+        <w:rPr>
+          <w:lang w:val="es-419" w:eastAsia="es-CO"/>
+        </w:rPr>
+        <w:t xml:space="preserve"> estas implementaciones implican la planificación de acciones específicas en los diferentes puntos de contacto con el cliente, garantizando coherencia y consistencia en la experiencia (Krishna, 2012).</w:t>
+      </w:r>
+    </w:p>
+    <w:p>
+      <w:pPr>
+        <w:rPr>
+          <w:lang w:val="es-419" w:eastAsia="es-CO"/>
+        </w:rPr>
+      </w:pPr>
+      <w:r>
+        <w:rPr>
+          <w:lang w:val="es-419" w:eastAsia="es-CO"/>
+        </w:rPr>
+        <w:t>En la práctica, las implementaciones incluyen el diseño de ambientes, la capacitación del personal y la integración de tecnologías que potencien la experiencia</w:t>
+      </w:r>
+      <w:r>
+        <w:rPr>
+          <w:lang w:val="es-419" w:eastAsia="es-CO"/>
+        </w:rPr>
+        <w:t>;</w:t>
+      </w:r>
+      <w:r>
+        <w:rPr>
+          <w:lang w:val="es-419" w:eastAsia="es-CO"/>
+        </w:rPr>
+        <w:t xml:space="preserve"> estas implementaciones permiten materializar la experiencia diseñada, asegurando que los estímulos sensoriales generen el impacto esperado en el consumidor</w:t>
+      </w:r>
+      <w:r>
+        <w:rPr>
+          <w:lang w:val="es-419" w:eastAsia="es-CO"/>
+        </w:rPr>
+        <w:t>. S</w:t>
+      </w:r>
+      <w:r>
+        <w:rPr>
+          <w:lang w:val="es-419" w:eastAsia="es-CO"/>
+        </w:rPr>
+        <w:t>u éxito depende de la alineación entre estrategia, ejecución y percepción del cliente.</w:t>
       </w:r>
     </w:p>
     <w:p>
@@ -11166,22 +11741,67 @@
       </w:pPr>
       <w:bookmarkStart w:id="27" w:name="_Toc235120665"/>
       <w:r>
+        <w:t>Complementación</w:t>
+      </w:r>
+      <w:bookmarkEnd w:id="27"/>
+    </w:p>
+    <w:p>
+      <w:pPr>
+        <w:rPr>
+          <w:lang w:val="es-419" w:eastAsia="es-CO"/>
+        </w:rPr>
+      </w:pPr>
+      <w:r>
+        <w:rPr>
+          <w:lang w:val="es-419" w:eastAsia="es-CO"/>
+        </w:rPr>
+        <w:t xml:space="preserve">La complementación entre el </w:t>
+      </w:r>
+      <w:r>
+        <w:rPr>
+          <w:rStyle w:val="Extranjerismo"/>
+          <w:lang w:val="es-419" w:eastAsia="es-CO"/>
+        </w:rPr>
+        <w:t>marketing</w:t>
+      </w:r>
+      <w:r>
+        <w:rPr>
+          <w:lang w:val="es-419" w:eastAsia="es-CO"/>
+        </w:rPr>
+        <w:t xml:space="preserve"> experiencial y el </w:t>
+      </w:r>
+      <w:r>
+        <w:rPr>
+          <w:rStyle w:val="Extranjerismo"/>
+          <w:lang w:val="es-419" w:eastAsia="es-CO"/>
+        </w:rPr>
+        <w:t>marketing</w:t>
+      </w:r>
+      <w:r>
+        <w:rPr>
+          <w:lang w:val="es-419" w:eastAsia="es-CO"/>
+        </w:rPr>
+        <w:t xml:space="preserve"> sensorial se refiere a la forma en que ambos enfoques se integran para potenciar la construcción de experiencias significativas. Mientras el </w:t>
+      </w:r>
+      <w:r>
+        <w:rPr>
+          <w:rStyle w:val="Extranjerismo"/>
+          <w:lang w:val="es-419" w:eastAsia="es-CO"/>
+        </w:rPr>
+        <w:t>marketing</w:t>
+      </w:r>
+      <w:r>
+        <w:rPr>
+          <w:lang w:val="es-419" w:eastAsia="es-CO"/>
+        </w:rPr>
+        <w:t xml:space="preserve"> experiencial define la estructura </w:t>
+      </w:r>
+      <w:r>
+        <w:rPr>
+          <w:lang w:val="es-419" w:eastAsia="es-CO"/>
+        </w:rPr>
         <w:lastRenderedPageBreak/>
-        <w:t>Complementación</w:t>
-      </w:r>
-      <w:bookmarkEnd w:id="27"/>
-    </w:p>
-    <w:p>
-      <w:pPr>
-        <w:rPr>
-          <w:lang w:val="es-419" w:eastAsia="es-CO"/>
-        </w:rPr>
-      </w:pPr>
-      <w:r>
-        <w:rPr>
-          <w:lang w:val="es-419" w:eastAsia="es-CO"/>
-        </w:rPr>
-        <w:t xml:space="preserve">La complementación entre el </w:t>
+        <w:t xml:space="preserve">de la experiencia, el </w:t>
       </w:r>
       <w:r>
         <w:rPr>
@@ -11194,45 +11814,6 @@
         <w:rPr>
           <w:lang w:val="es-419" w:eastAsia="es-CO"/>
         </w:rPr>
-        <w:t xml:space="preserve"> experiencial y el </w:t>
-      </w:r>
-      <w:r>
-        <w:rPr>
-          <w:rStyle w:val="Extranjerismo"/>
-          <w:lang w:val="es-419" w:eastAsia="es-CO"/>
-        </w:rPr>
-        <w:t>marketing</w:t>
-      </w:r>
-      <w:r>
-        <w:rPr>
-          <w:lang w:val="es-419" w:eastAsia="es-CO"/>
-        </w:rPr>
-        <w:t xml:space="preserve"> sensorial se refiere a la forma en que ambos enfoques se integran para potenciar la construcción de experiencias significativas. Mientras el </w:t>
-      </w:r>
-      <w:r>
-        <w:rPr>
-          <w:rStyle w:val="Extranjerismo"/>
-          <w:lang w:val="es-419" w:eastAsia="es-CO"/>
-        </w:rPr>
-        <w:t>marketing</w:t>
-      </w:r>
-      <w:r>
-        <w:rPr>
-          <w:lang w:val="es-419" w:eastAsia="es-CO"/>
-        </w:rPr>
-        <w:t xml:space="preserve"> experiencial define la estructura de la experiencia, el </w:t>
-      </w:r>
-      <w:r>
-        <w:rPr>
-          <w:rStyle w:val="Extranjerismo"/>
-          <w:lang w:val="es-419" w:eastAsia="es-CO"/>
-        </w:rPr>
-        <w:t>marketing</w:t>
-      </w:r>
-      <w:r>
-        <w:rPr>
-          <w:lang w:val="es-419" w:eastAsia="es-CO"/>
-        </w:rPr>
         <w:t xml:space="preserve"> sensorial aporta los estímulos que intensifican la percepción del consumidor, generando mayor impacto emocional y recordación.</w:t>
       </w:r>
     </w:p>
@@ -11246,7 +11827,19 @@
         <w:rPr>
           <w:lang w:val="es-419" w:eastAsia="es-CO"/>
         </w:rPr>
-        <w:t>Esta complementación se evidencia cuando las marcas diseñan experiencias coherentes que combinan estímulos sensoriales con interacción significativa. Por ejemplo, Lush utiliza aromas, texturas y demostraciones en vivo para complementar la experiencia del cliente en tienda, esta complementación permite crear experiencias más completas y diferenciadoras, fortaleciendo el posicionamiento y la fidelización; su efectividad depende de la integración adecuada de los estímulos con la propuesta de valor de la marca.</w:t>
+        <w:t>Esta complementación se evidencia cuando las marcas diseñan experiencias coherentes que combinan estímulos sensoriales con interacción significativa. Por ejemplo, Lush utiliza aromas, texturas y demostraciones en vivo para complementar la experiencia del cliente en tienda</w:t>
+      </w:r>
+      <w:r>
+        <w:rPr>
+          <w:lang w:val="es-419" w:eastAsia="es-CO"/>
+        </w:rPr>
+        <w:t>;</w:t>
+      </w:r>
+      <w:r>
+        <w:rPr>
+          <w:lang w:val="es-419" w:eastAsia="es-CO"/>
+        </w:rPr>
+        <w:t xml:space="preserve"> esta complementación permite crear experiencias más completas y diferenciadoras, fortaleciendo el posicionamiento y la fidelización; su efectividad depende de la integración adecuada de los estímulos con la propuesta de valor de la marca.</w:t>
       </w:r>
     </w:p>
     <w:p>
@@ -11302,6 +11895,11 @@
     </w:p>
     <w:p>
       <w:pPr>
+        <w:pStyle w:val="Prrafodelista"/>
+        <w:numPr>
+          <w:ilvl w:val="0"/>
+          <w:numId w:val="40"/>
+        </w:numPr>
         <w:rPr>
           <w:lang w:val="es-419" w:eastAsia="es-CO"/>
         </w:rPr>
@@ -11327,13 +11925,7 @@
         <w:rPr>
           <w:lang w:val="es-419" w:eastAsia="es-CO"/>
         </w:rPr>
-        <w:t xml:space="preserve">. </w:t>
-      </w:r>
-      <w:r>
-        <w:rPr>
-          <w:lang w:val="es-419" w:eastAsia="es-CO"/>
-        </w:rPr>
-        <w:t xml:space="preserve">El </w:t>
+        <w:t xml:space="preserve">. El </w:t>
       </w:r>
       <w:r>
         <w:rPr>
@@ -11351,6 +11943,7 @@
     </w:p>
     <w:p>
       <w:pPr>
+        <w:ind w:left="360"/>
         <w:rPr>
           <w:lang w:val="es-419" w:eastAsia="es-CO"/>
         </w:rPr>
@@ -11367,7 +11960,7 @@
         <w:pStyle w:val="Prrafodelista"/>
         <w:numPr>
           <w:ilvl w:val="0"/>
-          <w:numId w:val="30"/>
+          <w:numId w:val="42"/>
         </w:numPr>
         <w:rPr>
           <w:lang w:val="es-419" w:eastAsia="es-CO"/>
@@ -11385,7 +11978,7 @@
         <w:pStyle w:val="Prrafodelista"/>
         <w:numPr>
           <w:ilvl w:val="0"/>
-          <w:numId w:val="30"/>
+          <w:numId w:val="42"/>
         </w:numPr>
         <w:rPr>
           <w:lang w:val="es-419" w:eastAsia="es-CO"/>
@@ -11403,7 +11996,7 @@
         <w:pStyle w:val="Prrafodelista"/>
         <w:numPr>
           <w:ilvl w:val="0"/>
-          <w:numId w:val="30"/>
+          <w:numId w:val="42"/>
         </w:numPr>
         <w:rPr>
           <w:lang w:val="es-419" w:eastAsia="es-CO"/>
@@ -11418,6 +12011,11 @@
     </w:p>
     <w:p>
       <w:pPr>
+        <w:pStyle w:val="Prrafodelista"/>
+        <w:numPr>
+          <w:ilvl w:val="0"/>
+          <w:numId w:val="40"/>
+        </w:numPr>
         <w:rPr>
           <w:lang w:val="es-419" w:eastAsia="es-CO"/>
         </w:rPr>
@@ -11429,7 +12027,6 @@
           <w:bCs/>
           <w:lang w:val="es-419" w:eastAsia="es-CO"/>
         </w:rPr>
-        <w:lastRenderedPageBreak/>
         <w:t>Marketing</w:t>
       </w:r>
       <w:r>
@@ -11463,11 +12060,19 @@
         <w:rPr>
           <w:lang w:val="es-419" w:eastAsia="es-CO"/>
         </w:rPr>
-        <w:t xml:space="preserve"> sensorial incorpora estímulos dirigidos a los sentidos para enriquecer la experiencia del consumidor. Mediante recursos visuales, sonoros, olfativos y táctiles, fortalece la percepción de la marca y favorece una mayor recordación y conexión emocional.</w:t>
-      </w:r>
-    </w:p>
-    <w:p>
-      <w:pPr>
+        <w:t xml:space="preserve"> sensorial incorpora estímulos dirigidos a los sentidos para enriquecer la experiencia del consumidor. Mediante recursos visuales, sonoros, olfativos y táctiles, fortalece la </w:t>
+      </w:r>
+      <w:r>
+        <w:rPr>
+          <w:lang w:val="es-419" w:eastAsia="es-CO"/>
+        </w:rPr>
+        <w:lastRenderedPageBreak/>
+        <w:t>percepción de la marca y favorece una mayor recordación y conexión emocional.</w:t>
+      </w:r>
+    </w:p>
+    <w:p>
+      <w:pPr>
+        <w:ind w:left="360"/>
         <w:rPr>
           <w:lang w:val="es-419" w:eastAsia="es-CO"/>
         </w:rPr>
@@ -11484,7 +12089,7 @@
         <w:pStyle w:val="Prrafodelista"/>
         <w:numPr>
           <w:ilvl w:val="0"/>
-          <w:numId w:val="31"/>
+          <w:numId w:val="43"/>
         </w:numPr>
         <w:rPr>
           <w:lang w:val="es-419" w:eastAsia="es-CO"/>
@@ -11502,7 +12107,7 @@
         <w:pStyle w:val="Prrafodelista"/>
         <w:numPr>
           <w:ilvl w:val="0"/>
-          <w:numId w:val="31"/>
+          <w:numId w:val="43"/>
         </w:numPr>
         <w:rPr>
           <w:lang w:val="es-419" w:eastAsia="es-CO"/>
@@ -11520,7 +12125,7 @@
         <w:pStyle w:val="Prrafodelista"/>
         <w:numPr>
           <w:ilvl w:val="0"/>
-          <w:numId w:val="31"/>
+          <w:numId w:val="43"/>
         </w:numPr>
         <w:rPr>
           <w:lang w:val="es-419" w:eastAsia="es-CO"/>
@@ -11538,7 +12143,7 @@
         <w:pStyle w:val="Prrafodelista"/>
         <w:numPr>
           <w:ilvl w:val="0"/>
-          <w:numId w:val="31"/>
+          <w:numId w:val="43"/>
         </w:numPr>
         <w:rPr>
           <w:lang w:val="es-419" w:eastAsia="es-CO"/>
@@ -11553,6 +12158,11 @@
     </w:p>
     <w:p>
       <w:pPr>
+        <w:pStyle w:val="Prrafodelista"/>
+        <w:numPr>
+          <w:ilvl w:val="0"/>
+          <w:numId w:val="40"/>
+        </w:numPr>
         <w:rPr>
           <w:lang w:val="es-419" w:eastAsia="es-CO"/>
         </w:rPr>
@@ -11606,6 +12216,11 @@
     </w:p>
     <w:p>
       <w:pPr>
+        <w:pStyle w:val="Prrafodelista"/>
+        <w:numPr>
+          <w:ilvl w:val="0"/>
+          <w:numId w:val="40"/>
+        </w:numPr>
         <w:rPr>
           <w:lang w:val="es-419" w:eastAsia="es-CO"/>
         </w:rPr>
@@ -11705,20 +12320,44 @@
         <w:rPr>
           <w:lang w:val="es-419" w:eastAsia="es-CO"/>
         </w:rPr>
-        <w:t xml:space="preserve"> experiencial y sensorial corresponden a los factores que influyen en la percepción y comportamiento del consumidor durante la experiencia de marca, estas variables incluyen elementos como el entorno, los estímulos sensoriales, el contexto cultural y las características del consumidor, los cuales determinan la efectividad de la estrategia (Krishna, 2012).</w:t>
-      </w:r>
-    </w:p>
-    <w:p>
-      <w:pPr>
-        <w:rPr>
-          <w:lang w:val="es-419" w:eastAsia="es-CO"/>
-        </w:rPr>
-      </w:pPr>
-      <w:r>
-        <w:rPr>
-          <w:lang w:val="es-419" w:eastAsia="es-CO"/>
-        </w:rPr>
-        <w:t>En la práctica, estas variables deben ser analizadas y gestionadas para garantizar una experiencia coherente. Por ejemplo, Zara ajusta iluminación, música y disposición de productos según el tipo de tienda y ubicación, adaptándose al perfil del consumidor; la gestión de variables permite optimizar la experiencia del cliente, asegurando que los estímulos generen las respuestas esperadas, su adecuada interpretación facilita la toma de decisiones en el diseño de experiencias.</w:t>
+        <w:t xml:space="preserve"> experiencial y sensorial corresponden a los factores que influyen en la percepción y comportamiento del consumidor durante la experiencia de marca</w:t>
+      </w:r>
+      <w:r>
+        <w:rPr>
+          <w:lang w:val="es-419" w:eastAsia="es-CO"/>
+        </w:rPr>
+        <w:t xml:space="preserve">; </w:t>
+      </w:r>
+      <w:r>
+        <w:rPr>
+          <w:lang w:val="es-419" w:eastAsia="es-CO"/>
+        </w:rPr>
+        <w:t>estas variables incluyen elementos como el entorno, los estímulos sensoriales, el contexto cultural y las características del consumidor, los cuales determinan la efectividad de la estrategia (Krishna, 2012).</w:t>
+      </w:r>
+    </w:p>
+    <w:p>
+      <w:pPr>
+        <w:rPr>
+          <w:lang w:val="es-419" w:eastAsia="es-CO"/>
+        </w:rPr>
+      </w:pPr>
+      <w:r>
+        <w:rPr>
+          <w:lang w:val="es-419" w:eastAsia="es-CO"/>
+        </w:rPr>
+        <w:t>En la práctica, estas variables deben ser analizadas y gestionadas para garantizar una experiencia coherente. Por ejemplo, Zara ajusta iluminación, música y disposición de productos según el tipo de tienda y ubicación, adaptándose al perfil del consumidor; la gestión de variables permite optimizar la experiencia del cliente, asegurando que los estímulos generen las respuestas esperadas</w:t>
+      </w:r>
+      <w:r>
+        <w:rPr>
+          <w:lang w:val="es-419" w:eastAsia="es-CO"/>
+        </w:rPr>
+        <w:t xml:space="preserve">; </w:t>
+      </w:r>
+      <w:r>
+        <w:rPr>
+          <w:lang w:val="es-419" w:eastAsia="es-CO"/>
+        </w:rPr>
+        <w:t>su adecuada interpretación facilita la toma de decisiones en el diseño de experiencias.</w:t>
       </w:r>
     </w:p>
     <w:p>
@@ -11788,26 +12427,25 @@
           <w:numId w:val="32"/>
         </w:numPr>
         <w:rPr>
+          <w:lang w:val="es-419" w:eastAsia="es-CO"/>
+        </w:rPr>
+      </w:pPr>
+      <w:r>
+        <w:rPr>
           <w:b/>
           <w:bCs/>
           <w:lang w:val="es-419" w:eastAsia="es-CO"/>
         </w:rPr>
-      </w:pPr>
+        <w:t>Entorno</w:t>
+      </w:r>
       <w:r>
         <w:rPr>
           <w:b/>
           <w:bCs/>
           <w:lang w:val="es-419" w:eastAsia="es-CO"/>
         </w:rPr>
-        <w:t>Entorno</w:t>
-      </w:r>
-    </w:p>
-    <w:p>
-      <w:pPr>
-        <w:rPr>
-          <w:lang w:val="es-419" w:eastAsia="es-CO"/>
-        </w:rPr>
-      </w:pPr>
+        <w:t xml:space="preserve">. </w:t>
+      </w:r>
       <w:r>
         <w:rPr>
           <w:lang w:val="es-419" w:eastAsia="es-CO"/>
@@ -11823,26 +12461,25 @@
           <w:numId w:val="32"/>
         </w:numPr>
         <w:rPr>
+          <w:lang w:val="es-419" w:eastAsia="es-CO"/>
+        </w:rPr>
+      </w:pPr>
+      <w:r>
+        <w:rPr>
           <w:b/>
           <w:bCs/>
           <w:lang w:val="es-419" w:eastAsia="es-CO"/>
         </w:rPr>
-      </w:pPr>
+        <w:t>Estímulos</w:t>
+      </w:r>
       <w:r>
         <w:rPr>
           <w:b/>
           <w:bCs/>
           <w:lang w:val="es-419" w:eastAsia="es-CO"/>
         </w:rPr>
-        <w:t>Estímulos</w:t>
-      </w:r>
-    </w:p>
-    <w:p>
-      <w:pPr>
-        <w:rPr>
-          <w:lang w:val="es-419" w:eastAsia="es-CO"/>
-        </w:rPr>
-      </w:pPr>
+        <w:t xml:space="preserve">. </w:t>
+      </w:r>
       <w:r>
         <w:rPr>
           <w:lang w:val="es-419" w:eastAsia="es-CO"/>
@@ -11858,32 +12495,37 @@
           <w:numId w:val="32"/>
         </w:numPr>
         <w:rPr>
+          <w:lang w:val="es-419" w:eastAsia="es-CO"/>
+        </w:rPr>
+      </w:pPr>
+      <w:r>
+        <w:rPr>
           <w:b/>
           <w:bCs/>
           <w:lang w:val="es-419" w:eastAsia="es-CO"/>
         </w:rPr>
-      </w:pPr>
+        <w:t>Cliente</w:t>
+      </w:r>
       <w:r>
         <w:rPr>
           <w:b/>
           <w:bCs/>
           <w:lang w:val="es-419" w:eastAsia="es-CO"/>
         </w:rPr>
+        <w:t xml:space="preserve">. </w:t>
+      </w:r>
+      <w:r>
+        <w:rPr>
+          <w:lang w:val="es-419" w:eastAsia="es-CO"/>
+        </w:rPr>
+        <w:t xml:space="preserve">Las características, necesidades, expectativas y preferencias del consumidor influyen en la forma en que vive la experiencia. Comprender </w:t>
+      </w:r>
+      <w:r>
+        <w:rPr>
+          <w:lang w:val="es-419" w:eastAsia="es-CO"/>
+        </w:rPr>
         <w:lastRenderedPageBreak/>
-        <w:t>Cliente</w:t>
-      </w:r>
-    </w:p>
-    <w:p>
-      <w:pPr>
-        <w:rPr>
-          <w:lang w:val="es-419" w:eastAsia="es-CO"/>
-        </w:rPr>
-      </w:pPr>
-      <w:r>
-        <w:rPr>
-          <w:lang w:val="es-419" w:eastAsia="es-CO"/>
-        </w:rPr>
-        <w:t>Las características, necesidades, expectativas y preferencias del consumidor influyen en la forma en que vive la experiencia. Comprender su perfil permite diseñar estrategias más relevantes y generar mayor satisfacción.</w:t>
+        <w:t>su perfil permite diseñar estrategias más relevantes y generar mayor satisfacción.</w:t>
       </w:r>
     </w:p>
     <w:p>
@@ -11894,26 +12536,25 @@
           <w:numId w:val="32"/>
         </w:numPr>
         <w:rPr>
+          <w:lang w:val="es-419" w:eastAsia="es-CO"/>
+        </w:rPr>
+      </w:pPr>
+      <w:r>
+        <w:rPr>
           <w:b/>
           <w:bCs/>
           <w:lang w:val="es-419" w:eastAsia="es-CO"/>
         </w:rPr>
-      </w:pPr>
+        <w:t>Cultura</w:t>
+      </w:r>
       <w:r>
         <w:rPr>
           <w:b/>
           <w:bCs/>
           <w:lang w:val="es-419" w:eastAsia="es-CO"/>
         </w:rPr>
-        <w:t>Cultura</w:t>
-      </w:r>
-    </w:p>
-    <w:p>
-      <w:pPr>
-        <w:rPr>
-          <w:lang w:val="es-419" w:eastAsia="es-CO"/>
-        </w:rPr>
-      </w:pPr>
+        <w:t xml:space="preserve">. </w:t>
+      </w:r>
       <w:r>
         <w:rPr>
           <w:lang w:val="es-419" w:eastAsia="es-CO"/>
@@ -11969,13 +12610,6 @@
         </w:rPr>
         <w:t>En el ámbito aplicado, estas relaciones se evidencian en la forma en que los estímulos generan respuestas emocionales y conductuales. Por ejemplo, Apple diseña espacios donde la interacción con el producto y el entorno genera una percepción de innovación y exclusividad; desde una perspectiva estratégica, las relaciones entre percepción, emoción y experiencia permiten a las marcas diseñar estrategias más efectivas, orientadas a generar impacto en la mente del consumidor y fortalecer el posicionamiento.</w:t>
       </w:r>
-    </w:p>
-    <w:p>
-      <w:pPr>
-        <w:rPr>
-          <w:lang w:val="es-419" w:eastAsia="es-CO"/>
-        </w:rPr>
-      </w:pPr>
     </w:p>
     <w:p>
       <w:pPr>
@@ -11991,7 +12625,6 @@
         <w:rPr>
           <w:lang w:val="es-419" w:eastAsia="es-CO"/>
         </w:rPr>
-        <w:lastRenderedPageBreak/>
         <w:t xml:space="preserve">Relaciones en </w:t>
       </w:r>
       <w:r>
@@ -12096,7 +12729,11 @@
               <w:pStyle w:val="TextoTablas"/>
             </w:pPr>
             <w:r>
-              <w:t>Relación en la que los estímulos sensoriales diseñados por la marca influyen en la forma en que el consumidor interpreta y construye la imagen de la marca en su mente.</w:t>
+              <w:t xml:space="preserve">Relación en la que los estímulos sensoriales diseñados por la marca influyen en la forma en que el </w:t>
+            </w:r>
+            <w:r>
+              <w:lastRenderedPageBreak/>
+              <w:t>consumidor interpreta y construye la imagen de la marca en su mente.</w:t>
             </w:r>
           </w:p>
         </w:tc>
@@ -12109,7 +12746,12 @@
               <w:pStyle w:val="TextoTablas"/>
             </w:pPr>
             <w:r>
-              <w:t xml:space="preserve">Una tienda utiliza iluminación cálida y aromas agradables para generar una percepción de exclusividad y </w:t>
+              <w:lastRenderedPageBreak/>
+              <w:t xml:space="preserve">Una tienda utiliza iluminación cálida y aromas agradables para generar una percepción de </w:t>
+            </w:r>
+            <w:r>
+              <w:lastRenderedPageBreak/>
+              <w:t xml:space="preserve">exclusividad y </w:t>
             </w:r>
             <w:r>
               <w:t>confort</w:t>
@@ -12130,6 +12772,7 @@
               <w:pStyle w:val="TextoTablas"/>
             </w:pPr>
             <w:r>
+              <w:lastRenderedPageBreak/>
               <w:t>Percepción - emoción</w:t>
             </w:r>
           </w:p>
@@ -12349,7 +12992,19 @@
         <w:rPr>
           <w:lang w:val="es-419" w:eastAsia="es-CO"/>
         </w:rPr>
-        <w:t>Este capítulo aborda la clasificación y tipología de clientes como base para la personalización de experiencias, su desarrollo se realizará desde un enfoque conceptual y aplicado, integrando ejemplos empresariales que evidencian cómo el conocimiento del cliente fortalece la toma de decisiones y el posicionamiento de la marca.</w:t>
+        <w:t>Este capítulo aborda la clasificación y tipología de clientes como base para la personalización de experiencias</w:t>
+      </w:r>
+      <w:r>
+        <w:rPr>
+          <w:lang w:val="es-419" w:eastAsia="es-CO"/>
+        </w:rPr>
+        <w:t xml:space="preserve">; </w:t>
+      </w:r>
+      <w:r>
+        <w:rPr>
+          <w:lang w:val="es-419" w:eastAsia="es-CO"/>
+        </w:rPr>
+        <w:t>su desarrollo se realizará desde un enfoque conceptual y aplicado, integrando ejemplos empresariales que evidencian cómo el conocimiento del cliente fortalece la toma de decisiones y el posicionamiento de la marca.</w:t>
       </w:r>
     </w:p>
     <w:p>
@@ -12372,20 +13027,44 @@
         <w:rPr>
           <w:lang w:val="es-419" w:eastAsia="es-CO"/>
         </w:rPr>
-        <w:t>La clasificación de clientes consiste en agrupar a los consumidores según criterios específicos como comportamiento, frecuencia de compra, necesidades y nivel de interacción con la marca, esta clasificación permite identificar patrones que facilitan la toma de decisiones estratégicas orientadas al diseño de experiencias personalizadas.</w:t>
-      </w:r>
-    </w:p>
-    <w:p>
-      <w:pPr>
-        <w:rPr>
-          <w:lang w:val="es-419" w:eastAsia="es-CO"/>
-        </w:rPr>
-      </w:pPr>
-      <w:r>
-        <w:rPr>
-          <w:lang w:val="es-419" w:eastAsia="es-CO"/>
-        </w:rPr>
-        <w:t>Las empresas clasifican a sus clientes en categorías como frecuentes, ocasionales y potenciales. Por ejemplo, Amazon utiliza datos de comportamiento para segmentar clientes y ofrecer recomendaciones personalizadas, esta clasificación permite optimizar recursos y diseñar estrategias diferenciadas, alineadas con las características de cada grupo de clientes.</w:t>
+        <w:t>La clasificación de clientes consiste en agrupar a los consumidores según criterios específicos como comportamiento, frecuencia de compra, necesidades y nivel de interacción con la marca</w:t>
+      </w:r>
+      <w:r>
+        <w:rPr>
+          <w:lang w:val="es-419" w:eastAsia="es-CO"/>
+        </w:rPr>
+        <w:t>;</w:t>
+      </w:r>
+      <w:r>
+        <w:rPr>
+          <w:lang w:val="es-419" w:eastAsia="es-CO"/>
+        </w:rPr>
+        <w:t xml:space="preserve"> esta clasificación permite identificar patrones que facilitan la toma de decisiones estratégicas orientadas al diseño de experiencias personalizadas.</w:t>
+      </w:r>
+    </w:p>
+    <w:p>
+      <w:pPr>
+        <w:rPr>
+          <w:lang w:val="es-419" w:eastAsia="es-CO"/>
+        </w:rPr>
+      </w:pPr>
+      <w:r>
+        <w:rPr>
+          <w:lang w:val="es-419" w:eastAsia="es-CO"/>
+        </w:rPr>
+        <w:t>Las empresas clasifican a sus clientes en categorías como frecuentes, ocasionales y potenciales. Por ejemplo, Amazon utiliza datos de comportamiento para segmentar clientes y ofrecer recomendaciones personalizadas</w:t>
+      </w:r>
+      <w:r>
+        <w:rPr>
+          <w:lang w:val="es-419" w:eastAsia="es-CO"/>
+        </w:rPr>
+        <w:t>;</w:t>
+      </w:r>
+      <w:r>
+        <w:rPr>
+          <w:lang w:val="es-419" w:eastAsia="es-CO"/>
+        </w:rPr>
+        <w:t xml:space="preserve"> esta clasificación permite optimizar recursos y diseñar estrategias diferenciadas, alineadas con las características de cada grupo de clientes.</w:t>
       </w:r>
     </w:p>
     <w:p>
@@ -12407,6 +13086,11 @@
     </w:p>
     <w:p>
       <w:pPr>
+        <w:pStyle w:val="Prrafodelista"/>
+        <w:numPr>
+          <w:ilvl w:val="0"/>
+          <w:numId w:val="44"/>
+        </w:numPr>
         <w:rPr>
           <w:lang w:val="es-419" w:eastAsia="es-CO"/>
         </w:rPr>
@@ -12423,17 +13107,16 @@
         <w:rPr>
           <w:lang w:val="es-419" w:eastAsia="es-CO"/>
         </w:rPr>
-        <w:t xml:space="preserve">. </w:t>
-      </w:r>
-      <w:r>
-        <w:rPr>
-          <w:lang w:val="es-419" w:eastAsia="es-CO"/>
-        </w:rPr>
-        <w:t>Cliente que compra regularmente, generando ingresos constantes y relación estable.</w:t>
-      </w:r>
-    </w:p>
-    <w:p>
-      <w:pPr>
+        <w:t>. Cliente que compra regularmente, generando ingresos constantes y relación estable.</w:t>
+      </w:r>
+    </w:p>
+    <w:p>
+      <w:pPr>
+        <w:pStyle w:val="Prrafodelista"/>
+        <w:numPr>
+          <w:ilvl w:val="0"/>
+          <w:numId w:val="44"/>
+        </w:numPr>
         <w:rPr>
           <w:lang w:val="es-419" w:eastAsia="es-CO"/>
         </w:rPr>
@@ -12444,24 +13127,22 @@
           <w:bCs/>
           <w:lang w:val="es-419" w:eastAsia="es-CO"/>
         </w:rPr>
-        <w:lastRenderedPageBreak/>
         <w:t>Ocasional.</w:t>
       </w:r>
       <w:r>
         <w:rPr>
           <w:lang w:val="es-419" w:eastAsia="es-CO"/>
         </w:rPr>
-        <w:t xml:space="preserve"> </w:t>
-      </w:r>
-      <w:r>
-        <w:rPr>
-          <w:lang w:val="es-419" w:eastAsia="es-CO"/>
-        </w:rPr>
-        <w:t>Cliente que compra esporádicamente según necesidades o estímulos específicos del mercado.</w:t>
-      </w:r>
-    </w:p>
-    <w:p>
-      <w:pPr>
+        <w:t xml:space="preserve"> Cliente que compra esporádicamente según necesidades o estímulos específicos del mercado.</w:t>
+      </w:r>
+    </w:p>
+    <w:p>
+      <w:pPr>
+        <w:pStyle w:val="Prrafodelista"/>
+        <w:numPr>
+          <w:ilvl w:val="0"/>
+          <w:numId w:val="44"/>
+        </w:numPr>
         <w:rPr>
           <w:lang w:val="es-419" w:eastAsia="es-CO"/>
         </w:rPr>
@@ -12472,23 +13153,23 @@
           <w:bCs/>
           <w:lang w:val="es-419" w:eastAsia="es-CO"/>
         </w:rPr>
+        <w:lastRenderedPageBreak/>
         <w:t>Potencial</w:t>
       </w:r>
       <w:r>
         <w:rPr>
           <w:lang w:val="es-419" w:eastAsia="es-CO"/>
         </w:rPr>
-        <w:t xml:space="preserve">. </w:t>
-      </w:r>
-      <w:r>
-        <w:rPr>
-          <w:lang w:val="es-419" w:eastAsia="es-CO"/>
-        </w:rPr>
-        <w:t>Individuo que aún no compra, pero puede convertirse en cliente.</w:t>
-      </w:r>
-    </w:p>
-    <w:p>
-      <w:pPr>
+        <w:t>. Individuo que aún no compra, pero puede convertirse en cliente.</w:t>
+      </w:r>
+    </w:p>
+    <w:p>
+      <w:pPr>
+        <w:pStyle w:val="Prrafodelista"/>
+        <w:numPr>
+          <w:ilvl w:val="0"/>
+          <w:numId w:val="44"/>
+        </w:numPr>
         <w:rPr>
           <w:lang w:val="es-419" w:eastAsia="es-CO"/>
         </w:rPr>
@@ -12505,13 +13186,7 @@
         <w:rPr>
           <w:lang w:val="es-419" w:eastAsia="es-CO"/>
         </w:rPr>
-        <w:t xml:space="preserve"> </w:t>
-      </w:r>
-      <w:r>
-        <w:rPr>
-          <w:lang w:val="es-419" w:eastAsia="es-CO"/>
-        </w:rPr>
-        <w:t>Cliente fiel que repite compras y recomienda la marca activamente.</w:t>
+        <w:t xml:space="preserve"> Cliente fiel que repite compras y recomienda la marca activamente.</w:t>
       </w:r>
     </w:p>
     <w:p>
@@ -12574,7 +13249,19 @@
         <w:rPr>
           <w:lang w:val="es-419" w:eastAsia="es-CO"/>
         </w:rPr>
-        <w:t>La tipología de clientes se refiere a la categorización de los consumidores según sus características psicológicas, comportamientos de compra y relación con la marca, esta tipología permite comprender de manera más profunda las motivaciones y expectativas del cliente, facilitando el diseño de experiencias más relevantes (Solomon, 2018).</w:t>
+        <w:t>La tipología de clientes se refiere a la categorización de los consumidores según sus características psicológicas, comportamientos de compra y relación con la marca</w:t>
+      </w:r>
+      <w:r>
+        <w:rPr>
+          <w:lang w:val="es-419" w:eastAsia="es-CO"/>
+        </w:rPr>
+        <w:t>;</w:t>
+      </w:r>
+      <w:r>
+        <w:rPr>
+          <w:lang w:val="es-419" w:eastAsia="es-CO"/>
+        </w:rPr>
+        <w:t xml:space="preserve"> esta tipología permite comprender de manera más profunda las motivaciones y expectativas del cliente, facilitando el diseño de experiencias más relevantes (Solomon, 2018).</w:t>
       </w:r>
     </w:p>
     <w:p>
@@ -12606,6 +13293,17 @@
     <w:p>
       <w:pPr>
         <w:rPr>
+          <w:b/>
+          <w:bCs/>
+          <w:lang w:val="es-419" w:eastAsia="es-CO"/>
+        </w:rPr>
+      </w:pPr>
+    </w:p>
+    <w:p>
+      <w:pPr>
+        <w:rPr>
+          <w:b/>
+          <w:bCs/>
           <w:lang w:val="es-419" w:eastAsia="es-CO"/>
         </w:rPr>
       </w:pPr>
@@ -12763,7 +13461,13 @@
         <w:rPr>
           <w:lang w:val="es-419" w:eastAsia="es-CO"/>
         </w:rPr>
-        <w:t>, se abordará desde una perspectiva conceptual y aplicada, integrando ejemplos empresariales que evidencian cómo la gestión de emociones fortalece la experiencia del cliente, la conexión con la marca y el posicionamiento en mercados altamente competitivos actuales.</w:t>
+        <w:t>;</w:t>
+      </w:r>
+      <w:r>
+        <w:rPr>
+          <w:lang w:val="es-419" w:eastAsia="es-CO"/>
+        </w:rPr>
+        <w:t xml:space="preserve"> se abordará desde una perspectiva conceptual y aplicada, integrando ejemplos empresariales que evidencian cómo la gestión de emociones fortalece la experiencia del cliente, la conexión con la marca y el posicionamiento en mercados altamente competitivos actuales.</w:t>
       </w:r>
     </w:p>
     <w:p>
@@ -12786,7 +13490,19 @@
         <w:rPr>
           <w:lang w:val="es-419" w:eastAsia="es-CO"/>
         </w:rPr>
-        <w:t xml:space="preserve">Las emociones se definen como respuestas afectivas que experimenta el consumidor frente a estímulos internos o externos, influyendo en su percepción y comportamiento, en el contexto del </w:t>
+        <w:t>Las emociones se definen como respuestas afectivas que experimenta el consumidor frente a estímulos internos o externos, influyendo en su percepción y comportamiento</w:t>
+      </w:r>
+      <w:r>
+        <w:rPr>
+          <w:lang w:val="es-419" w:eastAsia="es-CO"/>
+        </w:rPr>
+        <w:t>. E</w:t>
+      </w:r>
+      <w:r>
+        <w:rPr>
+          <w:lang w:val="es-419" w:eastAsia="es-CO"/>
+        </w:rPr>
+        <w:t xml:space="preserve">n el contexto del </w:t>
       </w:r>
       <w:r>
         <w:rPr>
@@ -13339,7 +14055,19 @@
         <w:rPr>
           <w:lang w:val="es-419" w:eastAsia="es-CO"/>
         </w:rPr>
-        <w:t>La decisión de compra se define como el proceso mediante el cual el consumidor evalúa diferentes alternativas y selecciona un producto o servicio en función de sus necesidades, percepciones y emociones, este proceso puede estar influenciado tanto por factores racionales como emocionales, dependiendo del contexto y del tipo de producto (Kotler &amp; Keller, 2016).</w:t>
+        <w:t>La decisión de compra se define como el proceso mediante el cual el consumidor evalúa diferentes alternativas y selecciona un producto o servicio en función de sus necesidades, percepciones y emociones</w:t>
+      </w:r>
+      <w:r>
+        <w:rPr>
+          <w:lang w:val="es-419" w:eastAsia="es-CO"/>
+        </w:rPr>
+        <w:t>;</w:t>
+      </w:r>
+      <w:r>
+        <w:rPr>
+          <w:lang w:val="es-419" w:eastAsia="es-CO"/>
+        </w:rPr>
+        <w:t xml:space="preserve"> este proceso puede estar influenciado tanto por factores racionales como emocionales, dependiendo del contexto y del tipo de producto (Kotler &amp; Keller, 2016).</w:t>
       </w:r>
     </w:p>
     <w:p>
@@ -13408,7 +14136,19 @@
         <w:rPr>
           <w:lang w:val="es-419" w:eastAsia="es-CO"/>
         </w:rPr>
-        <w:t xml:space="preserve">Las marcas diseñan estrategias diferenciadas para cada tipo de decisión. Por ejemplo, Zara incentiva compras impulsivas mediante rotación constante de productos y estímulos visuales en tienda, comprender estos tipos permite diseñar experiencias que respondan a diferentes perfiles de consumidores, optimizando la efectividad de las estrategias de </w:t>
+        <w:t>Las marcas diseñan estrategias diferenciadas para cada tipo de decisión. Por ejemplo, Zara incentiva compras impulsivas mediante rotación constante de productos y estímulos visuales en tienda</w:t>
+      </w:r>
+      <w:r>
+        <w:rPr>
+          <w:lang w:val="es-419" w:eastAsia="es-CO"/>
+        </w:rPr>
+        <w:t>;</w:t>
+      </w:r>
+      <w:r>
+        <w:rPr>
+          <w:lang w:val="es-419" w:eastAsia="es-CO"/>
+        </w:rPr>
+        <w:t xml:space="preserve"> comprender estos tipos permite diseñar experiencias que respondan a diferentes perfiles de consumidores, optimizando la efectividad de las estrategias de </w:t>
       </w:r>
       <w:r>
         <w:rPr>
@@ -13531,14 +14271,38 @@
         <w:rPr>
           <w:lang w:val="es-419" w:eastAsia="es-CO"/>
         </w:rPr>
-        <w:t xml:space="preserve">Las etapas de la decisión de compra corresponden al proceso que sigue el consumidor desde el reconocimiento de una necesidad hasta la evaluación posterior a la compra, este proceso incluye fases como identificación de la necesidad, búsqueda de información, evaluación de alternativas, decisión de compra y comportamiento postcompra, las cuales permiten comprender cómo el consumidor toma decisiones, </w:t>
+        <w:t>Las etapas de la decisión de compra corresponden al proceso que sigue el consumidor desde el reconocimiento de una necesidad hasta la evaluación posterior a la compra</w:t>
+      </w:r>
+      <w:r>
+        <w:rPr>
+          <w:lang w:val="es-419" w:eastAsia="es-CO"/>
+        </w:rPr>
+        <w:t>. E</w:t>
+      </w:r>
+      <w:r>
+        <w:rPr>
+          <w:lang w:val="es-419" w:eastAsia="es-CO"/>
+        </w:rPr>
+        <w:t>ste proceso incluye fases como identificación de la necesidad, búsqueda de información, evaluación de alternativas, decisión de compra y comportamiento postcompra, las cuales permiten comprender cómo el consumidor toma decisiones</w:t>
+      </w:r>
+      <w:r>
+        <w:rPr>
+          <w:lang w:val="es-419" w:eastAsia="es-CO"/>
+        </w:rPr>
+        <w:t xml:space="preserve">. </w:t>
       </w:r>
       <w:r>
         <w:rPr>
           <w:lang w:val="es-419" w:eastAsia="es-CO"/>
         </w:rPr>
         <w:lastRenderedPageBreak/>
-        <w:t xml:space="preserve">estas etapas permiten a las empresas intervenir estratégicamente en cada momento del proceso. </w:t>
+        <w:t>E</w:t>
+      </w:r>
+      <w:r>
+        <w:rPr>
+          <w:lang w:val="es-419" w:eastAsia="es-CO"/>
+        </w:rPr>
+        <w:t xml:space="preserve">stas etapas permiten a las empresas intervenir estratégicamente en cada momento del proceso. </w:t>
       </w:r>
     </w:p>
     <w:p>
@@ -13560,6 +14324,11 @@
     </w:p>
     <w:p>
       <w:pPr>
+        <w:pStyle w:val="Prrafodelista"/>
+        <w:numPr>
+          <w:ilvl w:val="0"/>
+          <w:numId w:val="45"/>
+        </w:numPr>
         <w:rPr>
           <w:lang w:val="es-419" w:eastAsia="es-CO"/>
         </w:rPr>
@@ -13595,6 +14364,11 @@
     </w:p>
     <w:p>
       <w:pPr>
+        <w:pStyle w:val="Prrafodelista"/>
+        <w:numPr>
+          <w:ilvl w:val="0"/>
+          <w:numId w:val="45"/>
+        </w:numPr>
         <w:rPr>
           <w:lang w:val="es-419" w:eastAsia="es-CO"/>
         </w:rPr>
@@ -13642,6 +14416,11 @@
     </w:p>
     <w:p>
       <w:pPr>
+        <w:pStyle w:val="Prrafodelista"/>
+        <w:numPr>
+          <w:ilvl w:val="0"/>
+          <w:numId w:val="45"/>
+        </w:numPr>
         <w:rPr>
           <w:lang w:val="es-419" w:eastAsia="es-CO"/>
         </w:rPr>
@@ -13701,6 +14480,11 @@
     </w:p>
     <w:p>
       <w:pPr>
+        <w:pStyle w:val="Prrafodelista"/>
+        <w:numPr>
+          <w:ilvl w:val="0"/>
+          <w:numId w:val="45"/>
+        </w:numPr>
         <w:rPr>
           <w:lang w:val="es-419" w:eastAsia="es-CO"/>
         </w:rPr>
@@ -13736,6 +14520,11 @@
     </w:p>
     <w:p>
       <w:pPr>
+        <w:pStyle w:val="Prrafodelista"/>
+        <w:numPr>
+          <w:ilvl w:val="0"/>
+          <w:numId w:val="45"/>
+        </w:numPr>
         <w:rPr>
           <w:lang w:val="es-419" w:eastAsia="es-CO"/>
         </w:rPr>
@@ -13810,7 +14599,19 @@
         <w:rPr>
           <w:lang w:val="es-419" w:eastAsia="es-CO"/>
         </w:rPr>
-        <w:t>Las características de las decisiones de compra impulsiva y racional permiten diferenciar el comportamiento del consumidor según el tipo de decisión que realiza, la compra impulsiva se caracteriza por ser emocional, rápida y poco planificada, mientras que la compra racional se basa en el análisis, la comparación y la evaluación de alternativas (Solomon, 2018).</w:t>
+        <w:t>Las características de las decisiones de compra impulsiva y racional permiten diferenciar el comportamiento del consumidor según el tipo de decisión que realiza</w:t>
+      </w:r>
+      <w:r>
+        <w:rPr>
+          <w:lang w:val="es-419" w:eastAsia="es-CO"/>
+        </w:rPr>
+        <w:t>;</w:t>
+      </w:r>
+      <w:r>
+        <w:rPr>
+          <w:lang w:val="es-419" w:eastAsia="es-CO"/>
+        </w:rPr>
+        <w:t xml:space="preserve"> la compra impulsiva se caracteriza por ser emocional, rápida y poco planificada, mientras que la compra racional se basa en el análisis, la comparación y la evaluación de alternativas (Solomon, 2018).</w:t>
       </w:r>
     </w:p>
     <w:p>
@@ -13844,7 +14645,19 @@
         <w:rPr>
           <w:lang w:val="es-419" w:eastAsia="es-CO"/>
         </w:rPr>
-        <w:t>. Por ejemplo, Coca-Cola utiliza estímulos visuales y promociones para incentivar compras impulsivas en puntos de venta, estas características permiten adaptar las estrategias a los diferentes tipos de consumidores, optimizando la experiencia y el posicionamiento de la marca.</w:t>
+        <w:t>. Por ejemplo, Coca-Cola utiliza estímulos visuales y promociones para incentivar compras impulsivas en puntos de venta</w:t>
+      </w:r>
+      <w:r>
+        <w:rPr>
+          <w:lang w:val="es-419" w:eastAsia="es-CO"/>
+        </w:rPr>
+        <w:t xml:space="preserve">; </w:t>
+      </w:r>
+      <w:r>
+        <w:rPr>
+          <w:lang w:val="es-419" w:eastAsia="es-CO"/>
+        </w:rPr>
+        <w:t>estas características permiten adaptar las estrategias a los diferentes tipos de consumidores, optimizando la experiencia y el posicionamiento de la marca.</w:t>
       </w:r>
     </w:p>
     <w:p>
@@ -14484,7 +15297,6 @@
         <w:rPr>
           <w:lang w:val="es-419" w:eastAsia="es-CO"/>
         </w:rPr>
-        <w:lastRenderedPageBreak/>
         <w:t xml:space="preserve">Nota. SENA, </w:t>
       </w:r>
       <w:r>
@@ -14497,31 +15309,14 @@
     <w:p>
       <w:pPr>
         <w:rPr>
-          <w:b/>
-          <w:bCs/>
-          <w:lang w:val="es-419" w:eastAsia="es-CO"/>
-        </w:rPr>
-      </w:pPr>
-      <w:r>
-        <w:rPr>
-          <w:b/>
-          <w:bCs/>
-          <w:lang w:val="es-419" w:eastAsia="es-CO"/>
-        </w:rPr>
-        <w:t>Comportamiento del consumidor</w:t>
-      </w:r>
-    </w:p>
-    <w:p>
-      <w:pPr>
-        <w:rPr>
-          <w:lang w:val="es-419" w:eastAsia="es-CO"/>
-        </w:rPr>
-      </w:pPr>
-      <w:r>
-        <w:rPr>
-          <w:lang w:val="es-419" w:eastAsia="es-CO"/>
-        </w:rPr>
-        <w:t>Lo invitamos a consultar el anexo Comportamiento_del_consumidor_Solomon para ampliar sus conocimientos sobre comportamiento del consumidor.</w:t>
+          <w:lang w:val="es-419" w:eastAsia="es-CO"/>
+        </w:rPr>
+      </w:pPr>
+      <w:r>
+        <w:rPr>
+          <w:lang w:val="es-419" w:eastAsia="es-CO"/>
+        </w:rPr>
+        <w:t>Para ampliar sus conocimientos sobre el comportamiento del consumidor, consulte el documento ‘Comportamiento_del_consumidor_Solomon.pdf’ ubicado en la carpeta Anexos.</w:t>
       </w:r>
     </w:p>
     <w:p>
@@ -15017,7 +15812,6 @@
     <w:p>
       <w:pPr>
         <w:ind w:firstLine="0"/>
-        <w:jc w:val="center"/>
         <w:rPr>
           <w:lang w:val="es-419" w:eastAsia="es-CO"/>
         </w:rPr>
@@ -15029,10 +15823,10 @@
         </w:rPr>
         <w:lastRenderedPageBreak/>
         <w:drawing>
-          <wp:inline distT="0" distB="0" distL="0" distR="0" wp14:anchorId="335595F8" wp14:editId="37325573">
-            <wp:extent cx="6332220" cy="4385310"/>
+          <wp:inline distT="0" distB="0" distL="0" distR="0" wp14:anchorId="76893AAE" wp14:editId="791A25AD">
+            <wp:extent cx="6332220" cy="4384675"/>
             <wp:effectExtent l="0" t="0" r="0" b="0"/>
-            <wp:docPr id="1" name="Gráfico 1" descr="La ilustración muestra la estructura jerárquica que sintetiza el contenido del componente formativo “Fundamentos experienciales”, el cual se organiza en seis unidades. Inicia con el capítulo uno abordando el marketing tradicional, allí se planeta su definición, características, componentes, elementos, aplicaciones, ventajas, teorías, principios y leyes. El segundo capítulo aborda el marketing experiencial, en donde se desarrolla su definición, características, componentes, elementos, decálogo, aplicaciones, ventajas, teorías, principios y leyes. El tercer capítulo comprende la interrelación del marketing experiencial y marketing sensorial, donde se aborda sus características, relaciones, aplicaciones, implementaciones, complementación, variables y relaciones. El cuarto capítulo aborda las categorías de clientes, en donde se ve su clasificación y tipología. El quinto capítulo trabaja las emociones, abordando su concepto, tipos, y tratamientos. Culmina el componente con el capítulo seis, correspondiente a formas de decisión de compra impulsiva y racional, allí se aborda su definición, tipos, etapas, características y concluye con ventajas."/>
+            <wp:docPr id="3" name="Imagen 3" descr="La ilustración muestra la estructura jerárquica que sintetiza el contenido del componente formativo “Fundamentos experienciales”, el cual se organiza en seis unidades. Inicia con el capítulo uno abordando el marketing tradicional, allí se planeta su definición, características, componentes, elementos, aplicaciones, ventajas, teorías, principios y leyes. El segundo capítulo aborda el marketing experiencial, en donde se desarrolla su definición, características, componentes, elementos, decálogo, aplicaciones, ventajas, teorías, principios y leyes. El tercer capítulo comprende la interrelación del marketing experiencial y marketing sensorial, donde se aborda sus características, relaciones, aplicaciones, implementaciones, complementación, variables y relaciones. El cuarto capítulo aborda las categorías de clientes, en donde se ve su clasificación y tipología. El quinto capítulo trabaja las emociones, abordando su concepto, tipos, y tratamientos. Culmina el componente con el capítulo seis, correspondiente a formas de decisión de compra impulsiva y racional, allí se aborda su definición, tipos, etapas, características y concluye con ventajas."/>
             <wp:cNvGraphicFramePr>
               <a:graphicFrameLocks xmlns:a="http://schemas.openxmlformats.org/drawingml/2006/main" noChangeAspect="1"/>
             </wp:cNvGraphicFramePr>
@@ -15040,7 +15834,7 @@
               <a:graphicData uri="http://schemas.openxmlformats.org/drawingml/2006/picture">
                 <pic:pic xmlns:pic="http://schemas.openxmlformats.org/drawingml/2006/picture">
                   <pic:nvPicPr>
-                    <pic:cNvPr id="1" name="Gráfico 1" descr="La ilustración muestra la estructura jerárquica que sintetiza el contenido del componente formativo “Fundamentos experienciales”, el cual se organiza en seis unidades. Inicia con el capítulo uno abordando el marketing tradicional, allí se planeta su definición, características, componentes, elementos, aplicaciones, ventajas, teorías, principios y leyes. El segundo capítulo aborda el marketing experiencial, en donde se desarrolla su definición, características, componentes, elementos, decálogo, aplicaciones, ventajas, teorías, principios y leyes. El tercer capítulo comprende la interrelación del marketing experiencial y marketing sensorial, donde se aborda sus características, relaciones, aplicaciones, implementaciones, complementación, variables y relaciones. El cuarto capítulo aborda las categorías de clientes, en donde se ve su clasificación y tipología. El quinto capítulo trabaja las emociones, abordando su concepto, tipos, y tratamientos. Culmina el componente con el capítulo seis, correspondiente a formas de decisión de compra impulsiva y racional, allí se aborda su definición, tipos, etapas, características y concluye con ventajas."/>
+                    <pic:cNvPr id="3" name="Imagen 3" descr="La ilustración muestra la estructura jerárquica que sintetiza el contenido del componente formativo “Fundamentos experienciales”, el cual se organiza en seis unidades. Inicia con el capítulo uno abordando el marketing tradicional, allí se planeta su definición, características, componentes, elementos, aplicaciones, ventajas, teorías, principios y leyes. El segundo capítulo aborda el marketing experiencial, en donde se desarrolla su definición, características, componentes, elementos, decálogo, aplicaciones, ventajas, teorías, principios y leyes. El tercer capítulo comprende la interrelación del marketing experiencial y marketing sensorial, donde se aborda sus características, relaciones, aplicaciones, implementaciones, complementación, variables y relaciones. El cuarto capítulo aborda las categorías de clientes, en donde se ve su clasificación y tipología. El quinto capítulo trabaja las emociones, abordando su concepto, tipos, y tratamientos. Culmina el componente con el capítulo seis, correspondiente a formas de decisión de compra impulsiva y racional, allí se aborda su definición, tipos, etapas, características y concluye con ventajas."/>
                     <pic:cNvPicPr/>
                   </pic:nvPicPr>
                   <pic:blipFill>
@@ -15048,9 +15842,6 @@
                       <a:extLst>
                         <a:ext uri="{28A0092B-C50C-407E-A947-70E740481C1C}">
                           <a14:useLocalDpi xmlns:a14="http://schemas.microsoft.com/office/drawing/2010/main" val="0"/>
-                        </a:ext>
-                        <a:ext uri="{96DAC541-7B7A-43D3-8B79-37D633B846F1}">
-                          <asvg:svgBlip xmlns:asvg="http://schemas.microsoft.com/office/drawing/2016/SVG/main" r:embed="rId18"/>
                         </a:ext>
                       </a:extLst>
                     </a:blip>
@@ -15061,7 +15852,7 @@
                   <pic:spPr>
                     <a:xfrm>
                       <a:off x="0" y="0"/>
-                      <a:ext cx="6332220" cy="4385310"/>
+                      <a:ext cx="6332220" cy="4384675"/>
                     </a:xfrm>
                     <a:prstGeom prst="rect">
                       <a:avLst/>
@@ -15100,6 +15891,14 @@
     </w:p>
     <w:p>
       <w:pPr>
+        <w:ind w:firstLine="0"/>
+        <w:rPr>
+          <w:lang w:val="es-419" w:eastAsia="es-CO"/>
+        </w:rPr>
+      </w:pPr>
+    </w:p>
+    <w:p>
+      <w:pPr>
         <w:pStyle w:val="Titulosgenerales"/>
       </w:pPr>
       <w:bookmarkStart w:id="45" w:name="_Toc235120682"/>
@@ -15462,7 +16261,7 @@
       <w:r>
         <w:t xml:space="preserve">: análisis, definición y tipos. RAE-IC, Revista de la Asociación Española de Investigación de la Comunicación, 11(21). </w:t>
       </w:r>
-      <w:hyperlink r:id="rId19" w:history="1">
+      <w:hyperlink r:id="rId18" w:history="1">
         <w:r>
           <w:rPr>
             <w:rStyle w:val="Hipervnculo"/>
@@ -15480,7 +16279,7 @@
       <w:r>
         <w:t xml:space="preserve">Niño Sierra, D. F. (s.f.). Fidelización del cliente. Fundación Universitaria UNIEMPRESARIAL. </w:t>
       </w:r>
-      <w:hyperlink r:id="rId20" w:history="1">
+      <w:hyperlink r:id="rId19" w:history="1">
         <w:r>
           <w:rPr>
             <w:rStyle w:val="Hipervnculo"/>
@@ -15627,7 +16426,10 @@
               <w:t xml:space="preserve">Centro Agroturístico </w:t>
             </w:r>
             <w:r>
-              <w:t xml:space="preserve">– </w:t>
+              <w:t>-</w:t>
+            </w:r>
+            <w:r>
+              <w:t xml:space="preserve"> </w:t>
             </w:r>
             <w:r>
               <w:t>Regional Santander</w:t>
@@ -15671,7 +16473,13 @@
               <w:pStyle w:val="TextoTablas"/>
             </w:pPr>
             <w:r>
-              <w:t>Centro de Comercio y Servicios – Regional Atlántico</w:t>
+              <w:t xml:space="preserve">Centro de Comercio y Servicios </w:t>
+            </w:r>
+            <w:r>
+              <w:t>-</w:t>
+            </w:r>
+            <w:r>
+              <w:t xml:space="preserve"> Regional Atlántico</w:t>
             </w:r>
           </w:p>
         </w:tc>
@@ -15715,7 +16523,13 @@
               <w:pStyle w:val="TextoTablas"/>
             </w:pPr>
             <w:r>
-              <w:t>Centro de Comercio y Servicios – Regional Atlántico</w:t>
+              <w:t xml:space="preserve">Centro de Comercio y Servicios </w:t>
+            </w:r>
+            <w:r>
+              <w:t>-</w:t>
+            </w:r>
+            <w:r>
+              <w:t xml:space="preserve"> Regional Atlántico</w:t>
             </w:r>
           </w:p>
         </w:tc>
@@ -15743,7 +16557,13 @@
               <w:pStyle w:val="TextoTablas"/>
             </w:pPr>
             <w:r>
-              <w:t>Evaluador instruccional</w:t>
+              <w:t>Evaluador</w:t>
+            </w:r>
+            <w:r>
+              <w:t>a</w:t>
+            </w:r>
+            <w:r>
+              <w:t xml:space="preserve"> instruccional</w:t>
             </w:r>
           </w:p>
         </w:tc>
@@ -15756,7 +16576,13 @@
               <w:pStyle w:val="TextoTablas"/>
             </w:pPr>
             <w:r>
-              <w:t>Centro de Comercio y Servicios – Regional Atlántico</w:t>
+              <w:t xml:space="preserve">Centro de Comercio y Servicios </w:t>
+            </w:r>
+            <w:r>
+              <w:t>-</w:t>
+            </w:r>
+            <w:r>
+              <w:t xml:space="preserve"> Regional Atlántico</w:t>
             </w:r>
           </w:p>
         </w:tc>
@@ -15787,7 +16613,7 @@
               <w:pStyle w:val="TextoTablas"/>
             </w:pPr>
             <w:r>
-              <w:t>Diseño web</w:t>
+              <w:t>Diseñador de contenidos digitales</w:t>
             </w:r>
           </w:p>
         </w:tc>
@@ -15800,7 +16626,13 @@
               <w:pStyle w:val="TextoTablas"/>
             </w:pPr>
             <w:r>
-              <w:t>Centro de Comercio y Servicios – Regional Atlántico</w:t>
+              <w:t xml:space="preserve">Centro de Comercio y Servicios </w:t>
+            </w:r>
+            <w:r>
+              <w:t>-</w:t>
+            </w:r>
+            <w:r>
+              <w:t xml:space="preserve"> Regional Atlántico</w:t>
             </w:r>
           </w:p>
         </w:tc>
@@ -15847,7 +16679,13 @@
               <w:pStyle w:val="TextoTablas"/>
             </w:pPr>
             <w:r>
-              <w:t>Centro de Comercio y Servicios – Regional Atlántico</w:t>
+              <w:t xml:space="preserve">Centro de Comercio y Servicios </w:t>
+            </w:r>
+            <w:r>
+              <w:t>-</w:t>
+            </w:r>
+            <w:r>
+              <w:t xml:space="preserve"> Regional Atlántico</w:t>
             </w:r>
           </w:p>
         </w:tc>
@@ -15891,7 +16729,13 @@
               <w:pStyle w:val="TextoTablas"/>
             </w:pPr>
             <w:r>
-              <w:t>Centro de Comercio y Servicios – Regional Atlántico</w:t>
+              <w:t xml:space="preserve">Centro de Comercio y Servicios </w:t>
+            </w:r>
+            <w:r>
+              <w:t>-</w:t>
+            </w:r>
+            <w:r>
+              <w:t xml:space="preserve"> Regional Atlántico</w:t>
             </w:r>
           </w:p>
         </w:tc>
@@ -15932,7 +16776,13 @@
               <w:pStyle w:val="TextoTablas"/>
             </w:pPr>
             <w:r>
-              <w:t>Centro de Comercio y Servicios – Regional Atlántico</w:t>
+              <w:t xml:space="preserve">Centro de Comercio y Servicios </w:t>
+            </w:r>
+            <w:r>
+              <w:t>-</w:t>
+            </w:r>
+            <w:r>
+              <w:t xml:space="preserve"> Regional Atlántico</w:t>
             </w:r>
           </w:p>
         </w:tc>
@@ -15963,7 +16813,13 @@
               <w:pStyle w:val="TextoTablas"/>
             </w:pPr>
             <w:r>
-              <w:t>Evaluador de contenidos inclusivos y accesibles</w:t>
+              <w:t>Evaluador</w:t>
+            </w:r>
+            <w:r>
+              <w:t>a</w:t>
+            </w:r>
+            <w:r>
+              <w:t xml:space="preserve"> de contenidos inclusivos y accesibles</w:t>
             </w:r>
           </w:p>
         </w:tc>
@@ -15976,7 +16832,13 @@
               <w:pStyle w:val="TextoTablas"/>
             </w:pPr>
             <w:r>
-              <w:t>Centro de Comercio y Servicios – Regional Atlántico</w:t>
+              <w:t xml:space="preserve">Centro de Comercio y Servicios </w:t>
+            </w:r>
+            <w:r>
+              <w:t>-</w:t>
+            </w:r>
+            <w:r>
+              <w:t xml:space="preserve"> Regional Atlántico</w:t>
             </w:r>
           </w:p>
         </w:tc>
@@ -16004,7 +16866,13 @@
               <w:pStyle w:val="TextoTablas"/>
             </w:pPr>
             <w:r>
-              <w:t>Evaluador de contenidos inclusivos y accesibles</w:t>
+              <w:t>Evaluador</w:t>
+            </w:r>
+            <w:r>
+              <w:t>a</w:t>
+            </w:r>
+            <w:r>
+              <w:t xml:space="preserve"> de contenidos inclusivos y accesibles</w:t>
             </w:r>
           </w:p>
         </w:tc>
@@ -16017,7 +16885,13 @@
               <w:pStyle w:val="TextoTablas"/>
             </w:pPr>
             <w:r>
-              <w:t>Centro de Comercio y Servicios – Regional Atlántico</w:t>
+              <w:t xml:space="preserve">Centro de Comercio y Servicios </w:t>
+            </w:r>
+            <w:r>
+              <w:t>-</w:t>
+            </w:r>
+            <w:r>
+              <w:t xml:space="preserve"> Regional Atlántico</w:t>
             </w:r>
           </w:p>
         </w:tc>
@@ -16061,7 +16935,13 @@
               <w:pStyle w:val="TextoTablas"/>
             </w:pPr>
             <w:r>
-              <w:t>Centro de Comercio y Servicios – Regional Atlántico</w:t>
+              <w:t xml:space="preserve">Centro de Comercio y Servicios </w:t>
+            </w:r>
+            <w:r>
+              <w:t>-</w:t>
+            </w:r>
+            <w:r>
+              <w:t xml:space="preserve"> Regional Atlántico</w:t>
             </w:r>
           </w:p>
         </w:tc>
@@ -16089,7 +16969,19 @@
               <w:pStyle w:val="TextoTablas"/>
             </w:pPr>
             <w:r>
-              <w:t>Validador y vinculador de recursos educativos digitales</w:t>
+              <w:t>Validador</w:t>
+            </w:r>
+            <w:r>
+              <w:t>a</w:t>
+            </w:r>
+            <w:r>
+              <w:t xml:space="preserve"> y vinculador</w:t>
+            </w:r>
+            <w:r>
+              <w:t>a</w:t>
+            </w:r>
+            <w:r>
+              <w:t xml:space="preserve"> de recursos educativos digitales</w:t>
             </w:r>
           </w:p>
         </w:tc>
@@ -16102,7 +16994,13 @@
               <w:pStyle w:val="TextoTablas"/>
             </w:pPr>
             <w:r>
-              <w:t>Centro de Comercio y Servicios – Regional Atlántico</w:t>
+              <w:t xml:space="preserve">Centro de Comercio y Servicios </w:t>
+            </w:r>
+            <w:r>
+              <w:t>-</w:t>
+            </w:r>
+            <w:r>
+              <w:t xml:space="preserve"> Regional Atlántico</w:t>
             </w:r>
           </w:p>
         </w:tc>
@@ -16120,8 +17018,8 @@
       </w:pPr>
     </w:p>
     <w:sectPr>
-      <w:headerReference w:type="default" r:id="rId21"/>
-      <w:footerReference w:type="default" r:id="rId22"/>
+      <w:headerReference w:type="default" r:id="rId20"/>
+      <w:footerReference w:type="default" r:id="rId21"/>
       <w:pgSz w:w="12240" w:h="15840"/>
       <w:pgMar w:top="1701" w:right="1134" w:bottom="1134" w:left="1134" w:header="709" w:footer="737" w:gutter="0"/>
       <w:pgNumType w:start="1"/>
@@ -16676,6 +17574,119 @@
     </w:lvl>
   </w:abstractNum>
   <w:abstractNum w:abstractNumId="4" w15:restartNumberingAfterBreak="0">
+    <w:nsid w:val="08445651"/>
+    <w:multiLevelType w:val="hybridMultilevel"/>
+    <w:tmpl w:val="DCFAE62C"/>
+    <w:lvl w:ilvl="0" w:tplc="240A0003">
+      <w:start w:val="1"/>
+      <w:numFmt w:val="bullet"/>
+      <w:lvlText w:val="o"/>
+      <w:lvlJc w:val="left"/>
+      <w:pPr>
+        <w:ind w:left="1429" w:hanging="360"/>
+      </w:pPr>
+      <w:rPr>
+        <w:rFonts w:ascii="Courier New" w:hAnsi="Courier New" w:cs="Courier New" w:hint="default"/>
+      </w:rPr>
+    </w:lvl>
+    <w:lvl w:ilvl="1" w:tplc="240A0003" w:tentative="1">
+      <w:start w:val="1"/>
+      <w:numFmt w:val="bullet"/>
+      <w:lvlText w:val="o"/>
+      <w:lvlJc w:val="left"/>
+      <w:pPr>
+        <w:ind w:left="2149" w:hanging="360"/>
+      </w:pPr>
+      <w:rPr>
+        <w:rFonts w:ascii="Courier New" w:hAnsi="Courier New" w:cs="Courier New" w:hint="default"/>
+      </w:rPr>
+    </w:lvl>
+    <w:lvl w:ilvl="2" w:tplc="240A0005" w:tentative="1">
+      <w:start w:val="1"/>
+      <w:numFmt w:val="bullet"/>
+      <w:lvlText w:val=""/>
+      <w:lvlJc w:val="left"/>
+      <w:pPr>
+        <w:ind w:left="2869" w:hanging="360"/>
+      </w:pPr>
+      <w:rPr>
+        <w:rFonts w:ascii="Wingdings" w:hAnsi="Wingdings" w:hint="default"/>
+      </w:rPr>
+    </w:lvl>
+    <w:lvl w:ilvl="3" w:tplc="240A0001" w:tentative="1">
+      <w:start w:val="1"/>
+      <w:numFmt w:val="bullet"/>
+      <w:lvlText w:val=""/>
+      <w:lvlJc w:val="left"/>
+      <w:pPr>
+        <w:ind w:left="3589" w:hanging="360"/>
+      </w:pPr>
+      <w:rPr>
+        <w:rFonts w:ascii="Symbol" w:hAnsi="Symbol" w:hint="default"/>
+      </w:rPr>
+    </w:lvl>
+    <w:lvl w:ilvl="4" w:tplc="240A0003" w:tentative="1">
+      <w:start w:val="1"/>
+      <w:numFmt w:val="bullet"/>
+      <w:lvlText w:val="o"/>
+      <w:lvlJc w:val="left"/>
+      <w:pPr>
+        <w:ind w:left="4309" w:hanging="360"/>
+      </w:pPr>
+      <w:rPr>
+        <w:rFonts w:ascii="Courier New" w:hAnsi="Courier New" w:cs="Courier New" w:hint="default"/>
+      </w:rPr>
+    </w:lvl>
+    <w:lvl w:ilvl="5" w:tplc="240A0005" w:tentative="1">
+      <w:start w:val="1"/>
+      <w:numFmt w:val="bullet"/>
+      <w:lvlText w:val=""/>
+      <w:lvlJc w:val="left"/>
+      <w:pPr>
+        <w:ind w:left="5029" w:hanging="360"/>
+      </w:pPr>
+      <w:rPr>
+        <w:rFonts w:ascii="Wingdings" w:hAnsi="Wingdings" w:hint="default"/>
+      </w:rPr>
+    </w:lvl>
+    <w:lvl w:ilvl="6" w:tplc="240A0001" w:tentative="1">
+      <w:start w:val="1"/>
+      <w:numFmt w:val="bullet"/>
+      <w:lvlText w:val=""/>
+      <w:lvlJc w:val="left"/>
+      <w:pPr>
+        <w:ind w:left="5749" w:hanging="360"/>
+      </w:pPr>
+      <w:rPr>
+        <w:rFonts w:ascii="Symbol" w:hAnsi="Symbol" w:hint="default"/>
+      </w:rPr>
+    </w:lvl>
+    <w:lvl w:ilvl="7" w:tplc="240A0003" w:tentative="1">
+      <w:start w:val="1"/>
+      <w:numFmt w:val="bullet"/>
+      <w:lvlText w:val="o"/>
+      <w:lvlJc w:val="left"/>
+      <w:pPr>
+        <w:ind w:left="6469" w:hanging="360"/>
+      </w:pPr>
+      <w:rPr>
+        <w:rFonts w:ascii="Courier New" w:hAnsi="Courier New" w:cs="Courier New" w:hint="default"/>
+      </w:rPr>
+    </w:lvl>
+    <w:lvl w:ilvl="8" w:tplc="240A0005" w:tentative="1">
+      <w:start w:val="1"/>
+      <w:numFmt w:val="bullet"/>
+      <w:lvlText w:val=""/>
+      <w:lvlJc w:val="left"/>
+      <w:pPr>
+        <w:ind w:left="7189" w:hanging="360"/>
+      </w:pPr>
+      <w:rPr>
+        <w:rFonts w:ascii="Wingdings" w:hAnsi="Wingdings" w:hint="default"/>
+      </w:rPr>
+    </w:lvl>
+  </w:abstractNum>
+  <w:abstractNum w:abstractNumId="5" w15:restartNumberingAfterBreak="0">
     <w:nsid w:val="15F16691"/>
     <w:multiLevelType w:val="hybridMultilevel"/>
     <w:tmpl w:val="1C22C782"/>
@@ -16761,7 +17772,7 @@
       </w:pPr>
     </w:lvl>
   </w:abstractNum>
-  <w:abstractNum w:abstractNumId="5" w15:restartNumberingAfterBreak="0">
+  <w:abstractNum w:abstractNumId="6" w15:restartNumberingAfterBreak="0">
     <w:nsid w:val="16C06CB5"/>
     <w:multiLevelType w:val="hybridMultilevel"/>
     <w:tmpl w:val="6DB050AA"/>
@@ -16874,7 +17885,7 @@
       </w:rPr>
     </w:lvl>
   </w:abstractNum>
-  <w:abstractNum w:abstractNumId="6" w15:restartNumberingAfterBreak="0">
+  <w:abstractNum w:abstractNumId="7" w15:restartNumberingAfterBreak="0">
     <w:nsid w:val="1D9B7DC0"/>
     <w:multiLevelType w:val="hybridMultilevel"/>
     <w:tmpl w:val="FD1A5C18"/>
@@ -16987,7 +17998,120 @@
       </w:rPr>
     </w:lvl>
   </w:abstractNum>
-  <w:abstractNum w:abstractNumId="7" w15:restartNumberingAfterBreak="0">
+  <w:abstractNum w:abstractNumId="8" w15:restartNumberingAfterBreak="0">
+    <w:nsid w:val="2736759B"/>
+    <w:multiLevelType w:val="hybridMultilevel"/>
+    <w:tmpl w:val="69F2002A"/>
+    <w:lvl w:ilvl="0" w:tplc="240A0003">
+      <w:start w:val="1"/>
+      <w:numFmt w:val="bullet"/>
+      <w:lvlText w:val="o"/>
+      <w:lvlJc w:val="left"/>
+      <w:pPr>
+        <w:ind w:left="1429" w:hanging="360"/>
+      </w:pPr>
+      <w:rPr>
+        <w:rFonts w:ascii="Courier New" w:hAnsi="Courier New" w:cs="Courier New" w:hint="default"/>
+      </w:rPr>
+    </w:lvl>
+    <w:lvl w:ilvl="1" w:tplc="240A0003" w:tentative="1">
+      <w:start w:val="1"/>
+      <w:numFmt w:val="bullet"/>
+      <w:lvlText w:val="o"/>
+      <w:lvlJc w:val="left"/>
+      <w:pPr>
+        <w:ind w:left="2149" w:hanging="360"/>
+      </w:pPr>
+      <w:rPr>
+        <w:rFonts w:ascii="Courier New" w:hAnsi="Courier New" w:cs="Courier New" w:hint="default"/>
+      </w:rPr>
+    </w:lvl>
+    <w:lvl w:ilvl="2" w:tplc="240A0005" w:tentative="1">
+      <w:start w:val="1"/>
+      <w:numFmt w:val="bullet"/>
+      <w:lvlText w:val=""/>
+      <w:lvlJc w:val="left"/>
+      <w:pPr>
+        <w:ind w:left="2869" w:hanging="360"/>
+      </w:pPr>
+      <w:rPr>
+        <w:rFonts w:ascii="Wingdings" w:hAnsi="Wingdings" w:hint="default"/>
+      </w:rPr>
+    </w:lvl>
+    <w:lvl w:ilvl="3" w:tplc="240A0001" w:tentative="1">
+      <w:start w:val="1"/>
+      <w:numFmt w:val="bullet"/>
+      <w:lvlText w:val=""/>
+      <w:lvlJc w:val="left"/>
+      <w:pPr>
+        <w:ind w:left="3589" w:hanging="360"/>
+      </w:pPr>
+      <w:rPr>
+        <w:rFonts w:ascii="Symbol" w:hAnsi="Symbol" w:hint="default"/>
+      </w:rPr>
+    </w:lvl>
+    <w:lvl w:ilvl="4" w:tplc="240A0003" w:tentative="1">
+      <w:start w:val="1"/>
+      <w:numFmt w:val="bullet"/>
+      <w:lvlText w:val="o"/>
+      <w:lvlJc w:val="left"/>
+      <w:pPr>
+        <w:ind w:left="4309" w:hanging="360"/>
+      </w:pPr>
+      <w:rPr>
+        <w:rFonts w:ascii="Courier New" w:hAnsi="Courier New" w:cs="Courier New" w:hint="default"/>
+      </w:rPr>
+    </w:lvl>
+    <w:lvl w:ilvl="5" w:tplc="240A0005" w:tentative="1">
+      <w:start w:val="1"/>
+      <w:numFmt w:val="bullet"/>
+      <w:lvlText w:val=""/>
+      <w:lvlJc w:val="left"/>
+      <w:pPr>
+        <w:ind w:left="5029" w:hanging="360"/>
+      </w:pPr>
+      <w:rPr>
+        <w:rFonts w:ascii="Wingdings" w:hAnsi="Wingdings" w:hint="default"/>
+      </w:rPr>
+    </w:lvl>
+    <w:lvl w:ilvl="6" w:tplc="240A0001" w:tentative="1">
+      <w:start w:val="1"/>
+      <w:numFmt w:val="bullet"/>
+      <w:lvlText w:val=""/>
+      <w:lvlJc w:val="left"/>
+      <w:pPr>
+        <w:ind w:left="5749" w:hanging="360"/>
+      </w:pPr>
+      <w:rPr>
+        <w:rFonts w:ascii="Symbol" w:hAnsi="Symbol" w:hint="default"/>
+      </w:rPr>
+    </w:lvl>
+    <w:lvl w:ilvl="7" w:tplc="240A0003" w:tentative="1">
+      <w:start w:val="1"/>
+      <w:numFmt w:val="bullet"/>
+      <w:lvlText w:val="o"/>
+      <w:lvlJc w:val="left"/>
+      <w:pPr>
+        <w:ind w:left="6469" w:hanging="360"/>
+      </w:pPr>
+      <w:rPr>
+        <w:rFonts w:ascii="Courier New" w:hAnsi="Courier New" w:cs="Courier New" w:hint="default"/>
+      </w:rPr>
+    </w:lvl>
+    <w:lvl w:ilvl="8" w:tplc="240A0005" w:tentative="1">
+      <w:start w:val="1"/>
+      <w:numFmt w:val="bullet"/>
+      <w:lvlText w:val=""/>
+      <w:lvlJc w:val="left"/>
+      <w:pPr>
+        <w:ind w:left="7189" w:hanging="360"/>
+      </w:pPr>
+      <w:rPr>
+        <w:rFonts w:ascii="Wingdings" w:hAnsi="Wingdings" w:hint="default"/>
+      </w:rPr>
+    </w:lvl>
+  </w:abstractNum>
+  <w:abstractNum w:abstractNumId="9" w15:restartNumberingAfterBreak="0">
     <w:nsid w:val="27412B07"/>
     <w:multiLevelType w:val="hybridMultilevel"/>
     <w:tmpl w:val="71564C82"/>
@@ -17078,7 +18202,7 @@
       </w:pPr>
     </w:lvl>
   </w:abstractNum>
-  <w:abstractNum w:abstractNumId="8" w15:restartNumberingAfterBreak="0">
+  <w:abstractNum w:abstractNumId="10" w15:restartNumberingAfterBreak="0">
     <w:nsid w:val="2BB31A4C"/>
     <w:multiLevelType w:val="hybridMultilevel"/>
     <w:tmpl w:val="1F6A6ACA"/>
@@ -17191,7 +18315,120 @@
       </w:rPr>
     </w:lvl>
   </w:abstractNum>
-  <w:abstractNum w:abstractNumId="9" w15:restartNumberingAfterBreak="0">
+  <w:abstractNum w:abstractNumId="11" w15:restartNumberingAfterBreak="0">
+    <w:nsid w:val="2DFE2721"/>
+    <w:multiLevelType w:val="hybridMultilevel"/>
+    <w:tmpl w:val="90160D82"/>
+    <w:lvl w:ilvl="0" w:tplc="240A0001">
+      <w:start w:val="1"/>
+      <w:numFmt w:val="bullet"/>
+      <w:lvlText w:val=""/>
+      <w:lvlJc w:val="left"/>
+      <w:pPr>
+        <w:ind w:left="1429" w:hanging="360"/>
+      </w:pPr>
+      <w:rPr>
+        <w:rFonts w:ascii="Symbol" w:hAnsi="Symbol" w:hint="default"/>
+      </w:rPr>
+    </w:lvl>
+    <w:lvl w:ilvl="1" w:tplc="240A0003" w:tentative="1">
+      <w:start w:val="1"/>
+      <w:numFmt w:val="bullet"/>
+      <w:lvlText w:val="o"/>
+      <w:lvlJc w:val="left"/>
+      <w:pPr>
+        <w:ind w:left="2149" w:hanging="360"/>
+      </w:pPr>
+      <w:rPr>
+        <w:rFonts w:ascii="Courier New" w:hAnsi="Courier New" w:cs="Courier New" w:hint="default"/>
+      </w:rPr>
+    </w:lvl>
+    <w:lvl w:ilvl="2" w:tplc="240A0005" w:tentative="1">
+      <w:start w:val="1"/>
+      <w:numFmt w:val="bullet"/>
+      <w:lvlText w:val=""/>
+      <w:lvlJc w:val="left"/>
+      <w:pPr>
+        <w:ind w:left="2869" w:hanging="360"/>
+      </w:pPr>
+      <w:rPr>
+        <w:rFonts w:ascii="Wingdings" w:hAnsi="Wingdings" w:hint="default"/>
+      </w:rPr>
+    </w:lvl>
+    <w:lvl w:ilvl="3" w:tplc="240A0001" w:tentative="1">
+      <w:start w:val="1"/>
+      <w:numFmt w:val="bullet"/>
+      <w:lvlText w:val=""/>
+      <w:lvlJc w:val="left"/>
+      <w:pPr>
+        <w:ind w:left="3589" w:hanging="360"/>
+      </w:pPr>
+      <w:rPr>
+        <w:rFonts w:ascii="Symbol" w:hAnsi="Symbol" w:hint="default"/>
+      </w:rPr>
+    </w:lvl>
+    <w:lvl w:ilvl="4" w:tplc="240A0003" w:tentative="1">
+      <w:start w:val="1"/>
+      <w:numFmt w:val="bullet"/>
+      <w:lvlText w:val="o"/>
+      <w:lvlJc w:val="left"/>
+      <w:pPr>
+        <w:ind w:left="4309" w:hanging="360"/>
+      </w:pPr>
+      <w:rPr>
+        <w:rFonts w:ascii="Courier New" w:hAnsi="Courier New" w:cs="Courier New" w:hint="default"/>
+      </w:rPr>
+    </w:lvl>
+    <w:lvl w:ilvl="5" w:tplc="240A0005" w:tentative="1">
+      <w:start w:val="1"/>
+      <w:numFmt w:val="bullet"/>
+      <w:lvlText w:val=""/>
+      <w:lvlJc w:val="left"/>
+      <w:pPr>
+        <w:ind w:left="5029" w:hanging="360"/>
+      </w:pPr>
+      <w:rPr>
+        <w:rFonts w:ascii="Wingdings" w:hAnsi="Wingdings" w:hint="default"/>
+      </w:rPr>
+    </w:lvl>
+    <w:lvl w:ilvl="6" w:tplc="240A0001" w:tentative="1">
+      <w:start w:val="1"/>
+      <w:numFmt w:val="bullet"/>
+      <w:lvlText w:val=""/>
+      <w:lvlJc w:val="left"/>
+      <w:pPr>
+        <w:ind w:left="5749" w:hanging="360"/>
+      </w:pPr>
+      <w:rPr>
+        <w:rFonts w:ascii="Symbol" w:hAnsi="Symbol" w:hint="default"/>
+      </w:rPr>
+    </w:lvl>
+    <w:lvl w:ilvl="7" w:tplc="240A0003" w:tentative="1">
+      <w:start w:val="1"/>
+      <w:numFmt w:val="bullet"/>
+      <w:lvlText w:val="o"/>
+      <w:lvlJc w:val="left"/>
+      <w:pPr>
+        <w:ind w:left="6469" w:hanging="360"/>
+      </w:pPr>
+      <w:rPr>
+        <w:rFonts w:ascii="Courier New" w:hAnsi="Courier New" w:cs="Courier New" w:hint="default"/>
+      </w:rPr>
+    </w:lvl>
+    <w:lvl w:ilvl="8" w:tplc="240A0005" w:tentative="1">
+      <w:start w:val="1"/>
+      <w:numFmt w:val="bullet"/>
+      <w:lvlText w:val=""/>
+      <w:lvlJc w:val="left"/>
+      <w:pPr>
+        <w:ind w:left="7189" w:hanging="360"/>
+      </w:pPr>
+      <w:rPr>
+        <w:rFonts w:ascii="Wingdings" w:hAnsi="Wingdings" w:hint="default"/>
+      </w:rPr>
+    </w:lvl>
+  </w:abstractNum>
+  <w:abstractNum w:abstractNumId="12" w15:restartNumberingAfterBreak="0">
     <w:nsid w:val="2DFF5886"/>
     <w:multiLevelType w:val="hybridMultilevel"/>
     <w:tmpl w:val="A09E4D00"/>
@@ -17304,7 +18541,7 @@
       </w:rPr>
     </w:lvl>
   </w:abstractNum>
-  <w:abstractNum w:abstractNumId="10" w15:restartNumberingAfterBreak="0">
+  <w:abstractNum w:abstractNumId="13" w15:restartNumberingAfterBreak="0">
     <w:nsid w:val="31BB20B1"/>
     <w:multiLevelType w:val="hybridMultilevel"/>
     <w:tmpl w:val="28BAF60C"/>
@@ -17390,7 +18627,7 @@
       </w:pPr>
     </w:lvl>
   </w:abstractNum>
-  <w:abstractNum w:abstractNumId="11" w15:restartNumberingAfterBreak="0">
+  <w:abstractNum w:abstractNumId="14" w15:restartNumberingAfterBreak="0">
     <w:nsid w:val="35D14CDB"/>
     <w:multiLevelType w:val="hybridMultilevel"/>
     <w:tmpl w:val="81F869F4"/>
@@ -17503,7 +18740,7 @@
       </w:rPr>
     </w:lvl>
   </w:abstractNum>
-  <w:abstractNum w:abstractNumId="12" w15:restartNumberingAfterBreak="0">
+  <w:abstractNum w:abstractNumId="15" w15:restartNumberingAfterBreak="0">
     <w:nsid w:val="368E176E"/>
     <w:multiLevelType w:val="hybridMultilevel"/>
     <w:tmpl w:val="BDF054FE"/>
@@ -17597,7 +18834,7 @@
       </w:pPr>
     </w:lvl>
   </w:abstractNum>
-  <w:abstractNum w:abstractNumId="13" w15:restartNumberingAfterBreak="0">
+  <w:abstractNum w:abstractNumId="16" w15:restartNumberingAfterBreak="0">
     <w:nsid w:val="36AF2304"/>
     <w:multiLevelType w:val="hybridMultilevel"/>
     <w:tmpl w:val="674AD9C0"/>
@@ -17683,7 +18920,233 @@
       </w:pPr>
     </w:lvl>
   </w:abstractNum>
-  <w:abstractNum w:abstractNumId="14" w15:restartNumberingAfterBreak="0">
+  <w:abstractNum w:abstractNumId="17" w15:restartNumberingAfterBreak="0">
+    <w:nsid w:val="38111FEF"/>
+    <w:multiLevelType w:val="hybridMultilevel"/>
+    <w:tmpl w:val="4FB42D3A"/>
+    <w:lvl w:ilvl="0" w:tplc="240A0001">
+      <w:start w:val="1"/>
+      <w:numFmt w:val="bullet"/>
+      <w:lvlText w:val=""/>
+      <w:lvlJc w:val="left"/>
+      <w:pPr>
+        <w:ind w:left="1429" w:hanging="360"/>
+      </w:pPr>
+      <w:rPr>
+        <w:rFonts w:ascii="Symbol" w:hAnsi="Symbol" w:hint="default"/>
+      </w:rPr>
+    </w:lvl>
+    <w:lvl w:ilvl="1" w:tplc="240A0003" w:tentative="1">
+      <w:start w:val="1"/>
+      <w:numFmt w:val="bullet"/>
+      <w:lvlText w:val="o"/>
+      <w:lvlJc w:val="left"/>
+      <w:pPr>
+        <w:ind w:left="2149" w:hanging="360"/>
+      </w:pPr>
+      <w:rPr>
+        <w:rFonts w:ascii="Courier New" w:hAnsi="Courier New" w:cs="Courier New" w:hint="default"/>
+      </w:rPr>
+    </w:lvl>
+    <w:lvl w:ilvl="2" w:tplc="240A0005" w:tentative="1">
+      <w:start w:val="1"/>
+      <w:numFmt w:val="bullet"/>
+      <w:lvlText w:val=""/>
+      <w:lvlJc w:val="left"/>
+      <w:pPr>
+        <w:ind w:left="2869" w:hanging="360"/>
+      </w:pPr>
+      <w:rPr>
+        <w:rFonts w:ascii="Wingdings" w:hAnsi="Wingdings" w:hint="default"/>
+      </w:rPr>
+    </w:lvl>
+    <w:lvl w:ilvl="3" w:tplc="240A0001" w:tentative="1">
+      <w:start w:val="1"/>
+      <w:numFmt w:val="bullet"/>
+      <w:lvlText w:val=""/>
+      <w:lvlJc w:val="left"/>
+      <w:pPr>
+        <w:ind w:left="3589" w:hanging="360"/>
+      </w:pPr>
+      <w:rPr>
+        <w:rFonts w:ascii="Symbol" w:hAnsi="Symbol" w:hint="default"/>
+      </w:rPr>
+    </w:lvl>
+    <w:lvl w:ilvl="4" w:tplc="240A0003" w:tentative="1">
+      <w:start w:val="1"/>
+      <w:numFmt w:val="bullet"/>
+      <w:lvlText w:val="o"/>
+      <w:lvlJc w:val="left"/>
+      <w:pPr>
+        <w:ind w:left="4309" w:hanging="360"/>
+      </w:pPr>
+      <w:rPr>
+        <w:rFonts w:ascii="Courier New" w:hAnsi="Courier New" w:cs="Courier New" w:hint="default"/>
+      </w:rPr>
+    </w:lvl>
+    <w:lvl w:ilvl="5" w:tplc="240A0005" w:tentative="1">
+      <w:start w:val="1"/>
+      <w:numFmt w:val="bullet"/>
+      <w:lvlText w:val=""/>
+      <w:lvlJc w:val="left"/>
+      <w:pPr>
+        <w:ind w:left="5029" w:hanging="360"/>
+      </w:pPr>
+      <w:rPr>
+        <w:rFonts w:ascii="Wingdings" w:hAnsi="Wingdings" w:hint="default"/>
+      </w:rPr>
+    </w:lvl>
+    <w:lvl w:ilvl="6" w:tplc="240A0001" w:tentative="1">
+      <w:start w:val="1"/>
+      <w:numFmt w:val="bullet"/>
+      <w:lvlText w:val=""/>
+      <w:lvlJc w:val="left"/>
+      <w:pPr>
+        <w:ind w:left="5749" w:hanging="360"/>
+      </w:pPr>
+      <w:rPr>
+        <w:rFonts w:ascii="Symbol" w:hAnsi="Symbol" w:hint="default"/>
+      </w:rPr>
+    </w:lvl>
+    <w:lvl w:ilvl="7" w:tplc="240A0003" w:tentative="1">
+      <w:start w:val="1"/>
+      <w:numFmt w:val="bullet"/>
+      <w:lvlText w:val="o"/>
+      <w:lvlJc w:val="left"/>
+      <w:pPr>
+        <w:ind w:left="6469" w:hanging="360"/>
+      </w:pPr>
+      <w:rPr>
+        <w:rFonts w:ascii="Courier New" w:hAnsi="Courier New" w:cs="Courier New" w:hint="default"/>
+      </w:rPr>
+    </w:lvl>
+    <w:lvl w:ilvl="8" w:tplc="240A0005" w:tentative="1">
+      <w:start w:val="1"/>
+      <w:numFmt w:val="bullet"/>
+      <w:lvlText w:val=""/>
+      <w:lvlJc w:val="left"/>
+      <w:pPr>
+        <w:ind w:left="7189" w:hanging="360"/>
+      </w:pPr>
+      <w:rPr>
+        <w:rFonts w:ascii="Wingdings" w:hAnsi="Wingdings" w:hint="default"/>
+      </w:rPr>
+    </w:lvl>
+  </w:abstractNum>
+  <w:abstractNum w:abstractNumId="18" w15:restartNumberingAfterBreak="0">
+    <w:nsid w:val="423D51F3"/>
+    <w:multiLevelType w:val="hybridMultilevel"/>
+    <w:tmpl w:val="7CAE88B6"/>
+    <w:lvl w:ilvl="0" w:tplc="240A0003">
+      <w:start w:val="1"/>
+      <w:numFmt w:val="bullet"/>
+      <w:lvlText w:val="o"/>
+      <w:lvlJc w:val="left"/>
+      <w:pPr>
+        <w:ind w:left="1429" w:hanging="360"/>
+      </w:pPr>
+      <w:rPr>
+        <w:rFonts w:ascii="Courier New" w:hAnsi="Courier New" w:cs="Courier New" w:hint="default"/>
+      </w:rPr>
+    </w:lvl>
+    <w:lvl w:ilvl="1" w:tplc="240A0003" w:tentative="1">
+      <w:start w:val="1"/>
+      <w:numFmt w:val="bullet"/>
+      <w:lvlText w:val="o"/>
+      <w:lvlJc w:val="left"/>
+      <w:pPr>
+        <w:ind w:left="2149" w:hanging="360"/>
+      </w:pPr>
+      <w:rPr>
+        <w:rFonts w:ascii="Courier New" w:hAnsi="Courier New" w:cs="Courier New" w:hint="default"/>
+      </w:rPr>
+    </w:lvl>
+    <w:lvl w:ilvl="2" w:tplc="240A0005" w:tentative="1">
+      <w:start w:val="1"/>
+      <w:numFmt w:val="bullet"/>
+      <w:lvlText w:val=""/>
+      <w:lvlJc w:val="left"/>
+      <w:pPr>
+        <w:ind w:left="2869" w:hanging="360"/>
+      </w:pPr>
+      <w:rPr>
+        <w:rFonts w:ascii="Wingdings" w:hAnsi="Wingdings" w:hint="default"/>
+      </w:rPr>
+    </w:lvl>
+    <w:lvl w:ilvl="3" w:tplc="240A0001" w:tentative="1">
+      <w:start w:val="1"/>
+      <w:numFmt w:val="bullet"/>
+      <w:lvlText w:val=""/>
+      <w:lvlJc w:val="left"/>
+      <w:pPr>
+        <w:ind w:left="3589" w:hanging="360"/>
+      </w:pPr>
+      <w:rPr>
+        <w:rFonts w:ascii="Symbol" w:hAnsi="Symbol" w:hint="default"/>
+      </w:rPr>
+    </w:lvl>
+    <w:lvl w:ilvl="4" w:tplc="240A0003" w:tentative="1">
+      <w:start w:val="1"/>
+      <w:numFmt w:val="bullet"/>
+      <w:lvlText w:val="o"/>
+      <w:lvlJc w:val="left"/>
+      <w:pPr>
+        <w:ind w:left="4309" w:hanging="360"/>
+      </w:pPr>
+      <w:rPr>
+        <w:rFonts w:ascii="Courier New" w:hAnsi="Courier New" w:cs="Courier New" w:hint="default"/>
+      </w:rPr>
+    </w:lvl>
+    <w:lvl w:ilvl="5" w:tplc="240A0005" w:tentative="1">
+      <w:start w:val="1"/>
+      <w:numFmt w:val="bullet"/>
+      <w:lvlText w:val=""/>
+      <w:lvlJc w:val="left"/>
+      <w:pPr>
+        <w:ind w:left="5029" w:hanging="360"/>
+      </w:pPr>
+      <w:rPr>
+        <w:rFonts w:ascii="Wingdings" w:hAnsi="Wingdings" w:hint="default"/>
+      </w:rPr>
+    </w:lvl>
+    <w:lvl w:ilvl="6" w:tplc="240A0001" w:tentative="1">
+      <w:start w:val="1"/>
+      <w:numFmt w:val="bullet"/>
+      <w:lvlText w:val=""/>
+      <w:lvlJc w:val="left"/>
+      <w:pPr>
+        <w:ind w:left="5749" w:hanging="360"/>
+      </w:pPr>
+      <w:rPr>
+        <w:rFonts w:ascii="Symbol" w:hAnsi="Symbol" w:hint="default"/>
+      </w:rPr>
+    </w:lvl>
+    <w:lvl w:ilvl="7" w:tplc="240A0003" w:tentative="1">
+      <w:start w:val="1"/>
+      <w:numFmt w:val="bullet"/>
+      <w:lvlText w:val="o"/>
+      <w:lvlJc w:val="left"/>
+      <w:pPr>
+        <w:ind w:left="6469" w:hanging="360"/>
+      </w:pPr>
+      <w:rPr>
+        <w:rFonts w:ascii="Courier New" w:hAnsi="Courier New" w:cs="Courier New" w:hint="default"/>
+      </w:rPr>
+    </w:lvl>
+    <w:lvl w:ilvl="8" w:tplc="240A0005" w:tentative="1">
+      <w:start w:val="1"/>
+      <w:numFmt w:val="bullet"/>
+      <w:lvlText w:val=""/>
+      <w:lvlJc w:val="left"/>
+      <w:pPr>
+        <w:ind w:left="7189" w:hanging="360"/>
+      </w:pPr>
+      <w:rPr>
+        <w:rFonts w:ascii="Wingdings" w:hAnsi="Wingdings" w:hint="default"/>
+      </w:rPr>
+    </w:lvl>
+  </w:abstractNum>
+  <w:abstractNum w:abstractNumId="19" w15:restartNumberingAfterBreak="0">
     <w:nsid w:val="433C1934"/>
     <w:multiLevelType w:val="hybridMultilevel"/>
     <w:tmpl w:val="23885FA8"/>
@@ -17796,7 +19259,7 @@
       </w:rPr>
     </w:lvl>
   </w:abstractNum>
-  <w:abstractNum w:abstractNumId="15" w15:restartNumberingAfterBreak="0">
+  <w:abstractNum w:abstractNumId="20" w15:restartNumberingAfterBreak="0">
     <w:nsid w:val="4849623C"/>
     <w:multiLevelType w:val="hybridMultilevel"/>
     <w:tmpl w:val="A5AAFBAA"/>
@@ -17882,7 +19345,120 @@
       </w:pPr>
     </w:lvl>
   </w:abstractNum>
-  <w:abstractNum w:abstractNumId="16" w15:restartNumberingAfterBreak="0">
+  <w:abstractNum w:abstractNumId="21" w15:restartNumberingAfterBreak="0">
+    <w:nsid w:val="4E8467F7"/>
+    <w:multiLevelType w:val="hybridMultilevel"/>
+    <w:tmpl w:val="EB220D56"/>
+    <w:lvl w:ilvl="0" w:tplc="240A0001">
+      <w:start w:val="1"/>
+      <w:numFmt w:val="bullet"/>
+      <w:lvlText w:val=""/>
+      <w:lvlJc w:val="left"/>
+      <w:pPr>
+        <w:ind w:left="1429" w:hanging="360"/>
+      </w:pPr>
+      <w:rPr>
+        <w:rFonts w:ascii="Symbol" w:hAnsi="Symbol" w:hint="default"/>
+      </w:rPr>
+    </w:lvl>
+    <w:lvl w:ilvl="1" w:tplc="240A0003" w:tentative="1">
+      <w:start w:val="1"/>
+      <w:numFmt w:val="bullet"/>
+      <w:lvlText w:val="o"/>
+      <w:lvlJc w:val="left"/>
+      <w:pPr>
+        <w:ind w:left="2149" w:hanging="360"/>
+      </w:pPr>
+      <w:rPr>
+        <w:rFonts w:ascii="Courier New" w:hAnsi="Courier New" w:cs="Courier New" w:hint="default"/>
+      </w:rPr>
+    </w:lvl>
+    <w:lvl w:ilvl="2" w:tplc="240A0005" w:tentative="1">
+      <w:start w:val="1"/>
+      <w:numFmt w:val="bullet"/>
+      <w:lvlText w:val=""/>
+      <w:lvlJc w:val="left"/>
+      <w:pPr>
+        <w:ind w:left="2869" w:hanging="360"/>
+      </w:pPr>
+      <w:rPr>
+        <w:rFonts w:ascii="Wingdings" w:hAnsi="Wingdings" w:hint="default"/>
+      </w:rPr>
+    </w:lvl>
+    <w:lvl w:ilvl="3" w:tplc="240A0001" w:tentative="1">
+      <w:start w:val="1"/>
+      <w:numFmt w:val="bullet"/>
+      <w:lvlText w:val=""/>
+      <w:lvlJc w:val="left"/>
+      <w:pPr>
+        <w:ind w:left="3589" w:hanging="360"/>
+      </w:pPr>
+      <w:rPr>
+        <w:rFonts w:ascii="Symbol" w:hAnsi="Symbol" w:hint="default"/>
+      </w:rPr>
+    </w:lvl>
+    <w:lvl w:ilvl="4" w:tplc="240A0003" w:tentative="1">
+      <w:start w:val="1"/>
+      <w:numFmt w:val="bullet"/>
+      <w:lvlText w:val="o"/>
+      <w:lvlJc w:val="left"/>
+      <w:pPr>
+        <w:ind w:left="4309" w:hanging="360"/>
+      </w:pPr>
+      <w:rPr>
+        <w:rFonts w:ascii="Courier New" w:hAnsi="Courier New" w:cs="Courier New" w:hint="default"/>
+      </w:rPr>
+    </w:lvl>
+    <w:lvl w:ilvl="5" w:tplc="240A0005" w:tentative="1">
+      <w:start w:val="1"/>
+      <w:numFmt w:val="bullet"/>
+      <w:lvlText w:val=""/>
+      <w:lvlJc w:val="left"/>
+      <w:pPr>
+        <w:ind w:left="5029" w:hanging="360"/>
+      </w:pPr>
+      <w:rPr>
+        <w:rFonts w:ascii="Wingdings" w:hAnsi="Wingdings" w:hint="default"/>
+      </w:rPr>
+    </w:lvl>
+    <w:lvl w:ilvl="6" w:tplc="240A0001" w:tentative="1">
+      <w:start w:val="1"/>
+      <w:numFmt w:val="bullet"/>
+      <w:lvlText w:val=""/>
+      <w:lvlJc w:val="left"/>
+      <w:pPr>
+        <w:ind w:left="5749" w:hanging="360"/>
+      </w:pPr>
+      <w:rPr>
+        <w:rFonts w:ascii="Symbol" w:hAnsi="Symbol" w:hint="default"/>
+      </w:rPr>
+    </w:lvl>
+    <w:lvl w:ilvl="7" w:tplc="240A0003" w:tentative="1">
+      <w:start w:val="1"/>
+      <w:numFmt w:val="bullet"/>
+      <w:lvlText w:val="o"/>
+      <w:lvlJc w:val="left"/>
+      <w:pPr>
+        <w:ind w:left="6469" w:hanging="360"/>
+      </w:pPr>
+      <w:rPr>
+        <w:rFonts w:ascii="Courier New" w:hAnsi="Courier New" w:cs="Courier New" w:hint="default"/>
+      </w:rPr>
+    </w:lvl>
+    <w:lvl w:ilvl="8" w:tplc="240A0005" w:tentative="1">
+      <w:start w:val="1"/>
+      <w:numFmt w:val="bullet"/>
+      <w:lvlText w:val=""/>
+      <w:lvlJc w:val="left"/>
+      <w:pPr>
+        <w:ind w:left="7189" w:hanging="360"/>
+      </w:pPr>
+      <w:rPr>
+        <w:rFonts w:ascii="Wingdings" w:hAnsi="Wingdings" w:hint="default"/>
+      </w:rPr>
+    </w:lvl>
+  </w:abstractNum>
+  <w:abstractNum w:abstractNumId="22" w15:restartNumberingAfterBreak="0">
     <w:nsid w:val="4EBE1EF6"/>
     <w:multiLevelType w:val="hybridMultilevel"/>
     <w:tmpl w:val="AC468154"/>
@@ -17975,7 +19551,120 @@
       </w:pPr>
     </w:lvl>
   </w:abstractNum>
-  <w:abstractNum w:abstractNumId="17" w15:restartNumberingAfterBreak="0">
+  <w:abstractNum w:abstractNumId="23" w15:restartNumberingAfterBreak="0">
+    <w:nsid w:val="52374A33"/>
+    <w:multiLevelType w:val="hybridMultilevel"/>
+    <w:tmpl w:val="6FDCD1BC"/>
+    <w:lvl w:ilvl="0" w:tplc="240A0001">
+      <w:start w:val="1"/>
+      <w:numFmt w:val="bullet"/>
+      <w:lvlText w:val=""/>
+      <w:lvlJc w:val="left"/>
+      <w:pPr>
+        <w:ind w:left="2149" w:hanging="360"/>
+      </w:pPr>
+      <w:rPr>
+        <w:rFonts w:ascii="Symbol" w:hAnsi="Symbol" w:hint="default"/>
+      </w:rPr>
+    </w:lvl>
+    <w:lvl w:ilvl="1" w:tplc="240A0003" w:tentative="1">
+      <w:start w:val="1"/>
+      <w:numFmt w:val="bullet"/>
+      <w:lvlText w:val="o"/>
+      <w:lvlJc w:val="left"/>
+      <w:pPr>
+        <w:ind w:left="2869" w:hanging="360"/>
+      </w:pPr>
+      <w:rPr>
+        <w:rFonts w:ascii="Courier New" w:hAnsi="Courier New" w:cs="Courier New" w:hint="default"/>
+      </w:rPr>
+    </w:lvl>
+    <w:lvl w:ilvl="2" w:tplc="240A0005" w:tentative="1">
+      <w:start w:val="1"/>
+      <w:numFmt w:val="bullet"/>
+      <w:lvlText w:val=""/>
+      <w:lvlJc w:val="left"/>
+      <w:pPr>
+        <w:ind w:left="3589" w:hanging="360"/>
+      </w:pPr>
+      <w:rPr>
+        <w:rFonts w:ascii="Wingdings" w:hAnsi="Wingdings" w:hint="default"/>
+      </w:rPr>
+    </w:lvl>
+    <w:lvl w:ilvl="3" w:tplc="240A0001" w:tentative="1">
+      <w:start w:val="1"/>
+      <w:numFmt w:val="bullet"/>
+      <w:lvlText w:val=""/>
+      <w:lvlJc w:val="left"/>
+      <w:pPr>
+        <w:ind w:left="4309" w:hanging="360"/>
+      </w:pPr>
+      <w:rPr>
+        <w:rFonts w:ascii="Symbol" w:hAnsi="Symbol" w:hint="default"/>
+      </w:rPr>
+    </w:lvl>
+    <w:lvl w:ilvl="4" w:tplc="240A0003" w:tentative="1">
+      <w:start w:val="1"/>
+      <w:numFmt w:val="bullet"/>
+      <w:lvlText w:val="o"/>
+      <w:lvlJc w:val="left"/>
+      <w:pPr>
+        <w:ind w:left="5029" w:hanging="360"/>
+      </w:pPr>
+      <w:rPr>
+        <w:rFonts w:ascii="Courier New" w:hAnsi="Courier New" w:cs="Courier New" w:hint="default"/>
+      </w:rPr>
+    </w:lvl>
+    <w:lvl w:ilvl="5" w:tplc="240A0005" w:tentative="1">
+      <w:start w:val="1"/>
+      <w:numFmt w:val="bullet"/>
+      <w:lvlText w:val=""/>
+      <w:lvlJc w:val="left"/>
+      <w:pPr>
+        <w:ind w:left="5749" w:hanging="360"/>
+      </w:pPr>
+      <w:rPr>
+        <w:rFonts w:ascii="Wingdings" w:hAnsi="Wingdings" w:hint="default"/>
+      </w:rPr>
+    </w:lvl>
+    <w:lvl w:ilvl="6" w:tplc="240A0001" w:tentative="1">
+      <w:start w:val="1"/>
+      <w:numFmt w:val="bullet"/>
+      <w:lvlText w:val=""/>
+      <w:lvlJc w:val="left"/>
+      <w:pPr>
+        <w:ind w:left="6469" w:hanging="360"/>
+      </w:pPr>
+      <w:rPr>
+        <w:rFonts w:ascii="Symbol" w:hAnsi="Symbol" w:hint="default"/>
+      </w:rPr>
+    </w:lvl>
+    <w:lvl w:ilvl="7" w:tplc="240A0003" w:tentative="1">
+      <w:start w:val="1"/>
+      <w:numFmt w:val="bullet"/>
+      <w:lvlText w:val="o"/>
+      <w:lvlJc w:val="left"/>
+      <w:pPr>
+        <w:ind w:left="7189" w:hanging="360"/>
+      </w:pPr>
+      <w:rPr>
+        <w:rFonts w:ascii="Courier New" w:hAnsi="Courier New" w:cs="Courier New" w:hint="default"/>
+      </w:rPr>
+    </w:lvl>
+    <w:lvl w:ilvl="8" w:tplc="240A0005" w:tentative="1">
+      <w:start w:val="1"/>
+      <w:numFmt w:val="bullet"/>
+      <w:lvlText w:val=""/>
+      <w:lvlJc w:val="left"/>
+      <w:pPr>
+        <w:ind w:left="7909" w:hanging="360"/>
+      </w:pPr>
+      <w:rPr>
+        <w:rFonts w:ascii="Wingdings" w:hAnsi="Wingdings" w:hint="default"/>
+      </w:rPr>
+    </w:lvl>
+  </w:abstractNum>
+  <w:abstractNum w:abstractNumId="24" w15:restartNumberingAfterBreak="0">
     <w:nsid w:val="54866C12"/>
     <w:multiLevelType w:val="hybridMultilevel"/>
     <w:tmpl w:val="6AD84564"/>
@@ -18088,7 +19777,7 @@
       </w:rPr>
     </w:lvl>
   </w:abstractNum>
-  <w:abstractNum w:abstractNumId="18" w15:restartNumberingAfterBreak="0">
+  <w:abstractNum w:abstractNumId="25" w15:restartNumberingAfterBreak="0">
     <w:nsid w:val="565B3364"/>
     <w:multiLevelType w:val="hybridMultilevel"/>
     <w:tmpl w:val="E7C03B48"/>
@@ -18201,7 +19890,7 @@
       </w:rPr>
     </w:lvl>
   </w:abstractNum>
-  <w:abstractNum w:abstractNumId="19" w15:restartNumberingAfterBreak="0">
+  <w:abstractNum w:abstractNumId="26" w15:restartNumberingAfterBreak="0">
     <w:nsid w:val="59BF5078"/>
     <w:multiLevelType w:val="multilevel"/>
     <w:tmpl w:val="C7D2423E"/>
@@ -18326,7 +20015,7 @@
       </w:rPr>
     </w:lvl>
   </w:abstractNum>
-  <w:abstractNum w:abstractNumId="20" w15:restartNumberingAfterBreak="0">
+  <w:abstractNum w:abstractNumId="27" w15:restartNumberingAfterBreak="0">
     <w:nsid w:val="5ECC7D7B"/>
     <w:multiLevelType w:val="hybridMultilevel"/>
     <w:tmpl w:val="555AECFC"/>
@@ -18439,10 +20128,10 @@
       </w:rPr>
     </w:lvl>
   </w:abstractNum>
-  <w:abstractNum w:abstractNumId="21" w15:restartNumberingAfterBreak="0">
+  <w:abstractNum w:abstractNumId="28" w15:restartNumberingAfterBreak="0">
     <w:nsid w:val="5F6B5C6B"/>
     <w:multiLevelType w:val="hybridMultilevel"/>
-    <w:tmpl w:val="1966E132"/>
+    <w:tmpl w:val="50649B3A"/>
     <w:lvl w:ilvl="0" w:tplc="240A0001">
       <w:start w:val="1"/>
       <w:numFmt w:val="bullet"/>
@@ -18552,7 +20241,7 @@
       </w:rPr>
     </w:lvl>
   </w:abstractNum>
-  <w:abstractNum w:abstractNumId="22" w15:restartNumberingAfterBreak="0">
+  <w:abstractNum w:abstractNumId="29" w15:restartNumberingAfterBreak="0">
     <w:nsid w:val="5FF16C73"/>
     <w:multiLevelType w:val="hybridMultilevel"/>
     <w:tmpl w:val="A2C4A712"/>
@@ -18665,7 +20354,7 @@
       </w:rPr>
     </w:lvl>
   </w:abstractNum>
-  <w:abstractNum w:abstractNumId="23" w15:restartNumberingAfterBreak="0">
+  <w:abstractNum w:abstractNumId="30" w15:restartNumberingAfterBreak="0">
     <w:nsid w:val="612D42D8"/>
     <w:multiLevelType w:val="hybridMultilevel"/>
     <w:tmpl w:val="3F38C0E8"/>
@@ -18778,7 +20467,7 @@
       </w:rPr>
     </w:lvl>
   </w:abstractNum>
-  <w:abstractNum w:abstractNumId="24" w15:restartNumberingAfterBreak="0">
+  <w:abstractNum w:abstractNumId="31" w15:restartNumberingAfterBreak="0">
     <w:nsid w:val="61374753"/>
     <w:multiLevelType w:val="hybridMultilevel"/>
     <w:tmpl w:val="08C49FD8"/>
@@ -18891,7 +20580,120 @@
       </w:rPr>
     </w:lvl>
   </w:abstractNum>
-  <w:abstractNum w:abstractNumId="25" w15:restartNumberingAfterBreak="0">
+  <w:abstractNum w:abstractNumId="32" w15:restartNumberingAfterBreak="0">
+    <w:nsid w:val="61D869C2"/>
+    <w:multiLevelType w:val="hybridMultilevel"/>
+    <w:tmpl w:val="D5E2DE4A"/>
+    <w:lvl w:ilvl="0" w:tplc="240A0003">
+      <w:start w:val="1"/>
+      <w:numFmt w:val="bullet"/>
+      <w:lvlText w:val="o"/>
+      <w:lvlJc w:val="left"/>
+      <w:pPr>
+        <w:ind w:left="1429" w:hanging="360"/>
+      </w:pPr>
+      <w:rPr>
+        <w:rFonts w:ascii="Courier New" w:hAnsi="Courier New" w:cs="Courier New" w:hint="default"/>
+      </w:rPr>
+    </w:lvl>
+    <w:lvl w:ilvl="1" w:tplc="240A0003" w:tentative="1">
+      <w:start w:val="1"/>
+      <w:numFmt w:val="bullet"/>
+      <w:lvlText w:val="o"/>
+      <w:lvlJc w:val="left"/>
+      <w:pPr>
+        <w:ind w:left="2149" w:hanging="360"/>
+      </w:pPr>
+      <w:rPr>
+        <w:rFonts w:ascii="Courier New" w:hAnsi="Courier New" w:cs="Courier New" w:hint="default"/>
+      </w:rPr>
+    </w:lvl>
+    <w:lvl w:ilvl="2" w:tplc="240A0005" w:tentative="1">
+      <w:start w:val="1"/>
+      <w:numFmt w:val="bullet"/>
+      <w:lvlText w:val=""/>
+      <w:lvlJc w:val="left"/>
+      <w:pPr>
+        <w:ind w:left="2869" w:hanging="360"/>
+      </w:pPr>
+      <w:rPr>
+        <w:rFonts w:ascii="Wingdings" w:hAnsi="Wingdings" w:hint="default"/>
+      </w:rPr>
+    </w:lvl>
+    <w:lvl w:ilvl="3" w:tplc="240A0001" w:tentative="1">
+      <w:start w:val="1"/>
+      <w:numFmt w:val="bullet"/>
+      <w:lvlText w:val=""/>
+      <w:lvlJc w:val="left"/>
+      <w:pPr>
+        <w:ind w:left="3589" w:hanging="360"/>
+      </w:pPr>
+      <w:rPr>
+        <w:rFonts w:ascii="Symbol" w:hAnsi="Symbol" w:hint="default"/>
+      </w:rPr>
+    </w:lvl>
+    <w:lvl w:ilvl="4" w:tplc="240A0003" w:tentative="1">
+      <w:start w:val="1"/>
+      <w:numFmt w:val="bullet"/>
+      <w:lvlText w:val="o"/>
+      <w:lvlJc w:val="left"/>
+      <w:pPr>
+        <w:ind w:left="4309" w:hanging="360"/>
+      </w:pPr>
+      <w:rPr>
+        <w:rFonts w:ascii="Courier New" w:hAnsi="Courier New" w:cs="Courier New" w:hint="default"/>
+      </w:rPr>
+    </w:lvl>
+    <w:lvl w:ilvl="5" w:tplc="240A0005" w:tentative="1">
+      <w:start w:val="1"/>
+      <w:numFmt w:val="bullet"/>
+      <w:lvlText w:val=""/>
+      <w:lvlJc w:val="left"/>
+      <w:pPr>
+        <w:ind w:left="5029" w:hanging="360"/>
+      </w:pPr>
+      <w:rPr>
+        <w:rFonts w:ascii="Wingdings" w:hAnsi="Wingdings" w:hint="default"/>
+      </w:rPr>
+    </w:lvl>
+    <w:lvl w:ilvl="6" w:tplc="240A0001" w:tentative="1">
+      <w:start w:val="1"/>
+      <w:numFmt w:val="bullet"/>
+      <w:lvlText w:val=""/>
+      <w:lvlJc w:val="left"/>
+      <w:pPr>
+        <w:ind w:left="5749" w:hanging="360"/>
+      </w:pPr>
+      <w:rPr>
+        <w:rFonts w:ascii="Symbol" w:hAnsi="Symbol" w:hint="default"/>
+      </w:rPr>
+    </w:lvl>
+    <w:lvl w:ilvl="7" w:tplc="240A0003" w:tentative="1">
+      <w:start w:val="1"/>
+      <w:numFmt w:val="bullet"/>
+      <w:lvlText w:val="o"/>
+      <w:lvlJc w:val="left"/>
+      <w:pPr>
+        <w:ind w:left="6469" w:hanging="360"/>
+      </w:pPr>
+      <w:rPr>
+        <w:rFonts w:ascii="Courier New" w:hAnsi="Courier New" w:cs="Courier New" w:hint="default"/>
+      </w:rPr>
+    </w:lvl>
+    <w:lvl w:ilvl="8" w:tplc="240A0005" w:tentative="1">
+      <w:start w:val="1"/>
+      <w:numFmt w:val="bullet"/>
+      <w:lvlText w:val=""/>
+      <w:lvlJc w:val="left"/>
+      <w:pPr>
+        <w:ind w:left="7189" w:hanging="360"/>
+      </w:pPr>
+      <w:rPr>
+        <w:rFonts w:ascii="Wingdings" w:hAnsi="Wingdings" w:hint="default"/>
+      </w:rPr>
+    </w:lvl>
+  </w:abstractNum>
+  <w:abstractNum w:abstractNumId="33" w15:restartNumberingAfterBreak="0">
     <w:nsid w:val="62BE63DA"/>
     <w:multiLevelType w:val="hybridMultilevel"/>
     <w:tmpl w:val="F8AEE74C"/>
@@ -19004,7 +20806,7 @@
       </w:rPr>
     </w:lvl>
   </w:abstractNum>
-  <w:abstractNum w:abstractNumId="26" w15:restartNumberingAfterBreak="0">
+  <w:abstractNum w:abstractNumId="34" w15:restartNumberingAfterBreak="0">
     <w:nsid w:val="656648ED"/>
     <w:multiLevelType w:val="hybridMultilevel"/>
     <w:tmpl w:val="F23A5C1A"/>
@@ -19117,7 +20919,7 @@
       </w:rPr>
     </w:lvl>
   </w:abstractNum>
-  <w:abstractNum w:abstractNumId="27" w15:restartNumberingAfterBreak="0">
+  <w:abstractNum w:abstractNumId="35" w15:restartNumberingAfterBreak="0">
     <w:nsid w:val="66051225"/>
     <w:multiLevelType w:val="hybridMultilevel"/>
     <w:tmpl w:val="C6D0C386"/>
@@ -19230,7 +21032,233 @@
       </w:rPr>
     </w:lvl>
   </w:abstractNum>
-  <w:abstractNum w:abstractNumId="28" w15:restartNumberingAfterBreak="0">
+  <w:abstractNum w:abstractNumId="36" w15:restartNumberingAfterBreak="0">
+    <w:nsid w:val="676F61AE"/>
+    <w:multiLevelType w:val="hybridMultilevel"/>
+    <w:tmpl w:val="389ACCA2"/>
+    <w:lvl w:ilvl="0" w:tplc="240A0003">
+      <w:start w:val="1"/>
+      <w:numFmt w:val="bullet"/>
+      <w:lvlText w:val="o"/>
+      <w:lvlJc w:val="left"/>
+      <w:pPr>
+        <w:ind w:left="1429" w:hanging="360"/>
+      </w:pPr>
+      <w:rPr>
+        <w:rFonts w:ascii="Courier New" w:hAnsi="Courier New" w:cs="Courier New" w:hint="default"/>
+      </w:rPr>
+    </w:lvl>
+    <w:lvl w:ilvl="1" w:tplc="240A0003" w:tentative="1">
+      <w:start w:val="1"/>
+      <w:numFmt w:val="bullet"/>
+      <w:lvlText w:val="o"/>
+      <w:lvlJc w:val="left"/>
+      <w:pPr>
+        <w:ind w:left="2149" w:hanging="360"/>
+      </w:pPr>
+      <w:rPr>
+        <w:rFonts w:ascii="Courier New" w:hAnsi="Courier New" w:cs="Courier New" w:hint="default"/>
+      </w:rPr>
+    </w:lvl>
+    <w:lvl w:ilvl="2" w:tplc="240A0005" w:tentative="1">
+      <w:start w:val="1"/>
+      <w:numFmt w:val="bullet"/>
+      <w:lvlText w:val=""/>
+      <w:lvlJc w:val="left"/>
+      <w:pPr>
+        <w:ind w:left="2869" w:hanging="360"/>
+      </w:pPr>
+      <w:rPr>
+        <w:rFonts w:ascii="Wingdings" w:hAnsi="Wingdings" w:hint="default"/>
+      </w:rPr>
+    </w:lvl>
+    <w:lvl w:ilvl="3" w:tplc="240A0001" w:tentative="1">
+      <w:start w:val="1"/>
+      <w:numFmt w:val="bullet"/>
+      <w:lvlText w:val=""/>
+      <w:lvlJc w:val="left"/>
+      <w:pPr>
+        <w:ind w:left="3589" w:hanging="360"/>
+      </w:pPr>
+      <w:rPr>
+        <w:rFonts w:ascii="Symbol" w:hAnsi="Symbol" w:hint="default"/>
+      </w:rPr>
+    </w:lvl>
+    <w:lvl w:ilvl="4" w:tplc="240A0003" w:tentative="1">
+      <w:start w:val="1"/>
+      <w:numFmt w:val="bullet"/>
+      <w:lvlText w:val="o"/>
+      <w:lvlJc w:val="left"/>
+      <w:pPr>
+        <w:ind w:left="4309" w:hanging="360"/>
+      </w:pPr>
+      <w:rPr>
+        <w:rFonts w:ascii="Courier New" w:hAnsi="Courier New" w:cs="Courier New" w:hint="default"/>
+      </w:rPr>
+    </w:lvl>
+    <w:lvl w:ilvl="5" w:tplc="240A0005" w:tentative="1">
+      <w:start w:val="1"/>
+      <w:numFmt w:val="bullet"/>
+      <w:lvlText w:val=""/>
+      <w:lvlJc w:val="left"/>
+      <w:pPr>
+        <w:ind w:left="5029" w:hanging="360"/>
+      </w:pPr>
+      <w:rPr>
+        <w:rFonts w:ascii="Wingdings" w:hAnsi="Wingdings" w:hint="default"/>
+      </w:rPr>
+    </w:lvl>
+    <w:lvl w:ilvl="6" w:tplc="240A0001" w:tentative="1">
+      <w:start w:val="1"/>
+      <w:numFmt w:val="bullet"/>
+      <w:lvlText w:val=""/>
+      <w:lvlJc w:val="left"/>
+      <w:pPr>
+        <w:ind w:left="5749" w:hanging="360"/>
+      </w:pPr>
+      <w:rPr>
+        <w:rFonts w:ascii="Symbol" w:hAnsi="Symbol" w:hint="default"/>
+      </w:rPr>
+    </w:lvl>
+    <w:lvl w:ilvl="7" w:tplc="240A0003" w:tentative="1">
+      <w:start w:val="1"/>
+      <w:numFmt w:val="bullet"/>
+      <w:lvlText w:val="o"/>
+      <w:lvlJc w:val="left"/>
+      <w:pPr>
+        <w:ind w:left="6469" w:hanging="360"/>
+      </w:pPr>
+      <w:rPr>
+        <w:rFonts w:ascii="Courier New" w:hAnsi="Courier New" w:cs="Courier New" w:hint="default"/>
+      </w:rPr>
+    </w:lvl>
+    <w:lvl w:ilvl="8" w:tplc="240A0005" w:tentative="1">
+      <w:start w:val="1"/>
+      <w:numFmt w:val="bullet"/>
+      <w:lvlText w:val=""/>
+      <w:lvlJc w:val="left"/>
+      <w:pPr>
+        <w:ind w:left="7189" w:hanging="360"/>
+      </w:pPr>
+      <w:rPr>
+        <w:rFonts w:ascii="Wingdings" w:hAnsi="Wingdings" w:hint="default"/>
+      </w:rPr>
+    </w:lvl>
+  </w:abstractNum>
+  <w:abstractNum w:abstractNumId="37" w15:restartNumberingAfterBreak="0">
+    <w:nsid w:val="71B918EB"/>
+    <w:multiLevelType w:val="hybridMultilevel"/>
+    <w:tmpl w:val="64B4B23C"/>
+    <w:lvl w:ilvl="0" w:tplc="240A0001">
+      <w:start w:val="1"/>
+      <w:numFmt w:val="bullet"/>
+      <w:lvlText w:val=""/>
+      <w:lvlJc w:val="left"/>
+      <w:pPr>
+        <w:ind w:left="2149" w:hanging="360"/>
+      </w:pPr>
+      <w:rPr>
+        <w:rFonts w:ascii="Symbol" w:hAnsi="Symbol" w:hint="default"/>
+      </w:rPr>
+    </w:lvl>
+    <w:lvl w:ilvl="1" w:tplc="240A0003" w:tentative="1">
+      <w:start w:val="1"/>
+      <w:numFmt w:val="bullet"/>
+      <w:lvlText w:val="o"/>
+      <w:lvlJc w:val="left"/>
+      <w:pPr>
+        <w:ind w:left="2869" w:hanging="360"/>
+      </w:pPr>
+      <w:rPr>
+        <w:rFonts w:ascii="Courier New" w:hAnsi="Courier New" w:cs="Courier New" w:hint="default"/>
+      </w:rPr>
+    </w:lvl>
+    <w:lvl w:ilvl="2" w:tplc="240A0005" w:tentative="1">
+      <w:start w:val="1"/>
+      <w:numFmt w:val="bullet"/>
+      <w:lvlText w:val=""/>
+      <w:lvlJc w:val="left"/>
+      <w:pPr>
+        <w:ind w:left="3589" w:hanging="360"/>
+      </w:pPr>
+      <w:rPr>
+        <w:rFonts w:ascii="Wingdings" w:hAnsi="Wingdings" w:hint="default"/>
+      </w:rPr>
+    </w:lvl>
+    <w:lvl w:ilvl="3" w:tplc="240A0001" w:tentative="1">
+      <w:start w:val="1"/>
+      <w:numFmt w:val="bullet"/>
+      <w:lvlText w:val=""/>
+      <w:lvlJc w:val="left"/>
+      <w:pPr>
+        <w:ind w:left="4309" w:hanging="360"/>
+      </w:pPr>
+      <w:rPr>
+        <w:rFonts w:ascii="Symbol" w:hAnsi="Symbol" w:hint="default"/>
+      </w:rPr>
+    </w:lvl>
+    <w:lvl w:ilvl="4" w:tplc="240A0003" w:tentative="1">
+      <w:start w:val="1"/>
+      <w:numFmt w:val="bullet"/>
+      <w:lvlText w:val="o"/>
+      <w:lvlJc w:val="left"/>
+      <w:pPr>
+        <w:ind w:left="5029" w:hanging="360"/>
+      </w:pPr>
+      <w:rPr>
+        <w:rFonts w:ascii="Courier New" w:hAnsi="Courier New" w:cs="Courier New" w:hint="default"/>
+      </w:rPr>
+    </w:lvl>
+    <w:lvl w:ilvl="5" w:tplc="240A0005" w:tentative="1">
+      <w:start w:val="1"/>
+      <w:numFmt w:val="bullet"/>
+      <w:lvlText w:val=""/>
+      <w:lvlJc w:val="left"/>
+      <w:pPr>
+        <w:ind w:left="5749" w:hanging="360"/>
+      </w:pPr>
+      <w:rPr>
+        <w:rFonts w:ascii="Wingdings" w:hAnsi="Wingdings" w:hint="default"/>
+      </w:rPr>
+    </w:lvl>
+    <w:lvl w:ilvl="6" w:tplc="240A0001" w:tentative="1">
+      <w:start w:val="1"/>
+      <w:numFmt w:val="bullet"/>
+      <w:lvlText w:val=""/>
+      <w:lvlJc w:val="left"/>
+      <w:pPr>
+        <w:ind w:left="6469" w:hanging="360"/>
+      </w:pPr>
+      <w:rPr>
+        <w:rFonts w:ascii="Symbol" w:hAnsi="Symbol" w:hint="default"/>
+      </w:rPr>
+    </w:lvl>
+    <w:lvl w:ilvl="7" w:tplc="240A0003" w:tentative="1">
+      <w:start w:val="1"/>
+      <w:numFmt w:val="bullet"/>
+      <w:lvlText w:val="o"/>
+      <w:lvlJc w:val="left"/>
+      <w:pPr>
+        <w:ind w:left="7189" w:hanging="360"/>
+      </w:pPr>
+      <w:rPr>
+        <w:rFonts w:ascii="Courier New" w:hAnsi="Courier New" w:cs="Courier New" w:hint="default"/>
+      </w:rPr>
+    </w:lvl>
+    <w:lvl w:ilvl="8" w:tplc="240A0005" w:tentative="1">
+      <w:start w:val="1"/>
+      <w:numFmt w:val="bullet"/>
+      <w:lvlText w:val=""/>
+      <w:lvlJc w:val="left"/>
+      <w:pPr>
+        <w:ind w:left="7909" w:hanging="360"/>
+      </w:pPr>
+      <w:rPr>
+        <w:rFonts w:ascii="Wingdings" w:hAnsi="Wingdings" w:hint="default"/>
+      </w:rPr>
+    </w:lvl>
+  </w:abstractNum>
+  <w:abstractNum w:abstractNumId="38" w15:restartNumberingAfterBreak="0">
     <w:nsid w:val="74861CD8"/>
     <w:multiLevelType w:val="hybridMultilevel"/>
     <w:tmpl w:val="9C1A07A0"/>
@@ -19343,7 +21371,7 @@
       </w:rPr>
     </w:lvl>
   </w:abstractNum>
-  <w:abstractNum w:abstractNumId="29" w15:restartNumberingAfterBreak="0">
+  <w:abstractNum w:abstractNumId="39" w15:restartNumberingAfterBreak="0">
     <w:nsid w:val="7491303C"/>
     <w:multiLevelType w:val="hybridMultilevel"/>
     <w:tmpl w:val="5016BBF4"/>
@@ -19456,7 +21484,7 @@
       </w:rPr>
     </w:lvl>
   </w:abstractNum>
-  <w:abstractNum w:abstractNumId="30" w15:restartNumberingAfterBreak="0">
+  <w:abstractNum w:abstractNumId="40" w15:restartNumberingAfterBreak="0">
     <w:nsid w:val="779C7A3F"/>
     <w:multiLevelType w:val="hybridMultilevel"/>
     <w:tmpl w:val="094C0FEA"/>
@@ -19569,7 +21597,7 @@
       </w:rPr>
     </w:lvl>
   </w:abstractNum>
-  <w:abstractNum w:abstractNumId="31" w15:restartNumberingAfterBreak="0">
+  <w:abstractNum w:abstractNumId="41" w15:restartNumberingAfterBreak="0">
     <w:nsid w:val="7ACD605F"/>
     <w:multiLevelType w:val="hybridMultilevel"/>
     <w:tmpl w:val="B1324E8C"/>
@@ -19583,6 +21611,345 @@
       </w:pPr>
       <w:rPr>
         <w:rFonts w:ascii="Wingdings" w:hAnsi="Wingdings" w:hint="default"/>
+      </w:rPr>
+    </w:lvl>
+    <w:lvl w:ilvl="1" w:tplc="240A0003" w:tentative="1">
+      <w:start w:val="1"/>
+      <w:numFmt w:val="bullet"/>
+      <w:lvlText w:val="o"/>
+      <w:lvlJc w:val="left"/>
+      <w:pPr>
+        <w:ind w:left="2149" w:hanging="360"/>
+      </w:pPr>
+      <w:rPr>
+        <w:rFonts w:ascii="Courier New" w:hAnsi="Courier New" w:cs="Courier New" w:hint="default"/>
+      </w:rPr>
+    </w:lvl>
+    <w:lvl w:ilvl="2" w:tplc="240A0005" w:tentative="1">
+      <w:start w:val="1"/>
+      <w:numFmt w:val="bullet"/>
+      <w:lvlText w:val=""/>
+      <w:lvlJc w:val="left"/>
+      <w:pPr>
+        <w:ind w:left="2869" w:hanging="360"/>
+      </w:pPr>
+      <w:rPr>
+        <w:rFonts w:ascii="Wingdings" w:hAnsi="Wingdings" w:hint="default"/>
+      </w:rPr>
+    </w:lvl>
+    <w:lvl w:ilvl="3" w:tplc="240A0001" w:tentative="1">
+      <w:start w:val="1"/>
+      <w:numFmt w:val="bullet"/>
+      <w:lvlText w:val=""/>
+      <w:lvlJc w:val="left"/>
+      <w:pPr>
+        <w:ind w:left="3589" w:hanging="360"/>
+      </w:pPr>
+      <w:rPr>
+        <w:rFonts w:ascii="Symbol" w:hAnsi="Symbol" w:hint="default"/>
+      </w:rPr>
+    </w:lvl>
+    <w:lvl w:ilvl="4" w:tplc="240A0003" w:tentative="1">
+      <w:start w:val="1"/>
+      <w:numFmt w:val="bullet"/>
+      <w:lvlText w:val="o"/>
+      <w:lvlJc w:val="left"/>
+      <w:pPr>
+        <w:ind w:left="4309" w:hanging="360"/>
+      </w:pPr>
+      <w:rPr>
+        <w:rFonts w:ascii="Courier New" w:hAnsi="Courier New" w:cs="Courier New" w:hint="default"/>
+      </w:rPr>
+    </w:lvl>
+    <w:lvl w:ilvl="5" w:tplc="240A0005" w:tentative="1">
+      <w:start w:val="1"/>
+      <w:numFmt w:val="bullet"/>
+      <w:lvlText w:val=""/>
+      <w:lvlJc w:val="left"/>
+      <w:pPr>
+        <w:ind w:left="5029" w:hanging="360"/>
+      </w:pPr>
+      <w:rPr>
+        <w:rFonts w:ascii="Wingdings" w:hAnsi="Wingdings" w:hint="default"/>
+      </w:rPr>
+    </w:lvl>
+    <w:lvl w:ilvl="6" w:tplc="240A0001" w:tentative="1">
+      <w:start w:val="1"/>
+      <w:numFmt w:val="bullet"/>
+      <w:lvlText w:val=""/>
+      <w:lvlJc w:val="left"/>
+      <w:pPr>
+        <w:ind w:left="5749" w:hanging="360"/>
+      </w:pPr>
+      <w:rPr>
+        <w:rFonts w:ascii="Symbol" w:hAnsi="Symbol" w:hint="default"/>
+      </w:rPr>
+    </w:lvl>
+    <w:lvl w:ilvl="7" w:tplc="240A0003" w:tentative="1">
+      <w:start w:val="1"/>
+      <w:numFmt w:val="bullet"/>
+      <w:lvlText w:val="o"/>
+      <w:lvlJc w:val="left"/>
+      <w:pPr>
+        <w:ind w:left="6469" w:hanging="360"/>
+      </w:pPr>
+      <w:rPr>
+        <w:rFonts w:ascii="Courier New" w:hAnsi="Courier New" w:cs="Courier New" w:hint="default"/>
+      </w:rPr>
+    </w:lvl>
+    <w:lvl w:ilvl="8" w:tplc="240A0005" w:tentative="1">
+      <w:start w:val="1"/>
+      <w:numFmt w:val="bullet"/>
+      <w:lvlText w:val=""/>
+      <w:lvlJc w:val="left"/>
+      <w:pPr>
+        <w:ind w:left="7189" w:hanging="360"/>
+      </w:pPr>
+      <w:rPr>
+        <w:rFonts w:ascii="Wingdings" w:hAnsi="Wingdings" w:hint="default"/>
+      </w:rPr>
+    </w:lvl>
+  </w:abstractNum>
+  <w:abstractNum w:abstractNumId="42" w15:restartNumberingAfterBreak="0">
+    <w:nsid w:val="7C952D20"/>
+    <w:multiLevelType w:val="hybridMultilevel"/>
+    <w:tmpl w:val="1D9AFBF2"/>
+    <w:lvl w:ilvl="0" w:tplc="240A0001">
+      <w:start w:val="1"/>
+      <w:numFmt w:val="bullet"/>
+      <w:lvlText w:val=""/>
+      <w:lvlJc w:val="left"/>
+      <w:pPr>
+        <w:ind w:left="1429" w:hanging="360"/>
+      </w:pPr>
+      <w:rPr>
+        <w:rFonts w:ascii="Symbol" w:hAnsi="Symbol" w:hint="default"/>
+      </w:rPr>
+    </w:lvl>
+    <w:lvl w:ilvl="1" w:tplc="240A0003" w:tentative="1">
+      <w:start w:val="1"/>
+      <w:numFmt w:val="bullet"/>
+      <w:lvlText w:val="o"/>
+      <w:lvlJc w:val="left"/>
+      <w:pPr>
+        <w:ind w:left="2149" w:hanging="360"/>
+      </w:pPr>
+      <w:rPr>
+        <w:rFonts w:ascii="Courier New" w:hAnsi="Courier New" w:cs="Courier New" w:hint="default"/>
+      </w:rPr>
+    </w:lvl>
+    <w:lvl w:ilvl="2" w:tplc="240A0005" w:tentative="1">
+      <w:start w:val="1"/>
+      <w:numFmt w:val="bullet"/>
+      <w:lvlText w:val=""/>
+      <w:lvlJc w:val="left"/>
+      <w:pPr>
+        <w:ind w:left="2869" w:hanging="360"/>
+      </w:pPr>
+      <w:rPr>
+        <w:rFonts w:ascii="Wingdings" w:hAnsi="Wingdings" w:hint="default"/>
+      </w:rPr>
+    </w:lvl>
+    <w:lvl w:ilvl="3" w:tplc="240A0001" w:tentative="1">
+      <w:start w:val="1"/>
+      <w:numFmt w:val="bullet"/>
+      <w:lvlText w:val=""/>
+      <w:lvlJc w:val="left"/>
+      <w:pPr>
+        <w:ind w:left="3589" w:hanging="360"/>
+      </w:pPr>
+      <w:rPr>
+        <w:rFonts w:ascii="Symbol" w:hAnsi="Symbol" w:hint="default"/>
+      </w:rPr>
+    </w:lvl>
+    <w:lvl w:ilvl="4" w:tplc="240A0003" w:tentative="1">
+      <w:start w:val="1"/>
+      <w:numFmt w:val="bullet"/>
+      <w:lvlText w:val="o"/>
+      <w:lvlJc w:val="left"/>
+      <w:pPr>
+        <w:ind w:left="4309" w:hanging="360"/>
+      </w:pPr>
+      <w:rPr>
+        <w:rFonts w:ascii="Courier New" w:hAnsi="Courier New" w:cs="Courier New" w:hint="default"/>
+      </w:rPr>
+    </w:lvl>
+    <w:lvl w:ilvl="5" w:tplc="240A0005" w:tentative="1">
+      <w:start w:val="1"/>
+      <w:numFmt w:val="bullet"/>
+      <w:lvlText w:val=""/>
+      <w:lvlJc w:val="left"/>
+      <w:pPr>
+        <w:ind w:left="5029" w:hanging="360"/>
+      </w:pPr>
+      <w:rPr>
+        <w:rFonts w:ascii="Wingdings" w:hAnsi="Wingdings" w:hint="default"/>
+      </w:rPr>
+    </w:lvl>
+    <w:lvl w:ilvl="6" w:tplc="240A0001" w:tentative="1">
+      <w:start w:val="1"/>
+      <w:numFmt w:val="bullet"/>
+      <w:lvlText w:val=""/>
+      <w:lvlJc w:val="left"/>
+      <w:pPr>
+        <w:ind w:left="5749" w:hanging="360"/>
+      </w:pPr>
+      <w:rPr>
+        <w:rFonts w:ascii="Symbol" w:hAnsi="Symbol" w:hint="default"/>
+      </w:rPr>
+    </w:lvl>
+    <w:lvl w:ilvl="7" w:tplc="240A0003" w:tentative="1">
+      <w:start w:val="1"/>
+      <w:numFmt w:val="bullet"/>
+      <w:lvlText w:val="o"/>
+      <w:lvlJc w:val="left"/>
+      <w:pPr>
+        <w:ind w:left="6469" w:hanging="360"/>
+      </w:pPr>
+      <w:rPr>
+        <w:rFonts w:ascii="Courier New" w:hAnsi="Courier New" w:cs="Courier New" w:hint="default"/>
+      </w:rPr>
+    </w:lvl>
+    <w:lvl w:ilvl="8" w:tplc="240A0005" w:tentative="1">
+      <w:start w:val="1"/>
+      <w:numFmt w:val="bullet"/>
+      <w:lvlText w:val=""/>
+      <w:lvlJc w:val="left"/>
+      <w:pPr>
+        <w:ind w:left="7189" w:hanging="360"/>
+      </w:pPr>
+      <w:rPr>
+        <w:rFonts w:ascii="Wingdings" w:hAnsi="Wingdings" w:hint="default"/>
+      </w:rPr>
+    </w:lvl>
+  </w:abstractNum>
+  <w:abstractNum w:abstractNumId="43" w15:restartNumberingAfterBreak="0">
+    <w:nsid w:val="7EFB2C99"/>
+    <w:multiLevelType w:val="hybridMultilevel"/>
+    <w:tmpl w:val="263AEBDA"/>
+    <w:lvl w:ilvl="0" w:tplc="240A0003">
+      <w:start w:val="1"/>
+      <w:numFmt w:val="bullet"/>
+      <w:lvlText w:val="o"/>
+      <w:lvlJc w:val="left"/>
+      <w:pPr>
+        <w:ind w:left="1429" w:hanging="360"/>
+      </w:pPr>
+      <w:rPr>
+        <w:rFonts w:ascii="Courier New" w:hAnsi="Courier New" w:cs="Courier New" w:hint="default"/>
+      </w:rPr>
+    </w:lvl>
+    <w:lvl w:ilvl="1" w:tplc="240A0003" w:tentative="1">
+      <w:start w:val="1"/>
+      <w:numFmt w:val="bullet"/>
+      <w:lvlText w:val="o"/>
+      <w:lvlJc w:val="left"/>
+      <w:pPr>
+        <w:ind w:left="2149" w:hanging="360"/>
+      </w:pPr>
+      <w:rPr>
+        <w:rFonts w:ascii="Courier New" w:hAnsi="Courier New" w:cs="Courier New" w:hint="default"/>
+      </w:rPr>
+    </w:lvl>
+    <w:lvl w:ilvl="2" w:tplc="240A0005" w:tentative="1">
+      <w:start w:val="1"/>
+      <w:numFmt w:val="bullet"/>
+      <w:lvlText w:val=""/>
+      <w:lvlJc w:val="left"/>
+      <w:pPr>
+        <w:ind w:left="2869" w:hanging="360"/>
+      </w:pPr>
+      <w:rPr>
+        <w:rFonts w:ascii="Wingdings" w:hAnsi="Wingdings" w:hint="default"/>
+      </w:rPr>
+    </w:lvl>
+    <w:lvl w:ilvl="3" w:tplc="240A0001" w:tentative="1">
+      <w:start w:val="1"/>
+      <w:numFmt w:val="bullet"/>
+      <w:lvlText w:val=""/>
+      <w:lvlJc w:val="left"/>
+      <w:pPr>
+        <w:ind w:left="3589" w:hanging="360"/>
+      </w:pPr>
+      <w:rPr>
+        <w:rFonts w:ascii="Symbol" w:hAnsi="Symbol" w:hint="default"/>
+      </w:rPr>
+    </w:lvl>
+    <w:lvl w:ilvl="4" w:tplc="240A0003" w:tentative="1">
+      <w:start w:val="1"/>
+      <w:numFmt w:val="bullet"/>
+      <w:lvlText w:val="o"/>
+      <w:lvlJc w:val="left"/>
+      <w:pPr>
+        <w:ind w:left="4309" w:hanging="360"/>
+      </w:pPr>
+      <w:rPr>
+        <w:rFonts w:ascii="Courier New" w:hAnsi="Courier New" w:cs="Courier New" w:hint="default"/>
+      </w:rPr>
+    </w:lvl>
+    <w:lvl w:ilvl="5" w:tplc="240A0005" w:tentative="1">
+      <w:start w:val="1"/>
+      <w:numFmt w:val="bullet"/>
+      <w:lvlText w:val=""/>
+      <w:lvlJc w:val="left"/>
+      <w:pPr>
+        <w:ind w:left="5029" w:hanging="360"/>
+      </w:pPr>
+      <w:rPr>
+        <w:rFonts w:ascii="Wingdings" w:hAnsi="Wingdings" w:hint="default"/>
+      </w:rPr>
+    </w:lvl>
+    <w:lvl w:ilvl="6" w:tplc="240A0001" w:tentative="1">
+      <w:start w:val="1"/>
+      <w:numFmt w:val="bullet"/>
+      <w:lvlText w:val=""/>
+      <w:lvlJc w:val="left"/>
+      <w:pPr>
+        <w:ind w:left="5749" w:hanging="360"/>
+      </w:pPr>
+      <w:rPr>
+        <w:rFonts w:ascii="Symbol" w:hAnsi="Symbol" w:hint="default"/>
+      </w:rPr>
+    </w:lvl>
+    <w:lvl w:ilvl="7" w:tplc="240A0003" w:tentative="1">
+      <w:start w:val="1"/>
+      <w:numFmt w:val="bullet"/>
+      <w:lvlText w:val="o"/>
+      <w:lvlJc w:val="left"/>
+      <w:pPr>
+        <w:ind w:left="6469" w:hanging="360"/>
+      </w:pPr>
+      <w:rPr>
+        <w:rFonts w:ascii="Courier New" w:hAnsi="Courier New" w:cs="Courier New" w:hint="default"/>
+      </w:rPr>
+    </w:lvl>
+    <w:lvl w:ilvl="8" w:tplc="240A0005" w:tentative="1">
+      <w:start w:val="1"/>
+      <w:numFmt w:val="bullet"/>
+      <w:lvlText w:val=""/>
+      <w:lvlJc w:val="left"/>
+      <w:pPr>
+        <w:ind w:left="7189" w:hanging="360"/>
+      </w:pPr>
+      <w:rPr>
+        <w:rFonts w:ascii="Wingdings" w:hAnsi="Wingdings" w:hint="default"/>
+      </w:rPr>
+    </w:lvl>
+  </w:abstractNum>
+  <w:abstractNum w:abstractNumId="44" w15:restartNumberingAfterBreak="0">
+    <w:nsid w:val="7F680B7F"/>
+    <w:multiLevelType w:val="hybridMultilevel"/>
+    <w:tmpl w:val="2CC295E8"/>
+    <w:lvl w:ilvl="0" w:tplc="240A0001">
+      <w:start w:val="1"/>
+      <w:numFmt w:val="bullet"/>
+      <w:lvlText w:val=""/>
+      <w:lvlJc w:val="left"/>
+      <w:pPr>
+        <w:ind w:left="1429" w:hanging="360"/>
+      </w:pPr>
+      <w:rPr>
+        <w:rFonts w:ascii="Symbol" w:hAnsi="Symbol" w:hint="default"/>
       </w:rPr>
     </w:lvl>
     <w:lvl w:ilvl="1" w:tplc="240A0003" w:tentative="1">
@@ -19686,97 +22053,136 @@
     <w:abstractNumId w:val="0"/>
   </w:num>
   <w:num w:numId="2">
-    <w:abstractNumId w:val="7"/>
+    <w:abstractNumId w:val="9"/>
   </w:num>
   <w:num w:numId="3">
-    <w:abstractNumId w:val="16"/>
+    <w:abstractNumId w:val="22"/>
   </w:num>
   <w:num w:numId="4">
+    <w:abstractNumId w:val="15"/>
+  </w:num>
+  <w:num w:numId="5">
+    <w:abstractNumId w:val="26"/>
+  </w:num>
+  <w:num w:numId="6">
+    <w:abstractNumId w:val="20"/>
+  </w:num>
+  <w:num w:numId="7">
+    <w:abstractNumId w:val="38"/>
+  </w:num>
+  <w:num w:numId="8">
+    <w:abstractNumId w:val="6"/>
+  </w:num>
+  <w:num w:numId="9">
+    <w:abstractNumId w:val="34"/>
+  </w:num>
+  <w:num w:numId="10">
     <w:abstractNumId w:val="12"/>
   </w:num>
-  <w:num w:numId="5">
-    <w:abstractNumId w:val="19"/>
-  </w:num>
-  <w:num w:numId="6">
-    <w:abstractNumId w:val="15"/>
-  </w:num>
-  <w:num w:numId="7">
-    <w:abstractNumId w:val="28"/>
-  </w:num>
-  <w:num w:numId="8">
-    <w:abstractNumId w:val="5"/>
-  </w:num>
-  <w:num w:numId="9">
-    <w:abstractNumId w:val="26"/>
-  </w:num>
-  <w:num w:numId="10">
-    <w:abstractNumId w:val="9"/>
-  </w:num>
   <w:num w:numId="11">
-    <w:abstractNumId w:val="31"/>
+    <w:abstractNumId w:val="41"/>
   </w:num>
   <w:num w:numId="12">
-    <w:abstractNumId w:val="18"/>
+    <w:abstractNumId w:val="25"/>
   </w:num>
   <w:num w:numId="13">
-    <w:abstractNumId w:val="4"/>
+    <w:abstractNumId w:val="5"/>
   </w:num>
   <w:num w:numId="14">
     <w:abstractNumId w:val="3"/>
   </w:num>
   <w:num w:numId="15">
-    <w:abstractNumId w:val="13"/>
+    <w:abstractNumId w:val="16"/>
   </w:num>
   <w:num w:numId="16">
+    <w:abstractNumId w:val="35"/>
+  </w:num>
+  <w:num w:numId="17">
+    <w:abstractNumId w:val="19"/>
+  </w:num>
+  <w:num w:numId="18">
+    <w:abstractNumId w:val="33"/>
+  </w:num>
+  <w:num w:numId="19">
+    <w:abstractNumId w:val="7"/>
+  </w:num>
+  <w:num w:numId="20">
+    <w:abstractNumId w:val="31"/>
+  </w:num>
+  <w:num w:numId="21">
     <w:abstractNumId w:val="27"/>
   </w:num>
-  <w:num w:numId="17">
-    <w:abstractNumId w:val="14"/>
-  </w:num>
-  <w:num w:numId="18">
-    <w:abstractNumId w:val="25"/>
-  </w:num>
-  <w:num w:numId="19">
-    <w:abstractNumId w:val="6"/>
-  </w:num>
-  <w:num w:numId="20">
-    <w:abstractNumId w:val="24"/>
-  </w:num>
-  <w:num w:numId="21">
-    <w:abstractNumId w:val="20"/>
-  </w:num>
   <w:num w:numId="22">
-    <w:abstractNumId w:val="23"/>
+    <w:abstractNumId w:val="30"/>
   </w:num>
   <w:num w:numId="23">
-    <w:abstractNumId w:val="8"/>
+    <w:abstractNumId w:val="10"/>
   </w:num>
   <w:num w:numId="24">
     <w:abstractNumId w:val="1"/>
   </w:num>
   <w:num w:numId="25">
-    <w:abstractNumId w:val="22"/>
+    <w:abstractNumId w:val="29"/>
   </w:num>
   <w:num w:numId="26">
-    <w:abstractNumId w:val="10"/>
+    <w:abstractNumId w:val="13"/>
   </w:num>
   <w:num w:numId="27">
-    <w:abstractNumId w:val="29"/>
+    <w:abstractNumId w:val="39"/>
   </w:num>
   <w:num w:numId="28">
     <w:abstractNumId w:val="2"/>
   </w:num>
   <w:num w:numId="29">
+    <w:abstractNumId w:val="14"/>
+  </w:num>
+  <w:num w:numId="30">
+    <w:abstractNumId w:val="28"/>
+  </w:num>
+  <w:num w:numId="31">
+    <w:abstractNumId w:val="24"/>
+  </w:num>
+  <w:num w:numId="32">
+    <w:abstractNumId w:val="40"/>
+  </w:num>
+  <w:num w:numId="33">
+    <w:abstractNumId w:val="4"/>
+  </w:num>
+  <w:num w:numId="34">
+    <w:abstractNumId w:val="21"/>
+  </w:num>
+  <w:num w:numId="35">
+    <w:abstractNumId w:val="43"/>
+  </w:num>
+  <w:num w:numId="36">
+    <w:abstractNumId w:val="44"/>
+  </w:num>
+  <w:num w:numId="37">
+    <w:abstractNumId w:val="18"/>
+  </w:num>
+  <w:num w:numId="38">
+    <w:abstractNumId w:val="17"/>
+  </w:num>
+  <w:num w:numId="39">
+    <w:abstractNumId w:val="32"/>
+  </w:num>
+  <w:num w:numId="40">
+    <w:abstractNumId w:val="8"/>
+  </w:num>
+  <w:num w:numId="41">
     <w:abstractNumId w:val="11"/>
   </w:num>
-  <w:num w:numId="30">
-    <w:abstractNumId w:val="21"/>
+  <w:num w:numId="42">
+    <w:abstractNumId w:val="37"/>
   </w:num>
-  <w:num w:numId="31">
-    <w:abstractNumId w:val="17"/>
+  <w:num w:numId="43">
+    <w:abstractNumId w:val="23"/>
   </w:num>
-  <w:num w:numId="32">
-    <w:abstractNumId w:val="30"/>
+  <w:num w:numId="44">
+    <w:abstractNumId w:val="42"/>
+  </w:num>
+  <w:num w:numId="45">
+    <w:abstractNumId w:val="36"/>
   </w:num>
   <w:numIdMacAtCleanup w:val="23"/>
 </w:numbering>
@@ -21528,21 +23934,15 @@
 </file>
 
 <file path=customXml/item1.xml><?xml version="1.0" encoding="utf-8"?>
-<p:properties xmlns:p="http://schemas.microsoft.com/office/2006/metadata/properties" xmlns:xsi="http://www.w3.org/2001/XMLSchema-instance" xmlns:pc="http://schemas.microsoft.com/office/infopath/2007/PartnerControls">
-  <documentManagement>
-    <TaxCatchAll xmlns="67a0edcd-0de5-43ed-8c27-e32f38a00c91" xsi:nil="true"/>
-    <lcf76f155ced4ddcb4097134ff3c332f xmlns="42760c81-fd8e-4d59-8953-7cdb9f38b14f">
-      <Terms xmlns="http://schemas.microsoft.com/office/infopath/2007/PartnerControls"/>
-    </lcf76f155ced4ddcb4097134ff3c332f>
-  </documentManagement>
-</p:properties>
+<?mso-contentType ?>
+<FormTemplates xmlns="http://schemas.microsoft.com/sharepoint/v3/contenttype/forms">
+  <Display>DocumentLibraryForm</Display>
+  <Edit>DocumentLibraryForm</Edit>
+  <New>DocumentLibraryForm</New>
+</FormTemplates>
 </file>
 
 <file path=customXml/item2.xml><?xml version="1.0" encoding="utf-8"?>
-<b:Sources xmlns:b="http://schemas.openxmlformats.org/officeDocument/2006/bibliography" xmlns="http://schemas.openxmlformats.org/officeDocument/2006/bibliography" SelectedStyle="\APASixthEditionOfficeOnline.xsl" StyleName="APA" Version="6"/>
-</file>
-
-<file path=customXml/item3.xml><?xml version="1.0" encoding="utf-8"?>
 <ct:contentTypeSchema xmlns:ct="http://schemas.microsoft.com/office/2006/metadata/contentType" xmlns:ma="http://schemas.microsoft.com/office/2006/metadata/properties/metaAttributes" ct:_="" ma:_="" ma:contentTypeName="Documento" ma:contentTypeID="0x01010005252A1EF3BD024F856B47B579AB5244" ma:contentTypeVersion="12" ma:contentTypeDescription="Crear nuevo documento." ma:contentTypeScope="" ma:versionID="32d0e18b85ac20c34eab62df21c0cf58">
   <xsd:schema xmlns:xsd="http://www.w3.org/2001/XMLSchema" xmlns:xs="http://www.w3.org/2001/XMLSchema" xmlns:p="http://schemas.microsoft.com/office/2006/metadata/properties" xmlns:ns2="42760c81-fd8e-4d59-8953-7cdb9f38b14f" xmlns:ns3="67a0edcd-0de5-43ed-8c27-e32f38a00c91" targetNamespace="http://schemas.microsoft.com/office/2006/metadata/properties" ma:root="true" ma:fieldsID="cc2c149e99f10870fd5bc3964e5386d3" ns2:_="" ns3:_="">
     <xsd:import namespace="42760c81-fd8e-4d59-8953-7cdb9f38b14f"/>
@@ -21743,35 +24143,30 @@
 </ct:contentTypeSchema>
 </file>
 
+<file path=customXml/item3.xml><?xml version="1.0" encoding="utf-8"?>
+<b:Sources xmlns:b="http://schemas.openxmlformats.org/officeDocument/2006/bibliography" xmlns="http://schemas.openxmlformats.org/officeDocument/2006/bibliography" SelectedStyle="\APASixthEditionOfficeOnline.xsl" StyleName="APA" Version="6"/>
+</file>
+
 <file path=customXml/item4.xml><?xml version="1.0" encoding="utf-8"?>
-<?mso-contentType ?>
-<FormTemplates xmlns="http://schemas.microsoft.com/sharepoint/v3/contenttype/forms">
-  <Display>DocumentLibraryForm</Display>
-  <Edit>DocumentLibraryForm</Edit>
-  <New>DocumentLibraryForm</New>
-</FormTemplates>
+<p:properties xmlns:p="http://schemas.microsoft.com/office/2006/metadata/properties" xmlns:xsi="http://www.w3.org/2001/XMLSchema-instance" xmlns:pc="http://schemas.microsoft.com/office/infopath/2007/PartnerControls">
+  <documentManagement>
+    <TaxCatchAll xmlns="67a0edcd-0de5-43ed-8c27-e32f38a00c91" xsi:nil="true"/>
+    <lcf76f155ced4ddcb4097134ff3c332f xmlns="42760c81-fd8e-4d59-8953-7cdb9f38b14f">
+      <Terms xmlns="http://schemas.microsoft.com/office/infopath/2007/PartnerControls"/>
+    </lcf76f155ced4ddcb4097134ff3c332f>
+  </documentManagement>
+</p:properties>
 </file>
 
 <file path=customXml/itemProps1.xml><?xml version="1.0" encoding="utf-8"?>
-<ds:datastoreItem xmlns:ds="http://schemas.openxmlformats.org/officeDocument/2006/customXml" ds:itemID="{1145D752-ACC1-45E1-AB53-0C756F67FC7F}">
+<ds:datastoreItem xmlns:ds="http://schemas.openxmlformats.org/officeDocument/2006/customXml" ds:itemID="{81CBDEC1-3B00-44ED-AD36-0268077980BA}">
   <ds:schemaRefs>
-    <ds:schemaRef ds:uri="http://schemas.microsoft.com/office/2006/metadata/properties"/>
-    <ds:schemaRef ds:uri="http://schemas.microsoft.com/office/infopath/2007/PartnerControls"/>
-    <ds:schemaRef ds:uri="67a0edcd-0de5-43ed-8c27-e32f38a00c91"/>
-    <ds:schemaRef ds:uri="42760c81-fd8e-4d59-8953-7cdb9f38b14f"/>
+    <ds:schemaRef ds:uri="http://schemas.microsoft.com/sharepoint/v3/contenttype/forms"/>
   </ds:schemaRefs>
 </ds:datastoreItem>
 </file>
 
 <file path=customXml/itemProps2.xml><?xml version="1.0" encoding="utf-8"?>
-<ds:datastoreItem xmlns:ds="http://schemas.openxmlformats.org/officeDocument/2006/customXml" ds:itemID="{E8AB44A3-7C62-4BD2-82ED-8ABC209970FA}">
-  <ds:schemaRefs>
-    <ds:schemaRef ds:uri="http://schemas.openxmlformats.org/officeDocument/2006/bibliography"/>
-  </ds:schemaRefs>
-</ds:datastoreItem>
-</file>
-
-<file path=customXml/itemProps3.xml><?xml version="1.0" encoding="utf-8"?>
 <ds:datastoreItem xmlns:ds="http://schemas.openxmlformats.org/officeDocument/2006/customXml" ds:itemID="{D631B5F6-759A-4349-80C9-DBD699C217E2}">
   <ds:schemaRefs>
     <ds:schemaRef ds:uri="http://schemas.microsoft.com/office/2006/metadata/contentType"/>
@@ -21790,10 +24185,21 @@
 </ds:datastoreItem>
 </file>
 
+<file path=customXml/itemProps3.xml><?xml version="1.0" encoding="utf-8"?>
+<ds:datastoreItem xmlns:ds="http://schemas.openxmlformats.org/officeDocument/2006/customXml" ds:itemID="{E8AB44A3-7C62-4BD2-82ED-8ABC209970FA}">
+  <ds:schemaRefs>
+    <ds:schemaRef ds:uri="http://schemas.openxmlformats.org/officeDocument/2006/bibliography"/>
+  </ds:schemaRefs>
+</ds:datastoreItem>
+</file>
+
 <file path=customXml/itemProps4.xml><?xml version="1.0" encoding="utf-8"?>
-<ds:datastoreItem xmlns:ds="http://schemas.openxmlformats.org/officeDocument/2006/customXml" ds:itemID="{81CBDEC1-3B00-44ED-AD36-0268077980BA}">
+<ds:datastoreItem xmlns:ds="http://schemas.openxmlformats.org/officeDocument/2006/customXml" ds:itemID="{1145D752-ACC1-45E1-AB53-0C756F67FC7F}">
   <ds:schemaRefs>
-    <ds:schemaRef ds:uri="http://schemas.microsoft.com/sharepoint/v3/contenttype/forms"/>
+    <ds:schemaRef ds:uri="http://schemas.microsoft.com/office/2006/metadata/properties"/>
+    <ds:schemaRef ds:uri="http://schemas.microsoft.com/office/infopath/2007/PartnerControls"/>
+    <ds:schemaRef ds:uri="67a0edcd-0de5-43ed-8c27-e32f38a00c91"/>
+    <ds:schemaRef ds:uri="42760c81-fd8e-4d59-8953-7cdb9f38b14f"/>
   </ds:schemaRefs>
 </ds:datastoreItem>
 </file>